--- a/Final_Project_Report_Format.docx
+++ b/Final_Project_Report_Format.docx
@@ -3132,23 +3132,128 @@
     </w:p>
     <w:p>
       <w:pPr>
-        <w:pStyle w:val="747"/>
-        <w:pBdr/>
-        <w:spacing/>
-        <w:ind/>
-        <w:rPr>
-          <w:rFonts w:ascii="Times New Roman" w:hAnsi="Times New Roman"/>
+        <w:pBdr>
+          <w:top w:val="none" w:color="000000" w:sz="4" w:space="0"/>
+          <w:left w:val="none" w:color="000000" w:sz="4" w:space="0"/>
+          <w:bottom w:val="none" w:color="000000" w:sz="4" w:space="0"/>
+          <w:right w:val="none" w:color="000000" w:sz="4" w:space="0"/>
+        </w:pBdr>
+        <w:spacing/>
+        <w:ind w:right="0" w:firstLine="0" w:left="0"/>
+        <w:rPr>
+          <w:rFonts w:ascii="Times New Roman" w:hAnsi="Times New Roman" w:eastAsia="Times New Roman" w:cs="Times New Roman"/>
           <w:sz w:val="24"/>
           <w:szCs w:val="24"/>
         </w:rPr>
       </w:pPr>
       <w:r>
         <w:rPr>
+          <w:highlight w:val="none"/>
+        </w:rPr>
+      </w:r>
+      <w:r>
+        <w:rPr>
+          <w:highlight w:val="none"/>
+        </w:rPr>
+      </w:r>
+      <w:r>
+        <w:rPr>
+          <w:highlight w:val="none"/>
+        </w:rPr>
+      </w:r>
+    </w:p>
+    <w:p>
+      <w:pPr>
+        <w:pBdr>
+          <w:top w:val="none" w:color="000000" w:sz="4" w:space="0"/>
+          <w:left w:val="none" w:color="000000" w:sz="4" w:space="0"/>
+          <w:bottom w:val="none" w:color="000000" w:sz="4" w:space="0"/>
+          <w:right w:val="none" w:color="000000" w:sz="4" w:space="0"/>
+        </w:pBdr>
+        <w:spacing/>
+        <w:ind w:right="0" w:firstLine="0" w:left="0"/>
+        <w:rPr>
+          <w:highlight w:val="none"/>
+        </w:rPr>
+      </w:pPr>
+      <w:r>
+        <w:t xml:space="preserve">The Bumblebee project represents a compact x86_64 architecture research operating system designed to bridge the gap between minimal hobbyist kernels and the often-opaque architectures of production-grade software. By prioritizing traceability and explainability, Bumble</w:t>
+      </w:r>
+      <w:r>
+        <w:t xml:space="preserve">bee serves as a transparent laboratory for studying how low-level system software interacts with hardware and manages execution states. The system transitions from a BIOS-compatible boot sequence into a 64-bit long-mode environment, establishing a monolith</w:t>
+      </w:r>
+      <w:r>
+        <w:t xml:space="preserve">ic kernel that manages memory, interrupts, and a cooperative scheduler. Rather than treating the kernel as a "black box," Bumblebee is structured to allow researchers and students to follow a clear, documented path from the initial boot sector to complex u</w:t>
+      </w:r>
+      <w:r>
+        <w:t xml:space="preserve">ser-mode transitions.</w:t>
+      </w:r>
+      <w:r/>
+    </w:p>
+    <w:p>
+      <w:pPr>
+        <w:pBdr>
+          <w:top w:val="none" w:color="000000" w:sz="4" w:space="0"/>
+          <w:left w:val="none" w:color="000000" w:sz="4" w:space="0"/>
+          <w:bottom w:val="none" w:color="000000" w:sz="4" w:space="0"/>
+          <w:right w:val="none" w:color="000000" w:sz="4" w:space="0"/>
+        </w:pBdr>
+        <w:spacing/>
+        <w:ind w:right="0" w:firstLine="0" w:left="0"/>
+        <w:rPr/>
+      </w:pPr>
+      <w:r>
+        <w:t xml:space="preserve">A defining characteristic of Bumblebee is its aggressive extension of the "</w:t>
+      </w:r>
+      <w:r>
+        <w:rPr>
+          <w:b/>
+          <w:bCs/>
+        </w:rPr>
+        <w:t xml:space="preserve">everything is a file</w:t>
+      </w:r>
+      <w:r>
+        <w:t xml:space="preserve">" philosophy. This is most visible in its networking architecture, where the /net namespace models packet operations, loopback controls, and statistics as standa</w:t>
+      </w:r>
+      <w:r>
+        <w:t xml:space="preserve">rd file-path interactions. This design allows for network exploration through simple shell commands and descriptor-style APIs, making the subsystem inherently inspectable. Complementing this is a trace-oriented design that captures kernel-level events such</w:t>
+      </w:r>
+      <w:r>
+        <w:t xml:space="preserve"> as scheduler activity and interrupt delivery. By recording these events for later inspection, Bumblebee transforms the operating system from a passive runtime into an active observation platform, ideal for debugging nondeterministic behaviors and conducti</w:t>
+      </w:r>
+      <w:r>
+        <w:t xml:space="preserve">ng replay-oriented research.</w:t>
+      </w:r>
+      <w:r/>
+    </w:p>
+    <w:p>
+      <w:pPr>
+        <w:pBdr>
+          <w:top w:val="none" w:color="000000" w:sz="4" w:space="0"/>
+          <w:left w:val="none" w:color="000000" w:sz="4" w:space="0"/>
+          <w:bottom w:val="none" w:color="000000" w:sz="4" w:space="0"/>
+          <w:right w:val="none" w:color="000000" w:sz="4" w:space="0"/>
+        </w:pBdr>
+        <w:spacing/>
+        <w:ind w:right="0" w:firstLine="0" w:left="0"/>
+        <w:rPr/>
+      </w:pPr>
+      <w:r>
+        <w:t xml:space="preserve">Furthermore, the project explores the critical intersection of system efficiency and responsiveness through a power-aware event coalescing subsystem. By offering selectable modes—performance, balanced, and energy-saver—Bumblebee demonstrates how batching k</w:t>
+      </w:r>
+      <w:r>
+        <w:t xml:space="preserve">eyboard and network activity can reduce CPU wakeups at the cost of immediate latency. Beyond these experimental features, the system maintains a functional Unix-like interface including a virtual filesystem (VFS), a stable shell, and a standard syscall lay</w:t>
+      </w:r>
+      <w:r>
+        <w:t xml:space="preserve">er. Ultimately, Bumblebee is best understood as a presentation-friendly research platform that provides a concrete environment for testing nonstandard ideas while remaining fundamentally teachable and easy to extend.</w:t>
+      </w:r>
+      <w:r/>
+      <w:r>
+        <w:rPr>
           <w:rFonts w:ascii="Times New Roman" w:hAnsi="Times New Roman"/>
           <w:sz w:val="24"/>
           <w:szCs w:val="24"/>
         </w:rPr>
-        <w:t xml:space="preserve">Abstract of the report.</w:t>
       </w:r>
       <w:r>
         <w:rPr>
@@ -3157,33 +3262,55 @@
           <w:szCs w:val="24"/>
         </w:rPr>
       </w:r>
+      <w:r>
+        <w:rPr>
+          <w:rFonts w:ascii="Times New Roman" w:hAnsi="Times New Roman" w:eastAsia="Times New Roman" w:cs="Times New Roman"/>
+          <w:sz w:val="24"/>
+        </w:rPr>
+      </w:r>
+      <w:r>
+        <w:rPr>
+          <w:rFonts w:ascii="Times New Roman" w:hAnsi="Times New Roman"/>
+          <w:sz w:val="24"/>
+          <w:szCs w:val="24"/>
+        </w:rPr>
+      </w:r>
+      <w:r>
+        <w:rPr>
+          <w:rFonts w:ascii="Times New Roman" w:hAnsi="Times New Roman"/>
+          <w:sz w:val="24"/>
+          <w:szCs w:val="24"/>
+        </w:rPr>
+      </w:r>
+      <w:r>
+        <w:rPr>
+          <w:rFonts w:ascii="Times New Roman" w:hAnsi="Times New Roman" w:eastAsia="Times New Roman" w:cs="Times New Roman"/>
+          <w:sz w:val="24"/>
+        </w:rPr>
+      </w:r>
+      <w:r>
+        <w:rPr>
+          <w:rFonts w:ascii="Times New Roman" w:hAnsi="Times New Roman"/>
+          <w:sz w:val="24"/>
+          <w:szCs w:val="24"/>
+        </w:rPr>
+      </w:r>
+      <w:r>
+        <w:rPr>
+          <w:rFonts w:ascii="Times New Roman" w:hAnsi="Times New Roman"/>
+          <w:sz w:val="24"/>
+          <w:szCs w:val="24"/>
+        </w:rPr>
+      </w:r>
+      <w:r>
+        <w:rPr>
+          <w:rFonts w:ascii="Times New Roman" w:hAnsi="Times New Roman" w:eastAsia="Times New Roman" w:cs="Times New Roman"/>
+          <w:sz w:val="24"/>
+        </w:rPr>
+      </w:r>
     </w:p>
     <w:p>
       <w:pPr>
-        <w:pStyle w:val="760"/>
-        <w:pBdr/>
-        <w:spacing w:line="360" w:lineRule="auto"/>
-        <w:ind/>
-        <w:rPr>
-          <w:b/>
-          <w:i w:val="0"/>
-        </w:rPr>
-      </w:pPr>
-      <w:r>
-        <w:rPr>
-          <w:b/>
-          <w:i w:val="0"/>
-        </w:rPr>
-      </w:r>
-      <w:r>
-        <w:rPr>
-          <w:b/>
-          <w:i w:val="0"/>
-        </w:rPr>
-      </w:r>
-    </w:p>
-    <w:p>
-      <w:pPr>
         <w:pStyle w:val="747"/>
         <w:pBdr/>
         <w:spacing w:line="360" w:lineRule="auto"/>
@@ -3202,419 +3329,6 @@
           <w:szCs w:val="24"/>
         </w:rPr>
       </w:r>
-      <w:r>
-        <w:rPr>
-          <w:rFonts w:ascii="Times New Roman" w:hAnsi="Times New Roman"/>
-          <w:sz w:val="24"/>
-          <w:szCs w:val="24"/>
-        </w:rPr>
-      </w:r>
-    </w:p>
-    <w:p>
-      <w:pPr>
-        <w:pStyle w:val="747"/>
-        <w:pBdr/>
-        <w:spacing w:line="360" w:lineRule="auto"/>
-        <w:ind/>
-        <w:jc w:val="both"/>
-        <w:rPr>
-          <w:rFonts w:ascii="Times New Roman" w:hAnsi="Times New Roman"/>
-          <w:sz w:val="24"/>
-          <w:szCs w:val="24"/>
-        </w:rPr>
-      </w:pPr>
-      <w:r>
-        <w:rPr>
-          <w:rFonts w:ascii="Times New Roman" w:hAnsi="Times New Roman"/>
-          <w:sz w:val="24"/>
-          <w:szCs w:val="24"/>
-        </w:rPr>
-      </w:r>
-      <w:r>
-        <w:rPr>
-          <w:rFonts w:ascii="Times New Roman" w:hAnsi="Times New Roman"/>
-          <w:sz w:val="24"/>
-          <w:szCs w:val="24"/>
-        </w:rPr>
-      </w:r>
-    </w:p>
-    <w:p>
-      <w:pPr>
-        <w:pStyle w:val="747"/>
-        <w:pBdr/>
-        <w:spacing w:line="360" w:lineRule="auto"/>
-        <w:ind/>
-        <w:jc w:val="both"/>
-        <w:rPr>
-          <w:rFonts w:ascii="Times New Roman" w:hAnsi="Times New Roman"/>
-          <w:sz w:val="24"/>
-          <w:szCs w:val="24"/>
-        </w:rPr>
-      </w:pPr>
-      <w:r>
-        <w:rPr>
-          <w:rFonts w:ascii="Times New Roman" w:hAnsi="Times New Roman"/>
-          <w:sz w:val="24"/>
-          <w:szCs w:val="24"/>
-        </w:rPr>
-      </w:r>
-      <w:r>
-        <w:rPr>
-          <w:rFonts w:ascii="Times New Roman" w:hAnsi="Times New Roman"/>
-          <w:sz w:val="24"/>
-          <w:szCs w:val="24"/>
-        </w:rPr>
-      </w:r>
-    </w:p>
-    <w:p>
-      <w:pPr>
-        <w:pStyle w:val="747"/>
-        <w:pBdr/>
-        <w:spacing w:line="360" w:lineRule="auto"/>
-        <w:ind/>
-        <w:jc w:val="both"/>
-        <w:rPr>
-          <w:rFonts w:ascii="Times New Roman" w:hAnsi="Times New Roman"/>
-          <w:sz w:val="24"/>
-          <w:szCs w:val="24"/>
-        </w:rPr>
-      </w:pPr>
-      <w:r>
-        <w:rPr>
-          <w:rFonts w:ascii="Times New Roman" w:hAnsi="Times New Roman"/>
-          <w:sz w:val="24"/>
-          <w:szCs w:val="24"/>
-        </w:rPr>
-      </w:r>
-      <w:r>
-        <w:rPr>
-          <w:rFonts w:ascii="Times New Roman" w:hAnsi="Times New Roman"/>
-          <w:sz w:val="24"/>
-          <w:szCs w:val="24"/>
-        </w:rPr>
-      </w:r>
-    </w:p>
-    <w:p>
-      <w:pPr>
-        <w:pStyle w:val="747"/>
-        <w:pBdr/>
-        <w:spacing w:line="360" w:lineRule="auto"/>
-        <w:ind/>
-        <w:jc w:val="both"/>
-        <w:rPr>
-          <w:rFonts w:ascii="Times New Roman" w:hAnsi="Times New Roman"/>
-          <w:sz w:val="24"/>
-          <w:szCs w:val="24"/>
-        </w:rPr>
-      </w:pPr>
-      <w:r>
-        <w:rPr>
-          <w:rFonts w:ascii="Times New Roman" w:hAnsi="Times New Roman"/>
-          <w:sz w:val="24"/>
-          <w:szCs w:val="24"/>
-        </w:rPr>
-      </w:r>
-      <w:r>
-        <w:rPr>
-          <w:rFonts w:ascii="Times New Roman" w:hAnsi="Times New Roman"/>
-          <w:sz w:val="24"/>
-          <w:szCs w:val="24"/>
-        </w:rPr>
-      </w:r>
-    </w:p>
-    <w:p>
-      <w:pPr>
-        <w:pStyle w:val="747"/>
-        <w:pBdr/>
-        <w:spacing w:line="360" w:lineRule="auto"/>
-        <w:ind/>
-        <w:jc w:val="both"/>
-        <w:rPr>
-          <w:rFonts w:ascii="Times New Roman" w:hAnsi="Times New Roman"/>
-          <w:sz w:val="24"/>
-          <w:szCs w:val="24"/>
-        </w:rPr>
-      </w:pPr>
-      <w:r>
-        <w:rPr>
-          <w:rFonts w:ascii="Times New Roman" w:hAnsi="Times New Roman"/>
-          <w:sz w:val="24"/>
-          <w:szCs w:val="24"/>
-        </w:rPr>
-      </w:r>
-      <w:r>
-        <w:rPr>
-          <w:rFonts w:ascii="Times New Roman" w:hAnsi="Times New Roman"/>
-          <w:sz w:val="24"/>
-          <w:szCs w:val="24"/>
-        </w:rPr>
-      </w:r>
-    </w:p>
-    <w:p>
-      <w:pPr>
-        <w:pStyle w:val="747"/>
-        <w:pBdr/>
-        <w:spacing w:line="360" w:lineRule="auto"/>
-        <w:ind/>
-        <w:jc w:val="both"/>
-        <w:rPr>
-          <w:rFonts w:ascii="Times New Roman" w:hAnsi="Times New Roman"/>
-          <w:sz w:val="24"/>
-          <w:szCs w:val="24"/>
-        </w:rPr>
-      </w:pPr>
-      <w:r>
-        <w:rPr>
-          <w:rFonts w:ascii="Times New Roman" w:hAnsi="Times New Roman"/>
-          <w:sz w:val="24"/>
-          <w:szCs w:val="24"/>
-        </w:rPr>
-      </w:r>
-      <w:r>
-        <w:rPr>
-          <w:rFonts w:ascii="Times New Roman" w:hAnsi="Times New Roman"/>
-          <w:sz w:val="24"/>
-          <w:szCs w:val="24"/>
-        </w:rPr>
-      </w:r>
-    </w:p>
-    <w:p>
-      <w:pPr>
-        <w:pStyle w:val="747"/>
-        <w:pBdr/>
-        <w:spacing w:line="360" w:lineRule="auto"/>
-        <w:ind/>
-        <w:jc w:val="both"/>
-        <w:rPr>
-          <w:rFonts w:ascii="Times New Roman" w:hAnsi="Times New Roman"/>
-          <w:sz w:val="24"/>
-          <w:szCs w:val="24"/>
-        </w:rPr>
-      </w:pPr>
-      <w:r>
-        <w:rPr>
-          <w:rFonts w:ascii="Times New Roman" w:hAnsi="Times New Roman"/>
-          <w:sz w:val="24"/>
-          <w:szCs w:val="24"/>
-        </w:rPr>
-      </w:r>
-      <w:r>
-        <w:rPr>
-          <w:rFonts w:ascii="Times New Roman" w:hAnsi="Times New Roman"/>
-          <w:sz w:val="24"/>
-          <w:szCs w:val="24"/>
-        </w:rPr>
-      </w:r>
-    </w:p>
-    <w:p>
-      <w:pPr>
-        <w:pStyle w:val="747"/>
-        <w:pBdr/>
-        <w:spacing w:line="360" w:lineRule="auto"/>
-        <w:ind/>
-        <w:jc w:val="both"/>
-        <w:rPr>
-          <w:rFonts w:ascii="Times New Roman" w:hAnsi="Times New Roman"/>
-          <w:sz w:val="24"/>
-          <w:szCs w:val="24"/>
-        </w:rPr>
-      </w:pPr>
-      <w:r>
-        <w:rPr>
-          <w:rFonts w:ascii="Times New Roman" w:hAnsi="Times New Roman"/>
-          <w:sz w:val="24"/>
-          <w:szCs w:val="24"/>
-        </w:rPr>
-      </w:r>
-      <w:r>
-        <w:rPr>
-          <w:rFonts w:ascii="Times New Roman" w:hAnsi="Times New Roman"/>
-          <w:sz w:val="24"/>
-          <w:szCs w:val="24"/>
-        </w:rPr>
-      </w:r>
-    </w:p>
-    <w:p>
-      <w:pPr>
-        <w:pStyle w:val="747"/>
-        <w:pBdr/>
-        <w:spacing w:line="360" w:lineRule="auto"/>
-        <w:ind/>
-        <w:jc w:val="both"/>
-        <w:rPr>
-          <w:rFonts w:ascii="Times New Roman" w:hAnsi="Times New Roman"/>
-          <w:sz w:val="24"/>
-          <w:szCs w:val="24"/>
-        </w:rPr>
-      </w:pPr>
-      <w:r>
-        <w:rPr>
-          <w:rFonts w:ascii="Times New Roman" w:hAnsi="Times New Roman"/>
-          <w:sz w:val="24"/>
-          <w:szCs w:val="24"/>
-        </w:rPr>
-      </w:r>
-      <w:r>
-        <w:rPr>
-          <w:rFonts w:ascii="Times New Roman" w:hAnsi="Times New Roman"/>
-          <w:sz w:val="24"/>
-          <w:szCs w:val="24"/>
-        </w:rPr>
-      </w:r>
-    </w:p>
-    <w:p>
-      <w:pPr>
-        <w:pStyle w:val="747"/>
-        <w:pBdr/>
-        <w:spacing w:line="360" w:lineRule="auto"/>
-        <w:ind/>
-        <w:jc w:val="both"/>
-        <w:rPr>
-          <w:rFonts w:ascii="Times New Roman" w:hAnsi="Times New Roman"/>
-          <w:sz w:val="24"/>
-          <w:szCs w:val="24"/>
-        </w:rPr>
-      </w:pPr>
-      <w:r>
-        <w:rPr>
-          <w:rFonts w:ascii="Times New Roman" w:hAnsi="Times New Roman"/>
-          <w:sz w:val="24"/>
-          <w:szCs w:val="24"/>
-        </w:rPr>
-      </w:r>
-      <w:r>
-        <w:rPr>
-          <w:rFonts w:ascii="Times New Roman" w:hAnsi="Times New Roman"/>
-          <w:sz w:val="24"/>
-          <w:szCs w:val="24"/>
-        </w:rPr>
-      </w:r>
-    </w:p>
-    <w:p>
-      <w:pPr>
-        <w:pStyle w:val="747"/>
-        <w:pBdr/>
-        <w:spacing w:line="360" w:lineRule="auto"/>
-        <w:ind/>
-        <w:jc w:val="both"/>
-        <w:rPr>
-          <w:rFonts w:ascii="Times New Roman" w:hAnsi="Times New Roman"/>
-          <w:sz w:val="24"/>
-          <w:szCs w:val="24"/>
-        </w:rPr>
-      </w:pPr>
-      <w:r>
-        <w:rPr>
-          <w:rFonts w:ascii="Times New Roman" w:hAnsi="Times New Roman"/>
-          <w:sz w:val="24"/>
-          <w:szCs w:val="24"/>
-        </w:rPr>
-      </w:r>
-      <w:r>
-        <w:rPr>
-          <w:rFonts w:ascii="Times New Roman" w:hAnsi="Times New Roman"/>
-          <w:sz w:val="24"/>
-          <w:szCs w:val="24"/>
-        </w:rPr>
-      </w:r>
-    </w:p>
-    <w:p>
-      <w:pPr>
-        <w:pStyle w:val="747"/>
-        <w:pBdr/>
-        <w:spacing w:line="360" w:lineRule="auto"/>
-        <w:ind/>
-        <w:jc w:val="both"/>
-        <w:rPr>
-          <w:rFonts w:ascii="Times New Roman" w:hAnsi="Times New Roman"/>
-          <w:sz w:val="24"/>
-          <w:szCs w:val="24"/>
-        </w:rPr>
-      </w:pPr>
-      <w:r>
-        <w:rPr>
-          <w:rFonts w:ascii="Times New Roman" w:hAnsi="Times New Roman"/>
-          <w:sz w:val="24"/>
-          <w:szCs w:val="24"/>
-        </w:rPr>
-      </w:r>
-      <w:r>
-        <w:rPr>
-          <w:rFonts w:ascii="Times New Roman" w:hAnsi="Times New Roman"/>
-          <w:sz w:val="24"/>
-          <w:szCs w:val="24"/>
-        </w:rPr>
-      </w:r>
-    </w:p>
-    <w:p>
-      <w:pPr>
-        <w:pStyle w:val="747"/>
-        <w:pBdr/>
-        <w:spacing w:line="360" w:lineRule="auto"/>
-        <w:ind/>
-        <w:jc w:val="both"/>
-        <w:rPr>
-          <w:rFonts w:ascii="Times New Roman" w:hAnsi="Times New Roman"/>
-          <w:sz w:val="24"/>
-          <w:szCs w:val="24"/>
-        </w:rPr>
-      </w:pPr>
-      <w:r>
-        <w:rPr>
-          <w:rFonts w:ascii="Times New Roman" w:hAnsi="Times New Roman"/>
-          <w:sz w:val="24"/>
-          <w:szCs w:val="24"/>
-        </w:rPr>
-      </w:r>
-      <w:r>
-        <w:rPr>
-          <w:rFonts w:ascii="Times New Roman" w:hAnsi="Times New Roman"/>
-          <w:sz w:val="24"/>
-          <w:szCs w:val="24"/>
-        </w:rPr>
-      </w:r>
-    </w:p>
-    <w:p>
-      <w:pPr>
-        <w:pStyle w:val="747"/>
-        <w:pBdr/>
-        <w:spacing w:line="360" w:lineRule="auto"/>
-        <w:ind/>
-        <w:jc w:val="both"/>
-        <w:rPr>
-          <w:rFonts w:ascii="Times New Roman" w:hAnsi="Times New Roman"/>
-          <w:sz w:val="24"/>
-          <w:szCs w:val="24"/>
-        </w:rPr>
-      </w:pPr>
-      <w:r>
-        <w:rPr>
-          <w:rFonts w:ascii="Times New Roman" w:hAnsi="Times New Roman"/>
-          <w:sz w:val="24"/>
-          <w:szCs w:val="24"/>
-        </w:rPr>
-      </w:r>
-      <w:r>
-        <w:rPr>
-          <w:rFonts w:ascii="Times New Roman" w:hAnsi="Times New Roman"/>
-          <w:sz w:val="24"/>
-          <w:szCs w:val="24"/>
-        </w:rPr>
-      </w:r>
-    </w:p>
-    <w:p>
-      <w:pPr>
-        <w:pStyle w:val="747"/>
-        <w:pBdr/>
-        <w:spacing w:line="360" w:lineRule="auto"/>
-        <w:ind/>
-        <w:jc w:val="both"/>
-        <w:rPr>
-          <w:rFonts w:ascii="Times New Roman" w:hAnsi="Times New Roman"/>
-          <w:sz w:val="24"/>
-          <w:szCs w:val="24"/>
-        </w:rPr>
-      </w:pPr>
       <w:r>
         <w:rPr>
           <w:rFonts w:ascii="Times New Roman" w:hAnsi="Times New Roman"/>
@@ -7235,9 +6949,101 @@
           <w:rFonts w:ascii="Times New Roman" w:hAnsi="Times New Roman" w:eastAsia="Calibri"/>
           <w:b/>
           <w:bCs/>
+          <w:sz w:val="32"/>
+          <w:szCs w:val="32"/>
+        </w:rPr>
+      </w:pPr>
+      <w:r>
+        <w:rPr>
+          <w:rFonts w:ascii="Times New Roman" w:hAnsi="Times New Roman" w:eastAsia="Calibri"/>
+          <w:b/>
+          <w:bCs/>
           <w:iCs/>
           <w:sz w:val="32"/>
           <w:szCs w:val="36"/>
+        </w:rPr>
+      </w:r>
+      <w:r>
+        <w:rPr>
+          <w:rFonts w:ascii="Times New Roman" w:hAnsi="Times New Roman" w:eastAsia="Calibri"/>
+          <w:b/>
+          <w:bCs/>
+          <w:iCs/>
+          <w:sz w:val="32"/>
+          <w:szCs w:val="36"/>
+        </w:rPr>
+      </w:r>
+      <w:r>
+        <w:rPr>
+          <w:rFonts w:ascii="Times New Roman" w:hAnsi="Times New Roman" w:eastAsia="Calibri"/>
+          <w:b/>
+          <w:bCs/>
+          <w:iCs/>
+          <w:sz w:val="32"/>
+          <w:szCs w:val="36"/>
+        </w:rPr>
+      </w:r>
+    </w:p>
+    <w:p>
+      <w:pPr>
+        <w:pStyle w:val="747"/>
+        <w:pBdr/>
+        <w:spacing w:line="360" w:lineRule="auto"/>
+        <w:ind/>
+        <w:jc w:val="center"/>
+        <w:rPr>
+          <w:rFonts w:ascii="Times New Roman" w:hAnsi="Times New Roman" w:eastAsia="Calibri"/>
+          <w:b/>
+          <w:bCs/>
+          <w:sz w:val="32"/>
+          <w:szCs w:val="32"/>
+        </w:rPr>
+      </w:pPr>
+      <w:r>
+        <w:rPr>
+          <w:rFonts w:ascii="Times New Roman" w:hAnsi="Times New Roman" w:eastAsia="Calibri"/>
+          <w:b/>
+          <w:bCs/>
+          <w:iCs/>
+          <w:sz w:val="32"/>
+          <w:szCs w:val="32"/>
+        </w:rPr>
+      </w:r>
+      <w:r>
+        <w:rPr>
+          <w:rFonts w:ascii="Times New Roman" w:hAnsi="Times New Roman" w:eastAsia="Calibri"/>
+          <w:b/>
+          <w:bCs/>
+          <w:iCs/>
+          <w:sz w:val="32"/>
+          <w:szCs w:val="32"/>
+        </w:rPr>
+      </w:r>
+      <w:r>
+        <w:rPr>
+          <w:rFonts w:ascii="Times New Roman" w:hAnsi="Times New Roman" w:eastAsia="Calibri"/>
+          <w:b/>
+          <w:bCs/>
+          <w:iCs/>
+          <w:sz w:val="32"/>
+          <w:szCs w:val="32"/>
+        </w:rPr>
+      </w:r>
+    </w:p>
+    <w:p>
+      <w:pPr>
+        <w:pStyle w:val="747"/>
+        <w:pBdr/>
+        <w:spacing w:line="360" w:lineRule="auto"/>
+        <w:ind/>
+        <w:jc w:val="center"/>
+        <w:rPr>
+          <w:rFonts w:ascii="Times New Roman" w:hAnsi="Times New Roman" w:eastAsia="Calibri"/>
+          <w:b/>
+          <w:bCs/>
+          <w:iCs/>
+          <w:sz w:val="32"/>
+          <w:szCs w:val="32"/>
         </w:rPr>
       </w:pPr>
       <w:r>
@@ -8951,34 +8757,44 @@
           <w:szCs w:val="32"/>
         </w:rPr>
       </w:r>
+      <w:r>
+        <w:rPr>
+          <w:rFonts w:ascii="Times New Roman" w:hAnsi="Times New Roman"/>
+          <w:sz w:val="24"/>
+          <w:szCs w:val="24"/>
+        </w:rPr>
+      </w:r>
+      <w:r>
+        <w:rPr>
+          <w:rFonts w:ascii="Times New Roman" w:hAnsi="Times New Roman"/>
+          <w:sz w:val="24"/>
+          <w:szCs w:val="24"/>
+        </w:rPr>
+      </w:r>
+      <w:r>
+        <w:rPr>
+          <w:rFonts w:ascii="Times New Roman" w:hAnsi="Times New Roman"/>
+          <w:sz w:val="32"/>
+          <w:szCs w:val="32"/>
+        </w:rPr>
+      </w:r>
     </w:p>
     <w:p>
       <w:pPr>
-        <w:pStyle w:val="747"/>
+        <w:pStyle w:val="768"/>
         <w:pBdr/>
         <w:spacing w:line="360" w:lineRule="auto"/>
         <w:ind/>
-        <w:jc w:val="both"/>
-        <w:rPr>
-          <w:rFonts w:ascii="Times New Roman" w:hAnsi="Times New Roman"/>
-          <w:sz w:val="24"/>
-          <w:szCs w:val="24"/>
-        </w:rPr>
-      </w:pPr>
-      <w:r>
-        <w:rPr>
-          <w:rFonts w:ascii="Times New Roman" w:hAnsi="Times New Roman"/>
-          <w:sz w:val="24"/>
-          <w:szCs w:val="24"/>
-        </w:rPr>
-      </w:r>
-      <w:r>
-        <w:rPr>
-          <w:rFonts w:ascii="Times New Roman" w:hAnsi="Times New Roman"/>
-          <w:sz w:val="24"/>
-          <w:szCs w:val="24"/>
-        </w:rPr>
-      </w:r>
+        <w:rPr/>
+      </w:pPr>
+      <w:r>
+        <w:rPr>
+          <w:rFonts w:ascii="Times New Roman" w:hAnsi="Times New Roman" w:cs="Times New Roman"/>
+          <w:bCs/>
+        </w:rPr>
+        <w:t xml:space="preserve">- `SMP` : Symmetric Multiprocessing</w:t>
+      </w:r>
+      <w:r/>
     </w:p>
     <w:p>
       <w:pPr>
@@ -8988,41 +8804,714 @@
         <w:ind/>
         <w:rPr>
           <w:rFonts w:ascii="Times New Roman" w:hAnsi="Times New Roman" w:cs="Times New Roman"/>
-          <w:bCs/>
+          <w:highlight w:val="none"/>
         </w:rPr>
       </w:pPr>
       <w:r>
         <w:rPr>
           <w:rFonts w:ascii="Times New Roman" w:hAnsi="Times New Roman" w:cs="Times New Roman"/>
           <w:bCs/>
-        </w:rPr>
-        <w:t xml:space="preserve">NAM                 </w:t>
+          <w:highlight w:val="none"/>
+        </w:rPr>
       </w:r>
       <w:r>
         <w:rPr>
           <w:rFonts w:ascii="Times New Roman" w:hAnsi="Times New Roman" w:cs="Times New Roman"/>
           <w:bCs/>
-        </w:rPr>
-        <w:t xml:space="preserve">                           </w:t>
+          <w:highlight w:val="none"/>
+        </w:rPr>
+        <w:t xml:space="preserve">- `API` : Application Programming Interface</w:t>
       </w:r>
       <w:r>
         <w:rPr>
           <w:rFonts w:ascii="Times New Roman" w:hAnsi="Times New Roman" w:cs="Times New Roman"/>
           <w:bCs/>
-        </w:rPr>
-        <w:t xml:space="preserve">Network</w:t>
+          <w:highlight w:val="none"/>
+        </w:rPr>
       </w:r>
       <w:r>
         <w:rPr>
           <w:rFonts w:ascii="Times New Roman" w:hAnsi="Times New Roman" w:cs="Times New Roman"/>
           <w:bCs/>
-        </w:rPr>
-        <w:t xml:space="preserve"> Animator</w:t>
+          <w:highlight w:val="none"/>
+        </w:rPr>
       </w:r>
       <w:r>
         <w:rPr>
           <w:rFonts w:ascii="Times New Roman" w:hAnsi="Times New Roman" w:cs="Times New Roman"/>
           <w:bCs/>
+          <w:highlight w:val="none"/>
+        </w:rPr>
+      </w:r>
+    </w:p>
+    <w:p>
+      <w:pPr>
+        <w:pStyle w:val="768"/>
+        <w:pBdr/>
+        <w:spacing w:line="360" w:lineRule="auto"/>
+        <w:ind/>
+        <w:rPr/>
+      </w:pPr>
+      <w:r>
+        <w:rPr>
+          <w:rFonts w:ascii="Times New Roman" w:hAnsi="Times New Roman" w:cs="Times New Roman"/>
+          <w:bCs/>
+          <w:highlight w:val="none"/>
+        </w:rPr>
+        <w:t xml:space="preserve">- `ATA` : Advanced Technology Attachment</w:t>
+      </w:r>
+      <w:r/>
+    </w:p>
+    <w:p>
+      <w:pPr>
+        <w:pStyle w:val="768"/>
+        <w:pBdr/>
+        <w:spacing w:line="360" w:lineRule="auto"/>
+        <w:ind/>
+        <w:rPr/>
+      </w:pPr>
+      <w:r>
+        <w:rPr>
+          <w:rFonts w:ascii="Times New Roman" w:hAnsi="Times New Roman" w:cs="Times New Roman"/>
+          <w:bCs/>
+          <w:highlight w:val="none"/>
+        </w:rPr>
+        <w:t xml:space="preserve">- `BIOS` : Basic Input/Output System</w:t>
+      </w:r>
+      <w:r/>
+    </w:p>
+    <w:p>
+      <w:pPr>
+        <w:pStyle w:val="768"/>
+        <w:pBdr/>
+        <w:spacing w:line="360" w:lineRule="auto"/>
+        <w:ind/>
+        <w:rPr/>
+      </w:pPr>
+      <w:r>
+        <w:rPr>
+          <w:rFonts w:ascii="Times New Roman" w:hAnsi="Times New Roman" w:cs="Times New Roman"/>
+          <w:bCs/>
+          <w:highlight w:val="none"/>
+        </w:rPr>
+        <w:t xml:space="preserve">- `BSP` : Bootstrap Processor</w:t>
+      </w:r>
+      <w:r/>
+    </w:p>
+    <w:p>
+      <w:pPr>
+        <w:pStyle w:val="768"/>
+        <w:pBdr/>
+        <w:spacing w:line="360" w:lineRule="auto"/>
+        <w:ind/>
+        <w:rPr/>
+      </w:pPr>
+      <w:r>
+        <w:rPr>
+          <w:rFonts w:ascii="Times New Roman" w:hAnsi="Times New Roman" w:cs="Times New Roman"/>
+          <w:bCs/>
+          <w:highlight w:val="none"/>
+        </w:rPr>
+        <w:t xml:space="preserve">- `CPL` : Current Privilege Level</w:t>
+      </w:r>
+      <w:r/>
+    </w:p>
+    <w:p>
+      <w:pPr>
+        <w:pStyle w:val="768"/>
+        <w:pBdr/>
+        <w:spacing w:line="360" w:lineRule="auto"/>
+        <w:ind/>
+        <w:rPr/>
+      </w:pPr>
+      <w:r>
+        <w:rPr>
+          <w:rFonts w:ascii="Times New Roman" w:hAnsi="Times New Roman" w:cs="Times New Roman"/>
+          <w:bCs/>
+          <w:highlight w:val="none"/>
+        </w:rPr>
+        <w:t xml:space="preserve">- `CPU` : Central Processing Unit</w:t>
+      </w:r>
+      <w:r/>
+    </w:p>
+    <w:p>
+      <w:pPr>
+        <w:pStyle w:val="768"/>
+        <w:pBdr/>
+        <w:spacing w:line="360" w:lineRule="auto"/>
+        <w:ind/>
+        <w:rPr/>
+      </w:pPr>
+      <w:r>
+        <w:rPr>
+          <w:rFonts w:ascii="Times New Roman" w:hAnsi="Times New Roman" w:cs="Times New Roman"/>
+          <w:bCs/>
+          <w:highlight w:val="none"/>
+        </w:rPr>
+        <w:t xml:space="preserve">- `CR3` : Control Register 3, used to point to the active page-table root</w:t>
+      </w:r>
+      <w:r/>
+    </w:p>
+    <w:p>
+      <w:pPr>
+        <w:pStyle w:val="768"/>
+        <w:pBdr/>
+        <w:spacing w:line="360" w:lineRule="auto"/>
+        <w:ind/>
+        <w:rPr/>
+      </w:pPr>
+      <w:r>
+        <w:rPr>
+          <w:rFonts w:ascii="Times New Roman" w:hAnsi="Times New Roman" w:cs="Times New Roman"/>
+          <w:bCs/>
+          <w:highlight w:val="none"/>
+        </w:rPr>
+        <w:t xml:space="preserve">- `DPL` : Descriptor Privilege Level</w:t>
+      </w:r>
+      <w:r/>
+    </w:p>
+    <w:p>
+      <w:pPr>
+        <w:pStyle w:val="768"/>
+        <w:pBdr/>
+        <w:spacing w:line="360" w:lineRule="auto"/>
+        <w:ind/>
+        <w:rPr/>
+      </w:pPr>
+      <w:r>
+        <w:rPr>
+          <w:rFonts w:ascii="Times New Roman" w:hAnsi="Times New Roman" w:cs="Times New Roman"/>
+          <w:bCs/>
+          <w:highlight w:val="none"/>
+        </w:rPr>
+        <w:t xml:space="preserve">- `ELF` : Executable and Linkable Format</w:t>
+      </w:r>
+      <w:r/>
+    </w:p>
+    <w:p>
+      <w:pPr>
+        <w:pStyle w:val="768"/>
+        <w:pBdr/>
+        <w:spacing w:line="360" w:lineRule="auto"/>
+        <w:ind/>
+        <w:rPr/>
+      </w:pPr>
+      <w:r>
+        <w:rPr>
+          <w:rFonts w:ascii="Times New Roman" w:hAnsi="Times New Roman" w:cs="Times New Roman"/>
+          <w:bCs/>
+          <w:highlight w:val="none"/>
+        </w:rPr>
+        <w:t xml:space="preserve">- `FD` : File Descriptor</w:t>
+      </w:r>
+      <w:r/>
+    </w:p>
+    <w:p>
+      <w:pPr>
+        <w:pStyle w:val="768"/>
+        <w:pBdr/>
+        <w:spacing w:line="360" w:lineRule="auto"/>
+        <w:ind/>
+        <w:rPr/>
+      </w:pPr>
+      <w:r>
+        <w:rPr>
+          <w:rFonts w:ascii="Times New Roman" w:hAnsi="Times New Roman" w:cs="Times New Roman"/>
+          <w:bCs/>
+          <w:highlight w:val="none"/>
+        </w:rPr>
+        <w:t xml:space="preserve">- `FS` : Filesystem</w:t>
+      </w:r>
+      <w:r/>
+    </w:p>
+    <w:p>
+      <w:pPr>
+        <w:pStyle w:val="768"/>
+        <w:pBdr/>
+        <w:spacing w:line="360" w:lineRule="auto"/>
+        <w:ind/>
+        <w:rPr/>
+      </w:pPr>
+      <w:r>
+        <w:rPr>
+          <w:rFonts w:ascii="Times New Roman" w:hAnsi="Times New Roman" w:cs="Times New Roman"/>
+          <w:bCs/>
+          <w:highlight w:val="none"/>
+        </w:rPr>
+        <w:t xml:space="preserve">- `GDT` : Global Descriptor Table</w:t>
+      </w:r>
+      <w:r/>
+    </w:p>
+    <w:p>
+      <w:pPr>
+        <w:pStyle w:val="768"/>
+        <w:pBdr/>
+        <w:spacing w:line="360" w:lineRule="auto"/>
+        <w:ind/>
+        <w:rPr/>
+      </w:pPr>
+      <w:r>
+        <w:rPr>
+          <w:rFonts w:ascii="Times New Roman" w:hAnsi="Times New Roman" w:cs="Times New Roman"/>
+          <w:bCs/>
+          <w:highlight w:val="none"/>
+        </w:rPr>
+        <w:t xml:space="preserve">- `GUI` : Graphical User Interface</w:t>
+      </w:r>
+      <w:r/>
+    </w:p>
+    <w:p>
+      <w:pPr>
+        <w:pStyle w:val="768"/>
+        <w:pBdr/>
+        <w:spacing w:line="360" w:lineRule="auto"/>
+        <w:ind/>
+        <w:rPr/>
+      </w:pPr>
+      <w:r>
+        <w:rPr>
+          <w:rFonts w:ascii="Times New Roman" w:hAnsi="Times New Roman" w:cs="Times New Roman"/>
+          <w:bCs/>
+          <w:highlight w:val="none"/>
+        </w:rPr>
+        <w:t xml:space="preserve">- `I/O` : Input/Output</w:t>
+      </w:r>
+      <w:r/>
+    </w:p>
+    <w:p>
+      <w:pPr>
+        <w:pStyle w:val="768"/>
+        <w:pBdr/>
+        <w:spacing w:line="360" w:lineRule="auto"/>
+        <w:ind/>
+        <w:rPr/>
+      </w:pPr>
+      <w:r>
+        <w:rPr>
+          <w:rFonts w:ascii="Times New Roman" w:hAnsi="Times New Roman" w:cs="Times New Roman"/>
+          <w:bCs/>
+          <w:highlight w:val="none"/>
+        </w:rPr>
+        <w:t xml:space="preserve">- `ICMP` : Internet Control Message Protocol</w:t>
+      </w:r>
+      <w:r/>
+    </w:p>
+    <w:p>
+      <w:pPr>
+        <w:pStyle w:val="768"/>
+        <w:pBdr/>
+        <w:spacing w:line="360" w:lineRule="auto"/>
+        <w:ind/>
+        <w:rPr/>
+      </w:pPr>
+      <w:r>
+        <w:rPr>
+          <w:rFonts w:ascii="Times New Roman" w:hAnsi="Times New Roman" w:cs="Times New Roman"/>
+          <w:bCs/>
+          <w:highlight w:val="none"/>
+        </w:rPr>
+        <w:t xml:space="preserve">- `IDT` : Interrupt Descriptor Table</w:t>
+      </w:r>
+      <w:r/>
+    </w:p>
+    <w:p>
+      <w:pPr>
+        <w:pStyle w:val="768"/>
+        <w:pBdr/>
+        <w:spacing w:line="360" w:lineRule="auto"/>
+        <w:ind/>
+        <w:rPr/>
+      </w:pPr>
+      <w:r>
+        <w:rPr>
+          <w:rFonts w:ascii="Times New Roman" w:hAnsi="Times New Roman" w:cs="Times New Roman"/>
+          <w:bCs/>
+          <w:highlight w:val="none"/>
+        </w:rPr>
+        <w:t xml:space="preserve">- `IRQ` : Interrupt Request</w:t>
+      </w:r>
+      <w:r/>
+    </w:p>
+    <w:p>
+      <w:pPr>
+        <w:pStyle w:val="768"/>
+        <w:pBdr/>
+        <w:spacing w:line="360" w:lineRule="auto"/>
+        <w:ind/>
+        <w:rPr/>
+      </w:pPr>
+      <w:r>
+        <w:rPr>
+          <w:rFonts w:ascii="Times New Roman" w:hAnsi="Times New Roman" w:cs="Times New Roman"/>
+          <w:bCs/>
+          <w:highlight w:val="none"/>
+        </w:rPr>
+        <w:t xml:space="preserve">- `ISR` : Interrupt Service Routine</w:t>
+      </w:r>
+      <w:r/>
+    </w:p>
+    <w:p>
+      <w:pPr>
+        <w:pStyle w:val="768"/>
+        <w:pBdr/>
+        <w:spacing w:line="360" w:lineRule="auto"/>
+        <w:ind/>
+        <w:rPr/>
+      </w:pPr>
+      <w:r>
+        <w:rPr>
+          <w:rFonts w:ascii="Times New Roman" w:hAnsi="Times New Roman" w:cs="Times New Roman"/>
+          <w:bCs/>
+          <w:highlight w:val="none"/>
+        </w:rPr>
+        <w:t xml:space="preserve">- `LBA` : Logical Block Addressing</w:t>
+      </w:r>
+      <w:r/>
+    </w:p>
+    <w:p>
+      <w:pPr>
+        <w:pStyle w:val="768"/>
+        <w:pBdr/>
+        <w:spacing w:line="360" w:lineRule="auto"/>
+        <w:ind/>
+        <w:rPr/>
+      </w:pPr>
+      <w:r>
+        <w:rPr>
+          <w:rFonts w:ascii="Times New Roman" w:hAnsi="Times New Roman" w:cs="Times New Roman"/>
+          <w:bCs/>
+          <w:highlight w:val="none"/>
+        </w:rPr>
+        <w:t xml:space="preserve">- `MSR` : Model-Specific Register</w:t>
+      </w:r>
+      <w:r/>
+    </w:p>
+    <w:p>
+      <w:pPr>
+        <w:pStyle w:val="768"/>
+        <w:pBdr/>
+        <w:spacing w:line="360" w:lineRule="auto"/>
+        <w:ind/>
+        <w:rPr/>
+      </w:pPr>
+      <w:r>
+        <w:rPr>
+          <w:rFonts w:ascii="Times New Roman" w:hAnsi="Times New Roman" w:cs="Times New Roman"/>
+          <w:bCs/>
+          <w:highlight w:val="none"/>
+        </w:rPr>
+        <w:t xml:space="preserve">- `NIC` : Network Interface Controller</w:t>
+      </w:r>
+      <w:r/>
+    </w:p>
+    <w:p>
+      <w:pPr>
+        <w:pStyle w:val="768"/>
+        <w:pBdr/>
+        <w:spacing w:line="360" w:lineRule="auto"/>
+        <w:ind/>
+        <w:rPr/>
+      </w:pPr>
+      <w:r>
+        <w:rPr>
+          <w:rFonts w:ascii="Times New Roman" w:hAnsi="Times New Roman" w:cs="Times New Roman"/>
+          <w:bCs/>
+          <w:highlight w:val="none"/>
+        </w:rPr>
+        <w:t xml:space="preserve">- `OS` : Operating System</w:t>
+      </w:r>
+      <w:r/>
+    </w:p>
+    <w:p>
+      <w:pPr>
+        <w:pStyle w:val="768"/>
+        <w:pBdr/>
+        <w:spacing w:line="360" w:lineRule="auto"/>
+        <w:ind/>
+        <w:rPr/>
+      </w:pPr>
+      <w:r>
+        <w:rPr>
+          <w:rFonts w:ascii="Times New Roman" w:hAnsi="Times New Roman" w:cs="Times New Roman"/>
+          <w:bCs/>
+          <w:highlight w:val="none"/>
+        </w:rPr>
+        <w:t xml:space="preserve">- `PCI` : Peripheral Component Interconnect</w:t>
+      </w:r>
+      <w:r/>
+    </w:p>
+    <w:p>
+      <w:pPr>
+        <w:pStyle w:val="768"/>
+        <w:pBdr/>
+        <w:spacing w:line="360" w:lineRule="auto"/>
+        <w:ind/>
+        <w:rPr/>
+      </w:pPr>
+      <w:r>
+        <w:rPr>
+          <w:rFonts w:ascii="Times New Roman" w:hAnsi="Times New Roman" w:cs="Times New Roman"/>
+          <w:bCs/>
+          <w:highlight w:val="none"/>
+        </w:rPr>
+        <w:t xml:space="preserve">- `PIC` : Programmable Interrupt Controller</w:t>
+      </w:r>
+      <w:r/>
+    </w:p>
+    <w:p>
+      <w:pPr>
+        <w:pStyle w:val="768"/>
+        <w:pBdr/>
+        <w:spacing w:line="360" w:lineRule="auto"/>
+        <w:ind/>
+        <w:rPr/>
+      </w:pPr>
+      <w:r>
+        <w:rPr>
+          <w:rFonts w:ascii="Times New Roman" w:hAnsi="Times New Roman" w:cs="Times New Roman"/>
+          <w:bCs/>
+          <w:highlight w:val="none"/>
+        </w:rPr>
+        <w:t xml:space="preserve">- `PIO` : Programmed Input/Output</w:t>
+      </w:r>
+      <w:r/>
+    </w:p>
+    <w:p>
+      <w:pPr>
+        <w:pStyle w:val="768"/>
+        <w:pBdr/>
+        <w:spacing w:line="360" w:lineRule="auto"/>
+        <w:ind/>
+        <w:rPr/>
+      </w:pPr>
+      <w:r>
+        <w:rPr>
+          <w:rFonts w:ascii="Times New Roman" w:hAnsi="Times New Roman" w:cs="Times New Roman"/>
+          <w:bCs/>
+          <w:highlight w:val="none"/>
+        </w:rPr>
+        <w:t xml:space="preserve">- `PIT` : Programmable Interval Timer</w:t>
+      </w:r>
+      <w:r/>
+    </w:p>
+    <w:p>
+      <w:pPr>
+        <w:pStyle w:val="768"/>
+        <w:pBdr/>
+        <w:spacing w:line="360" w:lineRule="auto"/>
+        <w:ind/>
+        <w:rPr/>
+      </w:pPr>
+      <w:r>
+        <w:rPr>
+          <w:rFonts w:ascii="Times New Roman" w:hAnsi="Times New Roman" w:cs="Times New Roman"/>
+          <w:bCs/>
+          <w:highlight w:val="none"/>
+        </w:rPr>
+        <w:t xml:space="preserve">- `POSIX` : Portable Operating System Interface</w:t>
+      </w:r>
+      <w:r/>
+    </w:p>
+    <w:p>
+      <w:pPr>
+        <w:pStyle w:val="768"/>
+        <w:pBdr/>
+        <w:spacing w:line="360" w:lineRule="auto"/>
+        <w:ind/>
+        <w:rPr/>
+      </w:pPr>
+      <w:r>
+        <w:rPr>
+          <w:rFonts w:ascii="Times New Roman" w:hAnsi="Times New Roman" w:cs="Times New Roman"/>
+          <w:bCs/>
+          <w:highlight w:val="none"/>
+        </w:rPr>
+        <w:t xml:space="preserve">- `PS/2` : Personal System/2 keyboard and mouse interface standard</w:t>
+      </w:r>
+      <w:r/>
+    </w:p>
+    <w:p>
+      <w:pPr>
+        <w:pStyle w:val="768"/>
+        <w:pBdr/>
+        <w:spacing w:line="360" w:lineRule="auto"/>
+        <w:ind/>
+        <w:rPr/>
+      </w:pPr>
+      <w:r>
+        <w:rPr>
+          <w:rFonts w:ascii="Times New Roman" w:hAnsi="Times New Roman" w:cs="Times New Roman"/>
+          <w:bCs/>
+          <w:highlight w:val="none"/>
+        </w:rPr>
+        <w:t xml:space="preserve">- `QEMU` : Quick Emulator</w:t>
+      </w:r>
+      <w:r/>
+    </w:p>
+    <w:p>
+      <w:pPr>
+        <w:pStyle w:val="768"/>
+        <w:pBdr/>
+        <w:spacing w:line="360" w:lineRule="auto"/>
+        <w:ind/>
+        <w:rPr/>
+      </w:pPr>
+      <w:r>
+        <w:rPr>
+          <w:rFonts w:ascii="Times New Roman" w:hAnsi="Times New Roman" w:cs="Times New Roman"/>
+          <w:bCs/>
+          <w:highlight w:val="none"/>
+        </w:rPr>
+        <w:t xml:space="preserve">- `RAM` : Random Access Memory</w:t>
+      </w:r>
+      <w:r/>
+    </w:p>
+    <w:p>
+      <w:pPr>
+        <w:pStyle w:val="768"/>
+        <w:pBdr/>
+        <w:spacing w:line="360" w:lineRule="auto"/>
+        <w:ind/>
+        <w:rPr/>
+      </w:pPr>
+      <w:r>
+        <w:rPr>
+          <w:rFonts w:ascii="Times New Roman" w:hAnsi="Times New Roman" w:cs="Times New Roman"/>
+          <w:bCs/>
+          <w:highlight w:val="none"/>
+        </w:rPr>
+        <w:t xml:space="preserve">- `SMP` : Symmetric Multiprocessing</w:t>
+      </w:r>
+      <w:r/>
+    </w:p>
+    <w:p>
+      <w:pPr>
+        <w:pStyle w:val="768"/>
+        <w:pBdr/>
+        <w:spacing w:line="360" w:lineRule="auto"/>
+        <w:ind/>
+        <w:rPr/>
+      </w:pPr>
+      <w:r>
+        <w:rPr>
+          <w:rFonts w:ascii="Times New Roman" w:hAnsi="Times New Roman" w:cs="Times New Roman"/>
+          <w:bCs/>
+          <w:highlight w:val="none"/>
+        </w:rPr>
+        <w:t xml:space="preserve">- `TSS` : Task State Segment</w:t>
+      </w:r>
+      <w:r/>
+    </w:p>
+    <w:p>
+      <w:pPr>
+        <w:pStyle w:val="768"/>
+        <w:pBdr/>
+        <w:spacing w:line="360" w:lineRule="auto"/>
+        <w:ind/>
+        <w:rPr/>
+      </w:pPr>
+      <w:r>
+        <w:rPr>
+          <w:rFonts w:ascii="Times New Roman" w:hAnsi="Times New Roman" w:cs="Times New Roman"/>
+          <w:bCs/>
+          <w:highlight w:val="none"/>
+        </w:rPr>
+        <w:t xml:space="preserve">- `TTY` : Teletype terminal interface</w:t>
+      </w:r>
+      <w:r/>
+    </w:p>
+    <w:p>
+      <w:pPr>
+        <w:pStyle w:val="768"/>
+        <w:pBdr/>
+        <w:spacing w:line="360" w:lineRule="auto"/>
+        <w:ind/>
+        <w:rPr/>
+      </w:pPr>
+      <w:r>
+        <w:rPr>
+          <w:rFonts w:ascii="Times New Roman" w:hAnsi="Times New Roman" w:cs="Times New Roman"/>
+          <w:bCs/>
+          <w:highlight w:val="none"/>
+        </w:rPr>
+        <w:t xml:space="preserve">- `VFS` : Virtual Filesystem</w:t>
+      </w:r>
+      <w:r/>
+    </w:p>
+    <w:p>
+      <w:pPr>
+        <w:pStyle w:val="768"/>
+        <w:pBdr/>
+        <w:spacing w:line="360" w:lineRule="auto"/>
+        <w:ind/>
+        <w:rPr/>
+      </w:pPr>
+      <w:r>
+        <w:rPr>
+          <w:rFonts w:ascii="Times New Roman" w:hAnsi="Times New Roman" w:cs="Times New Roman"/>
+          <w:bCs/>
+          <w:highlight w:val="none"/>
+        </w:rPr>
+        <w:t xml:space="preserve">- `VGA` : Video Graphics Array</w:t>
+      </w:r>
+      <w:r/>
+    </w:p>
+    <w:p>
+      <w:pPr>
+        <w:pStyle w:val="768"/>
+        <w:pBdr/>
+        <w:spacing w:line="360" w:lineRule="auto"/>
+        <w:ind/>
+        <w:rPr/>
+      </w:pPr>
+      <w:r>
+        <w:rPr>
+          <w:rFonts w:ascii="Times New Roman" w:hAnsi="Times New Roman" w:cs="Times New Roman"/>
+          <w:bCs/>
+          <w:highlight w:val="none"/>
+        </w:rPr>
+        <w:t xml:space="preserve">- `VM` : Virtual Memory</w:t>
+      </w:r>
+      <w:r/>
+    </w:p>
+    <w:p>
+      <w:pPr>
+        <w:pStyle w:val="768"/>
+        <w:pBdr/>
+        <w:spacing w:line="360" w:lineRule="auto"/>
+        <w:ind/>
+        <w:rPr>
+          <w:rFonts w:ascii="Times New Roman" w:hAnsi="Times New Roman" w:cs="Times New Roman"/>
+        </w:rPr>
+      </w:pPr>
+      <w:r>
+        <w:rPr>
+          <w:rFonts w:ascii="Times New Roman" w:hAnsi="Times New Roman" w:cs="Times New Roman"/>
+          <w:bCs/>
+          <w:highlight w:val="none"/>
+        </w:rPr>
+        <w:t xml:space="preserve">- `x86_64` : 64-bit x86 architecture</w:t>
+      </w:r>
+      <w:r/>
+      <w:r>
+        <w:rPr>
+          <w:rFonts w:ascii="Times New Roman" w:hAnsi="Times New Roman" w:cs="Times New Roman"/>
+          <w:bCs/>
+          <w:highlight w:val="none"/>
+        </w:rPr>
+      </w:r>
+      <w:r>
+        <w:rPr>
+          <w:rFonts w:ascii="Times New Roman" w:hAnsi="Times New Roman" w:cs="Times New Roman"/>
+          <w:bCs/>
+          <w:highlight w:val="none"/>
+        </w:rPr>
+      </w:r>
+      <w:r>
+        <w:rPr>
+          <w:rFonts w:ascii="Times New Roman" w:hAnsi="Times New Roman" w:cs="Times New Roman"/>
+          <w:bCs/>
+          <w:highlight w:val="none"/>
         </w:rPr>
       </w:r>
     </w:p>
@@ -9365,10 +9854,1691 @@
         <w:spacing w:line="360" w:lineRule="auto"/>
         <w:ind/>
         <w:jc w:val="both"/>
+        <w:rPr/>
+      </w:pPr>
+      <w:r>
         <w:rPr>
           <w:rFonts w:ascii="Times New Roman" w:hAnsi="Times New Roman" w:cs="Times New Roman"/>
         </w:rPr>
-      </w:pPr>
+        <w:t xml:space="preserve">## 1. Background</w:t>
+      </w:r>
+      <w:r/>
+    </w:p>
+    <w:p>
+      <w:pPr>
+        <w:pStyle w:val="768"/>
+        <w:pBdr/>
+        <w:spacing w:line="360" w:lineRule="auto"/>
+        <w:ind/>
+        <w:jc w:val="both"/>
+        <w:rPr/>
+      </w:pPr>
+      <w:r>
+        <w:rPr>
+          <w:rFonts w:ascii="Times New Roman" w:hAnsi="Times New Roman" w:cs="Times New Roman"/>
+        </w:rPr>
+      </w:r>
+      <w:r/>
+    </w:p>
+    <w:p>
+      <w:pPr>
+        <w:pStyle w:val="768"/>
+        <w:pBdr/>
+        <w:spacing w:line="360" w:lineRule="auto"/>
+        <w:ind/>
+        <w:jc w:val="both"/>
+        <w:rPr/>
+      </w:pPr>
+      <w:r>
+        <w:rPr>
+          <w:rFonts w:ascii="Times New Roman" w:hAnsi="Times New Roman" w:cs="Times New Roman"/>
+        </w:rPr>
+        <w:t xml:space="preserve">Operating systems are the software layer that connects application logic with the hardware resources of a computer. They coordinate processor time, memory usage, device communication, storage access, user interaction, and system protection. In practice, mod</w:t>
+      </w:r>
+      <w:r>
+        <w:rPr>
+          <w:rFonts w:ascii="Times New Roman" w:hAnsi="Times New Roman" w:cs="Times New Roman"/>
+        </w:rPr>
+        <w:t xml:space="preserve">ern operating systems are extremely large and highly optimized systems with many decades of engineering behind them. While they are powerful, their scale often makes them difficult to study in full. A student or reviewer may learn individual concepts such a</w:t>
+      </w:r>
+      <w:r>
+        <w:rPr>
+          <w:rFonts w:ascii="Times New Roman" w:hAnsi="Times New Roman" w:cs="Times New Roman"/>
+        </w:rPr>
+        <w:t xml:space="preserve">s bootloaders, interrupts, or virtual memory, yet still struggle to understand how those concepts are connected inside one complete system.</w:t>
+      </w:r>
+      <w:r/>
+    </w:p>
+    <w:p>
+      <w:pPr>
+        <w:pStyle w:val="768"/>
+        <w:pBdr/>
+        <w:spacing w:line="360" w:lineRule="auto"/>
+        <w:ind/>
+        <w:jc w:val="both"/>
+        <w:rPr/>
+      </w:pPr>
+      <w:r>
+        <w:rPr>
+          <w:rFonts w:ascii="Times New Roman" w:hAnsi="Times New Roman" w:cs="Times New Roman"/>
+        </w:rPr>
+      </w:r>
+      <w:r/>
+    </w:p>
+    <w:p>
+      <w:pPr>
+        <w:pStyle w:val="768"/>
+        <w:pBdr/>
+        <w:spacing w:line="360" w:lineRule="auto"/>
+        <w:ind/>
+        <w:jc w:val="both"/>
+        <w:rPr/>
+      </w:pPr>
+      <w:r>
+        <w:rPr>
+          <w:rFonts w:ascii="Times New Roman" w:hAnsi="Times New Roman" w:cs="Times New Roman"/>
+        </w:rPr>
+        <w:t xml:space="preserve">This problem creates a strong need for compact and explainable operating-system projects. A smaller kernel can serve as a controlled environment in which the relationship between bootstrapping, privilege levels, interrupt handling, task management, storage,</w:t>
+      </w:r>
+      <w:r>
+        <w:rPr>
+          <w:rFonts w:ascii="Times New Roman" w:hAnsi="Times New Roman" w:cs="Times New Roman"/>
+        </w:rPr>
+        <w:t xml:space="preserve"> and user interaction is visible rather than hidden. Such a system is valuable not only in teaching, but also in systems research, debugging, experimentation, and technical presentations. `BB` was built in response to that need.</w:t>
+      </w:r>
+      <w:r/>
+    </w:p>
+    <w:p>
+      <w:pPr>
+        <w:pStyle w:val="768"/>
+        <w:pBdr/>
+        <w:spacing w:line="360" w:lineRule="auto"/>
+        <w:ind/>
+        <w:jc w:val="both"/>
+        <w:rPr/>
+      </w:pPr>
+      <w:r>
+        <w:rPr>
+          <w:rFonts w:ascii="Times New Roman" w:hAnsi="Times New Roman" w:cs="Times New Roman"/>
+        </w:rPr>
+      </w:r>
+      <w:r/>
+    </w:p>
+    <w:p>
+      <w:pPr>
+        <w:pStyle w:val="768"/>
+        <w:pBdr/>
+        <w:spacing w:line="360" w:lineRule="auto"/>
+        <w:ind/>
+        <w:jc w:val="both"/>
+        <w:rPr/>
+      </w:pPr>
+      <w:r>
+        <w:rPr>
+          <w:rFonts w:ascii="Times New Roman" w:hAnsi="Times New Roman" w:cs="Times New Roman"/>
+        </w:rPr>
+        <w:t xml:space="preserve">## 2. Motivation For Building BB</w:t>
+      </w:r>
+      <w:r/>
+    </w:p>
+    <w:p>
+      <w:pPr>
+        <w:pStyle w:val="768"/>
+        <w:pBdr/>
+        <w:spacing w:line="360" w:lineRule="auto"/>
+        <w:ind/>
+        <w:jc w:val="both"/>
+        <w:rPr/>
+      </w:pPr>
+      <w:r>
+        <w:rPr>
+          <w:rFonts w:ascii="Times New Roman" w:hAnsi="Times New Roman" w:cs="Times New Roman"/>
+        </w:rPr>
+      </w:r>
+      <w:r/>
+    </w:p>
+    <w:p>
+      <w:pPr>
+        <w:pStyle w:val="768"/>
+        <w:pBdr/>
+        <w:spacing w:line="360" w:lineRule="auto"/>
+        <w:ind/>
+        <w:jc w:val="both"/>
+        <w:rPr/>
+      </w:pPr>
+      <w:r>
+        <w:rPr>
+          <w:rFonts w:ascii="Times New Roman" w:hAnsi="Times New Roman" w:cs="Times New Roman"/>
+        </w:rPr>
+        <w:t xml:space="preserve">The `BB` project began as a kernel-building effort but evolved into a more specific research and demonstration platform. The motivation was not simply to produce a bootable kernel, because many hobby kernels can already print text, react to a keyboard, or s</w:t>
+      </w:r>
+      <w:r>
+        <w:rPr>
+          <w:rFonts w:ascii="Times New Roman" w:hAnsi="Times New Roman" w:cs="Times New Roman"/>
+        </w:rPr>
+        <w:t xml:space="preserve">chedule a few tasks. The real goal was to create a kernel that makes internal state visible and provides an interface model that supports experimentation.</w:t>
+      </w:r>
+      <w:r/>
+    </w:p>
+    <w:p>
+      <w:pPr>
+        <w:pStyle w:val="768"/>
+        <w:pBdr/>
+        <w:spacing w:line="360" w:lineRule="auto"/>
+        <w:ind/>
+        <w:jc w:val="both"/>
+        <w:rPr/>
+      </w:pPr>
+      <w:r>
+        <w:rPr>
+          <w:rFonts w:ascii="Times New Roman" w:hAnsi="Times New Roman" w:cs="Times New Roman"/>
+        </w:rPr>
+      </w:r>
+      <w:r/>
+    </w:p>
+    <w:p>
+      <w:pPr>
+        <w:pStyle w:val="768"/>
+        <w:pBdr/>
+        <w:spacing w:line="360" w:lineRule="auto"/>
+        <w:ind/>
+        <w:jc w:val="both"/>
+        <w:rPr/>
+      </w:pPr>
+      <w:r>
+        <w:rPr>
+          <w:rFonts w:ascii="Times New Roman" w:hAnsi="Times New Roman" w:cs="Times New Roman"/>
+        </w:rPr>
+        <w:t xml:space="preserve">Three motivations shaped the project.</w:t>
+      </w:r>
+      <w:r/>
+    </w:p>
+    <w:p>
+      <w:pPr>
+        <w:pStyle w:val="768"/>
+        <w:pBdr/>
+        <w:spacing w:line="360" w:lineRule="auto"/>
+        <w:ind/>
+        <w:jc w:val="both"/>
+        <w:rPr/>
+      </w:pPr>
+      <w:r>
+        <w:rPr>
+          <w:rFonts w:ascii="Times New Roman" w:hAnsi="Times New Roman" w:cs="Times New Roman"/>
+        </w:rPr>
+      </w:r>
+      <w:r/>
+    </w:p>
+    <w:p>
+      <w:pPr>
+        <w:pStyle w:val="768"/>
+        <w:pBdr/>
+        <w:spacing w:line="360" w:lineRule="auto"/>
+        <w:ind/>
+        <w:jc w:val="both"/>
+        <w:rPr/>
+      </w:pPr>
+      <w:r>
+        <w:rPr>
+          <w:rFonts w:ascii="Times New Roman" w:hAnsi="Times New Roman" w:cs="Times New Roman"/>
+        </w:rPr>
+        <w:t xml:space="preserve">First, the project needed to be explainable. The system should be small enough that its full path can be described from boot sector to shell prompt. It should be possible to show how the processor leaves real mode, how early page tables are created, how int</w:t>
+      </w:r>
+      <w:r>
+        <w:rPr>
+          <w:rFonts w:ascii="Times New Roman" w:hAnsi="Times New Roman" w:cs="Times New Roman"/>
+        </w:rPr>
+        <w:t xml:space="preserve">errupt descriptors are installed, how keyboard interrupts enter the kernel, how text is printed, how tasks are scheduled, and how files are exposed through a virtual namespace.</w:t>
+      </w:r>
+      <w:r/>
+    </w:p>
+    <w:p>
+      <w:pPr>
+        <w:pStyle w:val="768"/>
+        <w:pBdr/>
+        <w:spacing w:line="360" w:lineRule="auto"/>
+        <w:ind/>
+        <w:jc w:val="both"/>
+        <w:rPr/>
+      </w:pPr>
+      <w:r>
+        <w:rPr>
+          <w:rFonts w:ascii="Times New Roman" w:hAnsi="Times New Roman" w:cs="Times New Roman"/>
+        </w:rPr>
+      </w:r>
+      <w:r/>
+    </w:p>
+    <w:p>
+      <w:pPr>
+        <w:pStyle w:val="768"/>
+        <w:pBdr/>
+        <w:spacing w:line="360" w:lineRule="auto"/>
+        <w:ind/>
+        <w:jc w:val="both"/>
+        <w:rPr/>
+      </w:pPr>
+      <w:r>
+        <w:rPr>
+          <w:rFonts w:ascii="Times New Roman" w:hAnsi="Times New Roman" w:cs="Times New Roman"/>
+        </w:rPr>
+        <w:t xml:space="preserve">Second, the project needed to be research-friendly. Many hard systems problems involve nondeterminism, event ordering, and interactions between kernel subsystems. For that reason, `BB` includes tracing and replay-oriented features that make it easier to ins</w:t>
+      </w:r>
+      <w:r>
+        <w:rPr>
+          <w:rFonts w:ascii="Times New Roman" w:hAnsi="Times New Roman" w:cs="Times New Roman"/>
+        </w:rPr>
+        <w:t xml:space="preserve">pect system behavior rather than only running code blindly.</w:t>
+      </w:r>
+      <w:r/>
+    </w:p>
+    <w:p>
+      <w:pPr>
+        <w:pStyle w:val="768"/>
+        <w:pBdr/>
+        <w:spacing w:line="360" w:lineRule="auto"/>
+        <w:ind/>
+        <w:jc w:val="both"/>
+        <w:rPr/>
+      </w:pPr>
+      <w:r>
+        <w:rPr>
+          <w:rFonts w:ascii="Times New Roman" w:hAnsi="Times New Roman" w:cs="Times New Roman"/>
+        </w:rPr>
+      </w:r>
+      <w:r/>
+    </w:p>
+    <w:p>
+      <w:pPr>
+        <w:pStyle w:val="768"/>
+        <w:pBdr/>
+        <w:spacing w:line="360" w:lineRule="auto"/>
+        <w:ind/>
+        <w:jc w:val="both"/>
+        <w:rPr/>
+      </w:pPr>
+      <w:r>
+        <w:rPr>
+          <w:rFonts w:ascii="Times New Roman" w:hAnsi="Times New Roman" w:cs="Times New Roman"/>
+        </w:rPr>
+        <w:t xml:space="preserve">Third, the project needed a distinct systems idea. In `BB`, that idea is a strong extension of the “everything is a file” philosophy. Instead of limiting file-oriented design to storage objects, `BB` extends it into networking and system inspection. Packet </w:t>
+      </w:r>
+      <w:r>
+        <w:rPr>
+          <w:rFonts w:ascii="Times New Roman" w:hAnsi="Times New Roman" w:cs="Times New Roman"/>
+        </w:rPr>
+        <w:t xml:space="preserve">operations, runtime statistics, tracing artifacts, executable metadata, and process-like information are exposed through readable and writable virtual filesystem paths.</w:t>
+      </w:r>
+      <w:r/>
+    </w:p>
+    <w:p>
+      <w:pPr>
+        <w:pStyle w:val="768"/>
+        <w:pBdr/>
+        <w:spacing w:line="360" w:lineRule="auto"/>
+        <w:ind/>
+        <w:jc w:val="both"/>
+        <w:rPr/>
+      </w:pPr>
+      <w:r>
+        <w:rPr>
+          <w:rFonts w:ascii="Times New Roman" w:hAnsi="Times New Roman" w:cs="Times New Roman"/>
+        </w:rPr>
+      </w:r>
+      <w:r/>
+    </w:p>
+    <w:p>
+      <w:pPr>
+        <w:pStyle w:val="768"/>
+        <w:pBdr/>
+        <w:spacing w:line="360" w:lineRule="auto"/>
+        <w:ind/>
+        <w:jc w:val="both"/>
+        <w:rPr/>
+      </w:pPr>
+      <w:r>
+        <w:rPr>
+          <w:rFonts w:ascii="Times New Roman" w:hAnsi="Times New Roman" w:cs="Times New Roman"/>
+        </w:rPr>
+        <w:t xml:space="preserve">## 3. Problem Statement</w:t>
+      </w:r>
+      <w:r/>
+    </w:p>
+    <w:p>
+      <w:pPr>
+        <w:pStyle w:val="768"/>
+        <w:pBdr/>
+        <w:spacing w:line="360" w:lineRule="auto"/>
+        <w:ind/>
+        <w:jc w:val="both"/>
+        <w:rPr/>
+      </w:pPr>
+      <w:r>
+        <w:rPr>
+          <w:rFonts w:ascii="Times New Roman" w:hAnsi="Times New Roman" w:cs="Times New Roman"/>
+        </w:rPr>
+      </w:r>
+      <w:r/>
+    </w:p>
+    <w:p>
+      <w:pPr>
+        <w:pStyle w:val="768"/>
+        <w:pBdr/>
+        <w:spacing w:line="360" w:lineRule="auto"/>
+        <w:ind/>
+        <w:jc w:val="both"/>
+        <w:rPr/>
+      </w:pPr>
+      <w:r>
+        <w:rPr>
+          <w:rFonts w:ascii="Times New Roman" w:hAnsi="Times New Roman" w:cs="Times New Roman"/>
+        </w:rPr>
+        <w:t xml:space="preserve">Most educational kernels are too small to show realistic subsystem interaction, while most production operating systems are too large to study end to end in a report or classroom setting. At the same time, many kernel interfaces remain opaque to users and d</w:t>
+      </w:r>
+      <w:r>
+        <w:rPr>
+          <w:rFonts w:ascii="Times New Roman" w:hAnsi="Times New Roman" w:cs="Times New Roman"/>
+        </w:rPr>
+        <w:t xml:space="preserve">ifficult to inspect from inside the system itself. This creates several practical problems:</w:t>
+      </w:r>
+      <w:r/>
+    </w:p>
+    <w:p>
+      <w:pPr>
+        <w:pStyle w:val="768"/>
+        <w:pBdr/>
+        <w:spacing w:line="360" w:lineRule="auto"/>
+        <w:ind/>
+        <w:jc w:val="both"/>
+        <w:rPr/>
+      </w:pPr>
+      <w:r>
+        <w:rPr>
+          <w:rFonts w:ascii="Times New Roman" w:hAnsi="Times New Roman" w:cs="Times New Roman"/>
+        </w:rPr>
+      </w:r>
+      <w:r/>
+    </w:p>
+    <w:p>
+      <w:pPr>
+        <w:pStyle w:val="768"/>
+        <w:pBdr/>
+        <w:spacing w:line="360" w:lineRule="auto"/>
+        <w:ind/>
+        <w:jc w:val="both"/>
+        <w:rPr/>
+      </w:pPr>
+      <w:r>
+        <w:rPr>
+          <w:rFonts w:ascii="Times New Roman" w:hAnsi="Times New Roman" w:cs="Times New Roman"/>
+        </w:rPr>
+        <w:t xml:space="preserve">- low-level kernel concepts remain fragmented in learning material</w:t>
+      </w:r>
+      <w:r/>
+    </w:p>
+    <w:p>
+      <w:pPr>
+        <w:pStyle w:val="768"/>
+        <w:pBdr/>
+        <w:spacing w:line="360" w:lineRule="auto"/>
+        <w:ind/>
+        <w:jc w:val="both"/>
+        <w:rPr/>
+      </w:pPr>
+      <w:r>
+        <w:rPr>
+          <w:rFonts w:ascii="Times New Roman" w:hAnsi="Times New Roman" w:cs="Times New Roman"/>
+        </w:rPr>
+        <w:t xml:space="preserve">- system behavior is hard to observe directly at the kernel boundary</w:t>
+      </w:r>
+      <w:r/>
+    </w:p>
+    <w:p>
+      <w:pPr>
+        <w:pStyle w:val="768"/>
+        <w:pBdr/>
+        <w:spacing w:line="360" w:lineRule="auto"/>
+        <w:ind/>
+        <w:jc w:val="both"/>
+        <w:rPr/>
+      </w:pPr>
+      <w:r>
+        <w:rPr>
+          <w:rFonts w:ascii="Times New Roman" w:hAnsi="Times New Roman" w:cs="Times New Roman"/>
+        </w:rPr>
+        <w:t xml:space="preserve">- experimental interface ideas are difficult to evaluate in large production codebases</w:t>
+      </w:r>
+      <w:r/>
+    </w:p>
+    <w:p>
+      <w:pPr>
+        <w:pStyle w:val="768"/>
+        <w:pBdr/>
+        <w:spacing w:line="360" w:lineRule="auto"/>
+        <w:ind/>
+        <w:jc w:val="both"/>
+        <w:rPr/>
+      </w:pPr>
+      <w:r>
+        <w:rPr>
+          <w:rFonts w:ascii="Times New Roman" w:hAnsi="Times New Roman" w:cs="Times New Roman"/>
+        </w:rPr>
+        <w:t xml:space="preserve">- presentation of operating-system internals becomes abstract instead of concrete</w:t>
+      </w:r>
+      <w:r/>
+    </w:p>
+    <w:p>
+      <w:pPr>
+        <w:pStyle w:val="768"/>
+        <w:pBdr/>
+        <w:spacing w:line="360" w:lineRule="auto"/>
+        <w:ind/>
+        <w:jc w:val="both"/>
+        <w:rPr/>
+      </w:pPr>
+      <w:r>
+        <w:rPr>
+          <w:rFonts w:ascii="Times New Roman" w:hAnsi="Times New Roman" w:cs="Times New Roman"/>
+        </w:rPr>
+        <w:t xml:space="preserve">- traceability and replay-oriented observation are often added as external tooling rather than built into the system design</w:t>
+      </w:r>
+      <w:r/>
+    </w:p>
+    <w:p>
+      <w:pPr>
+        <w:pStyle w:val="768"/>
+        <w:pBdr/>
+        <w:spacing w:line="360" w:lineRule="auto"/>
+        <w:ind/>
+        <w:jc w:val="both"/>
+        <w:rPr/>
+      </w:pPr>
+      <w:r>
+        <w:rPr>
+          <w:rFonts w:ascii="Times New Roman" w:hAnsi="Times New Roman" w:cs="Times New Roman"/>
+        </w:rPr>
+      </w:r>
+      <w:r/>
+    </w:p>
+    <w:p>
+      <w:pPr>
+        <w:pStyle w:val="768"/>
+        <w:pBdr/>
+        <w:spacing w:line="360" w:lineRule="auto"/>
+        <w:ind/>
+        <w:jc w:val="both"/>
+        <w:rPr/>
+      </w:pPr>
+      <w:r>
+        <w:rPr>
+          <w:rFonts w:ascii="Times New Roman" w:hAnsi="Times New Roman" w:cs="Times New Roman"/>
+        </w:rPr>
+        <w:t xml:space="preserve">`BB` addresses these problems by providing a compact x86_64 operating-system prototype whose internal behavior is intentionally surfaced through commands, trace facilities, and virtual namespaces.</w:t>
+      </w:r>
+      <w:r/>
+    </w:p>
+    <w:p>
+      <w:pPr>
+        <w:pStyle w:val="768"/>
+        <w:pBdr/>
+        <w:spacing w:line="360" w:lineRule="auto"/>
+        <w:ind/>
+        <w:jc w:val="both"/>
+        <w:rPr/>
+      </w:pPr>
+      <w:r>
+        <w:rPr>
+          <w:rFonts w:ascii="Times New Roman" w:hAnsi="Times New Roman" w:cs="Times New Roman"/>
+        </w:rPr>
+      </w:r>
+      <w:r/>
+    </w:p>
+    <w:p>
+      <w:pPr>
+        <w:pStyle w:val="768"/>
+        <w:pBdr/>
+        <w:spacing w:line="360" w:lineRule="auto"/>
+        <w:ind/>
+        <w:jc w:val="both"/>
+        <w:rPr/>
+      </w:pPr>
+      <w:r>
+        <w:rPr>
+          <w:rFonts w:ascii="Times New Roman" w:hAnsi="Times New Roman" w:cs="Times New Roman"/>
+        </w:rPr>
+        <w:t xml:space="preserve">## 4. Purpose Of The Project</w:t>
+      </w:r>
+      <w:r/>
+    </w:p>
+    <w:p>
+      <w:pPr>
+        <w:pStyle w:val="768"/>
+        <w:pBdr/>
+        <w:spacing w:line="360" w:lineRule="auto"/>
+        <w:ind/>
+        <w:jc w:val="both"/>
+        <w:rPr/>
+      </w:pPr>
+      <w:r>
+        <w:rPr>
+          <w:rFonts w:ascii="Times New Roman" w:hAnsi="Times New Roman" w:cs="Times New Roman"/>
+        </w:rPr>
+      </w:r>
+      <w:r/>
+    </w:p>
+    <w:p>
+      <w:pPr>
+        <w:pStyle w:val="768"/>
+        <w:pBdr/>
+        <w:spacing w:line="360" w:lineRule="auto"/>
+        <w:ind/>
+        <w:jc w:val="both"/>
+        <w:rPr/>
+      </w:pPr>
+      <w:r>
+        <w:rPr>
+          <w:rFonts w:ascii="Times New Roman" w:hAnsi="Times New Roman" w:cs="Times New Roman"/>
+        </w:rPr>
+        <w:t xml:space="preserve">The purpose of `BB` is to provide a compact but meaningful operating-system environment that can be used for the following purposes:</w:t>
+      </w:r>
+      <w:r/>
+    </w:p>
+    <w:p>
+      <w:pPr>
+        <w:pStyle w:val="768"/>
+        <w:pBdr/>
+        <w:spacing w:line="360" w:lineRule="auto"/>
+        <w:ind/>
+        <w:jc w:val="both"/>
+        <w:rPr/>
+      </w:pPr>
+      <w:r>
+        <w:rPr>
+          <w:rFonts w:ascii="Times New Roman" w:hAnsi="Times New Roman" w:cs="Times New Roman"/>
+        </w:rPr>
+      </w:r>
+      <w:r/>
+    </w:p>
+    <w:p>
+      <w:pPr>
+        <w:pStyle w:val="768"/>
+        <w:pBdr/>
+        <w:spacing w:line="360" w:lineRule="auto"/>
+        <w:ind/>
+        <w:jc w:val="both"/>
+        <w:rPr/>
+      </w:pPr>
+      <w:r>
+        <w:rPr>
+          <w:rFonts w:ascii="Times New Roman" w:hAnsi="Times New Roman" w:cs="Times New Roman"/>
+        </w:rPr>
+        <w:t xml:space="preserve">- to learn how a real machine boots into a 64-bit kernel</w:t>
+      </w:r>
+      <w:r/>
+    </w:p>
+    <w:p>
+      <w:pPr>
+        <w:pStyle w:val="768"/>
+        <w:pBdr/>
+        <w:spacing w:line="360" w:lineRule="auto"/>
+        <w:ind/>
+        <w:jc w:val="both"/>
+        <w:rPr/>
+      </w:pPr>
+      <w:r>
+        <w:rPr>
+          <w:rFonts w:ascii="Times New Roman" w:hAnsi="Times New Roman" w:cs="Times New Roman"/>
+        </w:rPr>
+        <w:t xml:space="preserve">- to study kernel internals in a manageable codebase</w:t>
+      </w:r>
+      <w:r/>
+    </w:p>
+    <w:p>
+      <w:pPr>
+        <w:pStyle w:val="768"/>
+        <w:pBdr/>
+        <w:spacing w:line="360" w:lineRule="auto"/>
+        <w:ind/>
+        <w:jc w:val="both"/>
+        <w:rPr/>
+      </w:pPr>
+      <w:r>
+        <w:rPr>
+          <w:rFonts w:ascii="Times New Roman" w:hAnsi="Times New Roman" w:cs="Times New Roman"/>
+        </w:rPr>
+        <w:t xml:space="preserve">- to experiment with Unix-like file and descriptor abstractions</w:t>
+      </w:r>
+      <w:r/>
+    </w:p>
+    <w:p>
+      <w:pPr>
+        <w:pStyle w:val="768"/>
+        <w:pBdr/>
+        <w:spacing w:line="360" w:lineRule="auto"/>
+        <w:ind/>
+        <w:jc w:val="both"/>
+        <w:rPr/>
+      </w:pPr>
+      <w:r>
+        <w:rPr>
+          <w:rFonts w:ascii="Times New Roman" w:hAnsi="Times New Roman" w:cs="Times New Roman"/>
+        </w:rPr>
+        <w:t xml:space="preserve">- to explore trace recording and replay-oriented thinking</w:t>
+      </w:r>
+      <w:r/>
+    </w:p>
+    <w:p>
+      <w:pPr>
+        <w:pStyle w:val="768"/>
+        <w:pBdr/>
+        <w:spacing w:line="360" w:lineRule="auto"/>
+        <w:ind/>
+        <w:jc w:val="both"/>
+        <w:rPr/>
+      </w:pPr>
+      <w:r>
+        <w:rPr>
+          <w:rFonts w:ascii="Times New Roman" w:hAnsi="Times New Roman" w:cs="Times New Roman"/>
+        </w:rPr>
+        <w:t xml:space="preserve">- to demonstrate alternative interface ideas such as file-modeled networking</w:t>
+      </w:r>
+      <w:r/>
+    </w:p>
+    <w:p>
+      <w:pPr>
+        <w:pStyle w:val="768"/>
+        <w:pBdr/>
+        <w:spacing w:line="360" w:lineRule="auto"/>
+        <w:ind/>
+        <w:jc w:val="both"/>
+        <w:rPr/>
+      </w:pPr>
+      <w:r>
+        <w:rPr>
+          <w:rFonts w:ascii="Times New Roman" w:hAnsi="Times New Roman" w:cs="Times New Roman"/>
+        </w:rPr>
+        <w:t xml:space="preserve">- to compare low-latency versus low-wakeup kernel policy decisions</w:t>
+      </w:r>
+      <w:r/>
+    </w:p>
+    <w:p>
+      <w:pPr>
+        <w:pStyle w:val="768"/>
+        <w:pBdr/>
+        <w:spacing w:line="360" w:lineRule="auto"/>
+        <w:ind/>
+        <w:jc w:val="both"/>
+        <w:rPr/>
+      </w:pPr>
+      <w:r>
+        <w:rPr>
+          <w:rFonts w:ascii="Times New Roman" w:hAnsi="Times New Roman" w:cs="Times New Roman"/>
+        </w:rPr>
+        <w:t xml:space="preserve">- to support technical reports, demonstrations, and presentations with concrete working code</w:t>
+      </w:r>
+      <w:r/>
+    </w:p>
+    <w:p>
+      <w:pPr>
+        <w:pStyle w:val="768"/>
+        <w:pBdr/>
+        <w:spacing w:line="360" w:lineRule="auto"/>
+        <w:ind/>
+        <w:jc w:val="both"/>
+        <w:rPr/>
+      </w:pPr>
+      <w:r>
+        <w:rPr>
+          <w:rFonts w:ascii="Times New Roman" w:hAnsi="Times New Roman" w:cs="Times New Roman"/>
+        </w:rPr>
+      </w:r>
+      <w:r/>
+    </w:p>
+    <w:p>
+      <w:pPr>
+        <w:pStyle w:val="768"/>
+        <w:pBdr/>
+        <w:spacing w:line="360" w:lineRule="auto"/>
+        <w:ind/>
+        <w:jc w:val="both"/>
+        <w:rPr/>
+      </w:pPr>
+      <w:r>
+        <w:rPr>
+          <w:rFonts w:ascii="Times New Roman" w:hAnsi="Times New Roman" w:cs="Times New Roman"/>
+        </w:rPr>
+        <w:t xml:space="preserve">The project therefore has educational, experimental, and demonstrative value.</w:t>
+      </w:r>
+      <w:r/>
+    </w:p>
+    <w:p>
+      <w:pPr>
+        <w:pStyle w:val="768"/>
+        <w:pBdr/>
+        <w:spacing w:line="360" w:lineRule="auto"/>
+        <w:ind/>
+        <w:jc w:val="both"/>
+        <w:rPr/>
+      </w:pPr>
+      <w:r>
+        <w:rPr>
+          <w:rFonts w:ascii="Times New Roman" w:hAnsi="Times New Roman" w:cs="Times New Roman"/>
+        </w:rPr>
+      </w:r>
+      <w:r/>
+    </w:p>
+    <w:p>
+      <w:pPr>
+        <w:pStyle w:val="768"/>
+        <w:pBdr/>
+        <w:spacing w:line="360" w:lineRule="auto"/>
+        <w:ind/>
+        <w:jc w:val="both"/>
+        <w:rPr/>
+      </w:pPr>
+      <w:r>
+        <w:rPr>
+          <w:rFonts w:ascii="Times New Roman" w:hAnsi="Times New Roman" w:cs="Times New Roman"/>
+        </w:rPr>
+        <w:t xml:space="preserve">## 5. Why BB Is Different</w:t>
+      </w:r>
+      <w:r/>
+    </w:p>
+    <w:p>
+      <w:pPr>
+        <w:pStyle w:val="768"/>
+        <w:pBdr/>
+        <w:spacing w:line="360" w:lineRule="auto"/>
+        <w:ind/>
+        <w:jc w:val="both"/>
+        <w:rPr/>
+      </w:pPr>
+      <w:r>
+        <w:rPr>
+          <w:rFonts w:ascii="Times New Roman" w:hAnsi="Times New Roman" w:cs="Times New Roman"/>
+        </w:rPr>
+      </w:r>
+      <w:r/>
+    </w:p>
+    <w:p>
+      <w:pPr>
+        <w:pStyle w:val="768"/>
+        <w:pBdr/>
+        <w:spacing w:line="360" w:lineRule="auto"/>
+        <w:ind/>
+        <w:jc w:val="both"/>
+        <w:rPr/>
+      </w:pPr>
+      <w:r>
+        <w:rPr>
+          <w:rFonts w:ascii="Times New Roman" w:hAnsi="Times New Roman" w:cs="Times New Roman"/>
+        </w:rPr>
+        <w:t xml:space="preserve">`BB` is different from a minimal toy kernel because it is not limited to a boot message or a flat text console. It contains a meaningful group of interacting subsystems. It can boot through BIOS, enter long mode, initialize devices, react to interrupts, sch</w:t>
+      </w:r>
+      <w:r>
+        <w:rPr>
+          <w:rFonts w:ascii="Times New Roman" w:hAnsi="Times New Roman" w:cs="Times New Roman"/>
+        </w:rPr>
+        <w:t xml:space="preserve">edule tasks, record traces, expose namespaces through a VFS layer, provide descriptor-style access, model network traffic as files, and present a structured shell environment with manuals and runtime introspection.</w:t>
+      </w:r>
+      <w:r/>
+    </w:p>
+    <w:p>
+      <w:pPr>
+        <w:pStyle w:val="768"/>
+        <w:pBdr/>
+        <w:spacing w:line="360" w:lineRule="auto"/>
+        <w:ind/>
+        <w:jc w:val="both"/>
+        <w:rPr/>
+      </w:pPr>
+      <w:r>
+        <w:rPr>
+          <w:rFonts w:ascii="Times New Roman" w:hAnsi="Times New Roman" w:cs="Times New Roman"/>
+        </w:rPr>
+      </w:r>
+      <w:r/>
+    </w:p>
+    <w:p>
+      <w:pPr>
+        <w:pStyle w:val="768"/>
+        <w:pBdr/>
+        <w:spacing w:line="360" w:lineRule="auto"/>
+        <w:ind/>
+        <w:jc w:val="both"/>
+        <w:rPr/>
+      </w:pPr>
+      <w:r>
+        <w:rPr>
+          <w:rFonts w:ascii="Times New Roman" w:hAnsi="Times New Roman" w:cs="Times New Roman"/>
+        </w:rPr>
+        <w:t xml:space="preserve">It is also different from a normal hobby operating system because it has a stronger emphasis on explainability and observability. The system is shaped so that one can not only run commands, but inspect the system itself through `/proc`, `/trace`, `/net`, `/</w:t>
+      </w:r>
+      <w:r>
+        <w:rPr>
+          <w:rFonts w:ascii="Times New Roman" w:hAnsi="Times New Roman" w:cs="Times New Roman"/>
+        </w:rPr>
+        <w:t xml:space="preserve">bin`, and shell-level reporting commands. The project is therefore useful in a report or viva setting, because the behavior being described can be shown live and inspected directly.</w:t>
+      </w:r>
+      <w:r/>
+    </w:p>
+    <w:p>
+      <w:pPr>
+        <w:pStyle w:val="768"/>
+        <w:pBdr/>
+        <w:spacing w:line="360" w:lineRule="auto"/>
+        <w:ind/>
+        <w:jc w:val="both"/>
+        <w:rPr/>
+      </w:pPr>
+      <w:r>
+        <w:rPr>
+          <w:rFonts w:ascii="Times New Roman" w:hAnsi="Times New Roman" w:cs="Times New Roman"/>
+        </w:rPr>
+      </w:r>
+      <w:r/>
+    </w:p>
+    <w:p>
+      <w:pPr>
+        <w:pStyle w:val="768"/>
+        <w:pBdr/>
+        <w:spacing w:line="360" w:lineRule="auto"/>
+        <w:ind/>
+        <w:jc w:val="both"/>
+        <w:rPr/>
+      </w:pPr>
+      <w:r>
+        <w:rPr>
+          <w:rFonts w:ascii="Times New Roman" w:hAnsi="Times New Roman" w:cs="Times New Roman"/>
+        </w:rPr>
+        <w:t xml:space="preserve">## 6. Design Philosophy</w:t>
+      </w:r>
+      <w:r/>
+    </w:p>
+    <w:p>
+      <w:pPr>
+        <w:pStyle w:val="768"/>
+        <w:pBdr/>
+        <w:spacing w:line="360" w:lineRule="auto"/>
+        <w:ind/>
+        <w:jc w:val="both"/>
+        <w:rPr/>
+      </w:pPr>
+      <w:r>
+        <w:rPr>
+          <w:rFonts w:ascii="Times New Roman" w:hAnsi="Times New Roman" w:cs="Times New Roman"/>
+        </w:rPr>
+      </w:r>
+      <w:r/>
+    </w:p>
+    <w:p>
+      <w:pPr>
+        <w:pStyle w:val="768"/>
+        <w:pBdr/>
+        <w:spacing w:line="360" w:lineRule="auto"/>
+        <w:ind/>
+        <w:jc w:val="both"/>
+        <w:rPr/>
+      </w:pPr>
+      <w:r>
+        <w:rPr>
+          <w:rFonts w:ascii="Times New Roman" w:hAnsi="Times New Roman" w:cs="Times New Roman"/>
+        </w:rPr>
+        <w:t xml:space="preserve">Several design ideas guide the project.</w:t>
+      </w:r>
+      <w:r/>
+    </w:p>
+    <w:p>
+      <w:pPr>
+        <w:pStyle w:val="768"/>
+        <w:pBdr/>
+        <w:spacing w:line="360" w:lineRule="auto"/>
+        <w:ind/>
+        <w:jc w:val="both"/>
+        <w:rPr/>
+      </w:pPr>
+      <w:r>
+        <w:rPr>
+          <w:rFonts w:ascii="Times New Roman" w:hAnsi="Times New Roman" w:cs="Times New Roman"/>
+        </w:rPr>
+      </w:r>
+      <w:r/>
+    </w:p>
+    <w:p>
+      <w:pPr>
+        <w:pStyle w:val="768"/>
+        <w:pBdr/>
+        <w:spacing w:line="360" w:lineRule="auto"/>
+        <w:ind/>
+        <w:jc w:val="both"/>
+        <w:rPr/>
+      </w:pPr>
+      <w:r>
+        <w:rPr>
+          <w:rFonts w:ascii="Times New Roman" w:hAnsi="Times New Roman" w:cs="Times New Roman"/>
+        </w:rPr>
+        <w:t xml:space="preserve">### 6.1 Explainability over unnecessary complexity</w:t>
+      </w:r>
+      <w:r/>
+    </w:p>
+    <w:p>
+      <w:pPr>
+        <w:pStyle w:val="768"/>
+        <w:pBdr/>
+        <w:spacing w:line="360" w:lineRule="auto"/>
+        <w:ind/>
+        <w:jc w:val="both"/>
+        <w:rPr/>
+      </w:pPr>
+      <w:r>
+        <w:rPr>
+          <w:rFonts w:ascii="Times New Roman" w:hAnsi="Times New Roman" w:cs="Times New Roman"/>
+        </w:rPr>
+      </w:r>
+      <w:r/>
+    </w:p>
+    <w:p>
+      <w:pPr>
+        <w:pStyle w:val="768"/>
+        <w:pBdr/>
+        <w:spacing w:line="360" w:lineRule="auto"/>
+        <w:ind/>
+        <w:jc w:val="both"/>
+        <w:rPr/>
+      </w:pPr>
+      <w:r>
+        <w:rPr>
+          <w:rFonts w:ascii="Times New Roman" w:hAnsi="Times New Roman" w:cs="Times New Roman"/>
+        </w:rPr>
+        <w:t xml:space="preserve">The kernel deliberately avoids hiding core mechanisms behind excessive abstraction. Boot, memory, interrupts, tracing, scheduling, and I/O remain visible in both code and documentation. This makes the project easier to reason about.</w:t>
+      </w:r>
+      <w:r/>
+    </w:p>
+    <w:p>
+      <w:pPr>
+        <w:pStyle w:val="768"/>
+        <w:pBdr/>
+        <w:spacing w:line="360" w:lineRule="auto"/>
+        <w:ind/>
+        <w:jc w:val="both"/>
+        <w:rPr/>
+      </w:pPr>
+      <w:r>
+        <w:rPr>
+          <w:rFonts w:ascii="Times New Roman" w:hAnsi="Times New Roman" w:cs="Times New Roman"/>
+        </w:rPr>
+      </w:r>
+      <w:r/>
+    </w:p>
+    <w:p>
+      <w:pPr>
+        <w:pStyle w:val="768"/>
+        <w:pBdr/>
+        <w:spacing w:line="360" w:lineRule="auto"/>
+        <w:ind/>
+        <w:jc w:val="both"/>
+        <w:rPr/>
+      </w:pPr>
+      <w:r>
+        <w:rPr>
+          <w:rFonts w:ascii="Times New Roman" w:hAnsi="Times New Roman" w:cs="Times New Roman"/>
+        </w:rPr>
+        <w:t xml:space="preserve">### 6.2 File-oriented interaction</w:t>
+      </w:r>
+      <w:r/>
+    </w:p>
+    <w:p>
+      <w:pPr>
+        <w:pStyle w:val="768"/>
+        <w:pBdr/>
+        <w:spacing w:line="360" w:lineRule="auto"/>
+        <w:ind/>
+        <w:jc w:val="both"/>
+        <w:rPr/>
+      </w:pPr>
+      <w:r>
+        <w:rPr>
+          <w:rFonts w:ascii="Times New Roman" w:hAnsi="Times New Roman" w:cs="Times New Roman"/>
+        </w:rPr>
+      </w:r>
+      <w:r/>
+    </w:p>
+    <w:p>
+      <w:pPr>
+        <w:pStyle w:val="768"/>
+        <w:pBdr/>
+        <w:spacing w:line="360" w:lineRule="auto"/>
+        <w:ind/>
+        <w:jc w:val="both"/>
+        <w:rPr/>
+      </w:pPr>
+      <w:r>
+        <w:rPr>
+          <w:rFonts w:ascii="Times New Roman" w:hAnsi="Times New Roman" w:cs="Times New Roman"/>
+        </w:rPr>
+        <w:t xml:space="preserve">The VFS layer is not only a convenience layer. It is part of the kernel’s conceptual identity. By exposing `/trace`, `/bin`, `/net`, and `/proc` through file-style access, the system demonstrates that many kernel services can be inspected or controlled thro</w:t>
+      </w:r>
+      <w:r>
+        <w:rPr>
+          <w:rFonts w:ascii="Times New Roman" w:hAnsi="Times New Roman" w:cs="Times New Roman"/>
+        </w:rPr>
+        <w:t xml:space="preserve">ugh uniform path-based operations.</w:t>
+      </w:r>
+      <w:r/>
+    </w:p>
+    <w:p>
+      <w:pPr>
+        <w:pStyle w:val="768"/>
+        <w:pBdr/>
+        <w:spacing w:line="360" w:lineRule="auto"/>
+        <w:ind/>
+        <w:jc w:val="both"/>
+        <w:rPr/>
+      </w:pPr>
+      <w:r>
+        <w:rPr>
+          <w:rFonts w:ascii="Times New Roman" w:hAnsi="Times New Roman" w:cs="Times New Roman"/>
+        </w:rPr>
+      </w:r>
+      <w:r/>
+    </w:p>
+    <w:p>
+      <w:pPr>
+        <w:pStyle w:val="768"/>
+        <w:pBdr/>
+        <w:spacing w:line="360" w:lineRule="auto"/>
+        <w:ind/>
+        <w:jc w:val="both"/>
+        <w:rPr/>
+      </w:pPr>
+      <w:r>
+        <w:rPr>
+          <w:rFonts w:ascii="Times New Roman" w:hAnsi="Times New Roman" w:cs="Times New Roman"/>
+        </w:rPr>
+        <w:t xml:space="preserve">### 6.3 Research-friendly observability</w:t>
+      </w:r>
+      <w:r/>
+    </w:p>
+    <w:p>
+      <w:pPr>
+        <w:pStyle w:val="768"/>
+        <w:pBdr/>
+        <w:spacing w:line="360" w:lineRule="auto"/>
+        <w:ind/>
+        <w:jc w:val="both"/>
+        <w:rPr/>
+      </w:pPr>
+      <w:r>
+        <w:rPr>
+          <w:rFonts w:ascii="Times New Roman" w:hAnsi="Times New Roman" w:cs="Times New Roman"/>
+        </w:rPr>
+      </w:r>
+      <w:r/>
+    </w:p>
+    <w:p>
+      <w:pPr>
+        <w:pStyle w:val="768"/>
+        <w:pBdr/>
+        <w:spacing w:line="360" w:lineRule="auto"/>
+        <w:ind/>
+        <w:jc w:val="both"/>
+        <w:rPr/>
+      </w:pPr>
+      <w:r>
+        <w:rPr>
+          <w:rFonts w:ascii="Times New Roman" w:hAnsi="Times New Roman" w:cs="Times New Roman"/>
+        </w:rPr>
+        <w:t xml:space="preserve">Tracing is not an afterthought. It is a central architectural decision. The kernel is built to record significant activity so that users can inspect what happened, how much happened, and when it happened.</w:t>
+      </w:r>
+      <w:r/>
+    </w:p>
+    <w:p>
+      <w:pPr>
+        <w:pStyle w:val="768"/>
+        <w:pBdr/>
+        <w:spacing w:line="360" w:lineRule="auto"/>
+        <w:ind/>
+        <w:jc w:val="both"/>
+        <w:rPr/>
+      </w:pPr>
+      <w:r>
+        <w:rPr>
+          <w:rFonts w:ascii="Times New Roman" w:hAnsi="Times New Roman" w:cs="Times New Roman"/>
+        </w:rPr>
+      </w:r>
+      <w:r/>
+    </w:p>
+    <w:p>
+      <w:pPr>
+        <w:pStyle w:val="768"/>
+        <w:pBdr/>
+        <w:spacing w:line="360" w:lineRule="auto"/>
+        <w:ind/>
+        <w:jc w:val="both"/>
+        <w:rPr/>
+      </w:pPr>
+      <w:r>
+        <w:rPr>
+          <w:rFonts w:ascii="Times New Roman" w:hAnsi="Times New Roman" w:cs="Times New Roman"/>
+        </w:rPr>
+        <w:t xml:space="preserve">### 6.4 Controlled experimentation</w:t>
+      </w:r>
+      <w:r/>
+    </w:p>
+    <w:p>
+      <w:pPr>
+        <w:pStyle w:val="768"/>
+        <w:pBdr/>
+        <w:spacing w:line="360" w:lineRule="auto"/>
+        <w:ind/>
+        <w:jc w:val="both"/>
+        <w:rPr/>
+      </w:pPr>
+      <w:r>
+        <w:rPr>
+          <w:rFonts w:ascii="Times New Roman" w:hAnsi="Times New Roman" w:cs="Times New Roman"/>
+        </w:rPr>
+      </w:r>
+      <w:r/>
+    </w:p>
+    <w:p>
+      <w:pPr>
+        <w:pStyle w:val="768"/>
+        <w:pBdr/>
+        <w:spacing w:line="360" w:lineRule="auto"/>
+        <w:ind/>
+        <w:jc w:val="both"/>
+        <w:rPr/>
+      </w:pPr>
+      <w:r>
+        <w:rPr>
+          <w:rFonts w:ascii="Times New Roman" w:hAnsi="Times New Roman" w:cs="Times New Roman"/>
+        </w:rPr>
+        <w:t xml:space="preserve">The project supports experiments without needing a large external environment. For example, the imported and extended power-aware coalescing subsystem allows event batching and wakeup reduction to be demonstrated from inside the shell itself.</w:t>
+      </w:r>
+      <w:r/>
+    </w:p>
+    <w:p>
+      <w:pPr>
+        <w:pStyle w:val="768"/>
+        <w:pBdr/>
+        <w:spacing w:line="360" w:lineRule="auto"/>
+        <w:ind/>
+        <w:jc w:val="both"/>
+        <w:rPr/>
+      </w:pPr>
+      <w:r>
+        <w:rPr>
+          <w:rFonts w:ascii="Times New Roman" w:hAnsi="Times New Roman" w:cs="Times New Roman"/>
+        </w:rPr>
+      </w:r>
+      <w:r/>
+    </w:p>
+    <w:p>
+      <w:pPr>
+        <w:pStyle w:val="768"/>
+        <w:pBdr/>
+        <w:spacing w:line="360" w:lineRule="auto"/>
+        <w:ind/>
+        <w:jc w:val="both"/>
+        <w:rPr/>
+      </w:pPr>
+      <w:r>
+        <w:rPr>
+          <w:rFonts w:ascii="Times New Roman" w:hAnsi="Times New Roman" w:cs="Times New Roman"/>
+        </w:rPr>
+        <w:t xml:space="preserve">## 7. Scope Of The Current System</w:t>
+      </w:r>
+      <w:r/>
+    </w:p>
+    <w:p>
+      <w:pPr>
+        <w:pStyle w:val="768"/>
+        <w:pBdr/>
+        <w:spacing w:line="360" w:lineRule="auto"/>
+        <w:ind/>
+        <w:jc w:val="both"/>
+        <w:rPr/>
+      </w:pPr>
+      <w:r>
+        <w:rPr>
+          <w:rFonts w:ascii="Times New Roman" w:hAnsi="Times New Roman" w:cs="Times New Roman"/>
+        </w:rPr>
+      </w:r>
+      <w:r/>
+    </w:p>
+    <w:p>
+      <w:pPr>
+        <w:pStyle w:val="768"/>
+        <w:pBdr/>
+        <w:spacing w:line="360" w:lineRule="auto"/>
+        <w:ind/>
+        <w:jc w:val="both"/>
+        <w:rPr/>
+      </w:pPr>
+      <w:r>
+        <w:rPr>
+          <w:rFonts w:ascii="Times New Roman" w:hAnsi="Times New Roman" w:cs="Times New Roman"/>
+        </w:rPr>
+        <w:t xml:space="preserve">The current implementation includes:</w:t>
+      </w:r>
+      <w:r/>
+    </w:p>
+    <w:p>
+      <w:pPr>
+        <w:pStyle w:val="768"/>
+        <w:pBdr/>
+        <w:spacing w:line="360" w:lineRule="auto"/>
+        <w:ind/>
+        <w:jc w:val="both"/>
+        <w:rPr/>
+      </w:pPr>
+      <w:r>
+        <w:rPr>
+          <w:rFonts w:ascii="Times New Roman" w:hAnsi="Times New Roman" w:cs="Times New Roman"/>
+        </w:rPr>
+      </w:r>
+      <w:r/>
+    </w:p>
+    <w:p>
+      <w:pPr>
+        <w:pStyle w:val="768"/>
+        <w:pBdr/>
+        <w:spacing w:line="360" w:lineRule="auto"/>
+        <w:ind/>
+        <w:jc w:val="both"/>
+        <w:rPr/>
+      </w:pPr>
+      <w:r>
+        <w:rPr>
+          <w:rFonts w:ascii="Times New Roman" w:hAnsi="Times New Roman" w:cs="Times New Roman"/>
+        </w:rPr>
+        <w:t xml:space="preserve">- BIOS-based two-stage bootstrapping</w:t>
+      </w:r>
+      <w:r/>
+    </w:p>
+    <w:p>
+      <w:pPr>
+        <w:pStyle w:val="768"/>
+        <w:pBdr/>
+        <w:spacing w:line="360" w:lineRule="auto"/>
+        <w:ind/>
+        <w:jc w:val="both"/>
+        <w:rPr/>
+      </w:pPr>
+      <w:r>
+        <w:rPr>
+          <w:rFonts w:ascii="Times New Roman" w:hAnsi="Times New Roman" w:cs="Times New Roman"/>
+        </w:rPr>
+        <w:t xml:space="preserve">- transition into x86_64 long mode</w:t>
+      </w:r>
+      <w:r/>
+    </w:p>
+    <w:p>
+      <w:pPr>
+        <w:pStyle w:val="768"/>
+        <w:pBdr/>
+        <w:spacing w:line="360" w:lineRule="auto"/>
+        <w:ind/>
+        <w:jc w:val="both"/>
+        <w:rPr/>
+      </w:pPr>
+      <w:r>
+        <w:rPr>
+          <w:rFonts w:ascii="Times New Roman" w:hAnsi="Times New Roman" w:cs="Times New Roman"/>
+        </w:rPr>
+        <w:t xml:space="preserve">- VGA and serial output</w:t>
+      </w:r>
+      <w:r/>
+    </w:p>
+    <w:p>
+      <w:pPr>
+        <w:pStyle w:val="768"/>
+        <w:pBdr/>
+        <w:spacing w:line="360" w:lineRule="auto"/>
+        <w:ind/>
+        <w:jc w:val="both"/>
+        <w:rPr/>
+      </w:pPr>
+      <w:r>
+        <w:rPr>
+          <w:rFonts w:ascii="Times New Roman" w:hAnsi="Times New Roman" w:cs="Times New Roman"/>
+        </w:rPr>
+        <w:t xml:space="preserve">- interrupt handling using IDT, PIC, and PIT</w:t>
+      </w:r>
+      <w:r/>
+    </w:p>
+    <w:p>
+      <w:pPr>
+        <w:pStyle w:val="768"/>
+        <w:pBdr/>
+        <w:spacing w:line="360" w:lineRule="auto"/>
+        <w:ind/>
+        <w:jc w:val="both"/>
+        <w:rPr/>
+      </w:pPr>
+      <w:r>
+        <w:rPr>
+          <w:rFonts w:ascii="Times New Roman" w:hAnsi="Times New Roman" w:cs="Times New Roman"/>
+        </w:rPr>
+        <w:t xml:space="preserve">- PS/2 keyboard and mouse support</w:t>
+      </w:r>
+      <w:r/>
+    </w:p>
+    <w:p>
+      <w:pPr>
+        <w:pStyle w:val="768"/>
+        <w:pBdr/>
+        <w:spacing w:line="360" w:lineRule="auto"/>
+        <w:ind/>
+        <w:jc w:val="both"/>
+        <w:rPr/>
+      </w:pPr>
+      <w:r>
+        <w:rPr>
+          <w:rFonts w:ascii="Times New Roman" w:hAnsi="Times New Roman" w:cs="Times New Roman"/>
+        </w:rPr>
+        <w:t xml:space="preserve">- a cooperative scheduler</w:t>
+      </w:r>
+      <w:r/>
+    </w:p>
+    <w:p>
+      <w:pPr>
+        <w:pStyle w:val="768"/>
+        <w:pBdr/>
+        <w:spacing w:line="360" w:lineRule="auto"/>
+        <w:ind/>
+        <w:jc w:val="both"/>
+        <w:rPr/>
+      </w:pPr>
+      <w:r>
+        <w:rPr>
+          <w:rFonts w:ascii="Times New Roman" w:hAnsi="Times New Roman" w:cs="Times New Roman"/>
+        </w:rPr>
+        <w:t xml:space="preserve">- a tracing subsystem with persistent trace session storage</w:t>
+      </w:r>
+      <w:r/>
+    </w:p>
+    <w:p>
+      <w:pPr>
+        <w:pStyle w:val="768"/>
+        <w:pBdr/>
+        <w:spacing w:line="360" w:lineRule="auto"/>
+        <w:ind/>
+        <w:jc w:val="both"/>
+        <w:rPr/>
+      </w:pPr>
+      <w:r>
+        <w:rPr>
+          <w:rFonts w:ascii="Times New Roman" w:hAnsi="Times New Roman" w:cs="Times New Roman"/>
+        </w:rPr>
+        <w:t xml:space="preserve">- a compact ATA-backed filesystem for trace and executable artifacts</w:t>
+      </w:r>
+      <w:r/>
+    </w:p>
+    <w:p>
+      <w:pPr>
+        <w:pStyle w:val="768"/>
+        <w:pBdr/>
+        <w:spacing w:line="360" w:lineRule="auto"/>
+        <w:ind/>
+        <w:jc w:val="both"/>
+        <w:rPr/>
+      </w:pPr>
+      <w:r>
+        <w:rPr>
+          <w:rFonts w:ascii="Times New Roman" w:hAnsi="Times New Roman" w:cs="Times New Roman"/>
+        </w:rPr>
+        <w:t xml:space="preserve">- a VFS layer spanning multiple virtual namespaces</w:t>
+      </w:r>
+      <w:r/>
+    </w:p>
+    <w:p>
+      <w:pPr>
+        <w:pStyle w:val="768"/>
+        <w:pBdr/>
+        <w:spacing w:line="360" w:lineRule="auto"/>
+        <w:ind/>
+        <w:jc w:val="both"/>
+        <w:rPr/>
+      </w:pPr>
+      <w:r>
+        <w:rPr>
+          <w:rFonts w:ascii="Times New Roman" w:hAnsi="Times New Roman" w:cs="Times New Roman"/>
+        </w:rPr>
+        <w:t xml:space="preserve">- a shell with manuals and introspection commands</w:t>
+      </w:r>
+      <w:r/>
+    </w:p>
+    <w:p>
+      <w:pPr>
+        <w:pStyle w:val="768"/>
+        <w:pBdr/>
+        <w:spacing w:line="360" w:lineRule="auto"/>
+        <w:ind/>
+        <w:jc w:val="both"/>
+        <w:rPr/>
+      </w:pPr>
+      <w:r>
+        <w:rPr>
+          <w:rFonts w:ascii="Times New Roman" w:hAnsi="Times New Roman" w:cs="Times New Roman"/>
+        </w:rPr>
+        <w:t xml:space="preserve">- network packet modeling through `/net`</w:t>
+      </w:r>
+      <w:r/>
+    </w:p>
+    <w:p>
+      <w:pPr>
+        <w:pStyle w:val="768"/>
+        <w:pBdr/>
+        <w:spacing w:line="360" w:lineRule="auto"/>
+        <w:ind/>
+        <w:jc w:val="both"/>
+        <w:rPr/>
+      </w:pPr>
+      <w:r>
+        <w:rPr>
+          <w:rFonts w:ascii="Times New Roman" w:hAnsi="Times New Roman" w:cs="Times New Roman"/>
+        </w:rPr>
+        <w:t xml:space="preserve">- file-backed executable metadata under `/bin`</w:t>
+      </w:r>
+      <w:r/>
+    </w:p>
+    <w:p>
+      <w:pPr>
+        <w:pStyle w:val="768"/>
+        <w:pBdr/>
+        <w:spacing w:line="360" w:lineRule="auto"/>
+        <w:ind/>
+        <w:jc w:val="both"/>
+        <w:rPr/>
+      </w:pPr>
+      <w:r>
+        <w:rPr>
+          <w:rFonts w:ascii="Times New Roman" w:hAnsi="Times New Roman" w:cs="Times New Roman"/>
+        </w:rPr>
+        <w:t xml:space="preserve">- a syscall-progression interface with descriptor-style operations</w:t>
+      </w:r>
+      <w:r/>
+    </w:p>
+    <w:p>
+      <w:pPr>
+        <w:pStyle w:val="768"/>
+        <w:pBdr/>
+        <w:spacing w:line="360" w:lineRule="auto"/>
+        <w:ind/>
+        <w:jc w:val="both"/>
+        <w:rPr/>
+      </w:pPr>
+      <w:r>
+        <w:rPr>
+          <w:rFonts w:ascii="Times New Roman" w:hAnsi="Times New Roman" w:cs="Times New Roman"/>
+        </w:rPr>
+        <w:t xml:space="preserve">- a controlled ring3 demonstration path</w:t>
+      </w:r>
+      <w:r/>
+    </w:p>
+    <w:p>
+      <w:pPr>
+        <w:pStyle w:val="768"/>
+        <w:pBdr/>
+        <w:spacing w:line="360" w:lineRule="auto"/>
+        <w:ind/>
+        <w:jc w:val="both"/>
+        <w:rPr/>
+      </w:pPr>
+      <w:r>
+        <w:rPr>
+          <w:rFonts w:ascii="Times New Roman" w:hAnsi="Times New Roman" w:cs="Times New Roman"/>
+        </w:rPr>
+        <w:t xml:space="preserve">- power-aware event coalescing for studying wakeup reduction</w:t>
+      </w:r>
+      <w:r/>
+    </w:p>
+    <w:p>
+      <w:pPr>
+        <w:pStyle w:val="768"/>
+        <w:pBdr/>
+        <w:spacing w:line="360" w:lineRule="auto"/>
+        <w:ind/>
+        <w:jc w:val="both"/>
+        <w:rPr/>
+      </w:pPr>
+      <w:r>
+        <w:rPr>
+          <w:rFonts w:ascii="Times New Roman" w:hAnsi="Times New Roman" w:cs="Times New Roman"/>
+        </w:rPr>
+      </w:r>
+      <w:r/>
+    </w:p>
+    <w:p>
+      <w:pPr>
+        <w:pStyle w:val="768"/>
+        <w:pBdr/>
+        <w:spacing w:line="360" w:lineRule="auto"/>
+        <w:ind/>
+        <w:jc w:val="both"/>
+        <w:rPr/>
+      </w:pPr>
+      <w:r>
+        <w:rPr>
+          <w:rFonts w:ascii="Times New Roman" w:hAnsi="Times New Roman" w:cs="Times New Roman"/>
+        </w:rPr>
+        <w:t xml:space="preserve">This scope is large enough to represent a meaningful operating-system platform, while still remaining compact enough for detailed explanation.</w:t>
+      </w:r>
+      <w:r/>
+    </w:p>
+    <w:p>
+      <w:pPr>
+        <w:pStyle w:val="768"/>
+        <w:pBdr/>
+        <w:spacing w:line="360" w:lineRule="auto"/>
+        <w:ind/>
+        <w:jc w:val="both"/>
+        <w:rPr/>
+      </w:pPr>
+      <w:r>
+        <w:rPr>
+          <w:rFonts w:ascii="Times New Roman" w:hAnsi="Times New Roman" w:cs="Times New Roman"/>
+        </w:rPr>
+      </w:r>
+      <w:r/>
+    </w:p>
+    <w:p>
+      <w:pPr>
+        <w:pStyle w:val="768"/>
+        <w:pBdr/>
+        <w:spacing w:line="360" w:lineRule="auto"/>
+        <w:ind/>
+        <w:jc w:val="both"/>
+        <w:rPr/>
+      </w:pPr>
+      <w:r>
+        <w:rPr>
+          <w:rFonts w:ascii="Times New Roman" w:hAnsi="Times New Roman" w:cs="Times New Roman"/>
+        </w:rPr>
+        <w:t xml:space="preserve">## 8. Relevance To Real-World Computing</w:t>
+      </w:r>
+      <w:r/>
+    </w:p>
+    <w:p>
+      <w:pPr>
+        <w:pStyle w:val="768"/>
+        <w:pBdr/>
+        <w:spacing w:line="360" w:lineRule="auto"/>
+        <w:ind/>
+        <w:jc w:val="both"/>
+        <w:rPr/>
+      </w:pPr>
+      <w:r>
+        <w:rPr>
+          <w:rFonts w:ascii="Times New Roman" w:hAnsi="Times New Roman" w:cs="Times New Roman"/>
+        </w:rPr>
+      </w:r>
+      <w:r/>
+    </w:p>
+    <w:p>
+      <w:pPr>
+        <w:pStyle w:val="768"/>
+        <w:pBdr/>
+        <w:spacing w:line="360" w:lineRule="auto"/>
+        <w:ind/>
+        <w:jc w:val="both"/>
+        <w:rPr/>
+      </w:pPr>
+      <w:r>
+        <w:rPr>
+          <w:rFonts w:ascii="Times New Roman" w:hAnsi="Times New Roman" w:cs="Times New Roman"/>
+        </w:rPr>
+        <w:t xml:space="preserve">Even though `BB` is a research and educational kernel rather than a production OS, the project addresses real-world themes. Systems designers often need to reason about event ordering, kernel observability, interface clarity, batching, latency, and resource</w:t>
+      </w:r>
+      <w:r>
+        <w:rPr>
+          <w:rFonts w:ascii="Times New Roman" w:hAnsi="Times New Roman" w:cs="Times New Roman"/>
+        </w:rPr>
+        <w:t xml:space="preserve"> efficiency. Engineers building embedded devices, security tooling, observability platforms, and specialized appliances face similar problems. In that sense, `BB` serves as a practical microcosm of real operating-system design questions.</w:t>
+      </w:r>
+      <w:r/>
+    </w:p>
+    <w:p>
+      <w:pPr>
+        <w:pStyle w:val="768"/>
+        <w:pBdr/>
+        <w:spacing w:line="360" w:lineRule="auto"/>
+        <w:ind/>
+        <w:jc w:val="both"/>
+        <w:rPr/>
+      </w:pPr>
+      <w:r>
+        <w:rPr>
+          <w:rFonts w:ascii="Times New Roman" w:hAnsi="Times New Roman" w:cs="Times New Roman"/>
+        </w:rPr>
+      </w:r>
+      <w:r/>
+    </w:p>
+    <w:p>
+      <w:pPr>
+        <w:pStyle w:val="768"/>
+        <w:pBdr/>
+        <w:spacing w:line="360" w:lineRule="auto"/>
+        <w:ind/>
+        <w:jc w:val="both"/>
+        <w:rPr>
+          <w:rFonts w:ascii="Times New Roman" w:hAnsi="Times New Roman" w:cs="Times New Roman"/>
+        </w:rPr>
+      </w:pPr>
+      <w:r>
+        <w:rPr>
+          <w:rFonts w:ascii="Times New Roman" w:hAnsi="Times New Roman" w:cs="Times New Roman"/>
+        </w:rPr>
+        <w:t xml:space="preserve">The file-oriented network model is also relevant as a conceptual experiment. It simplifies scripting, inspection, and presentation by exposing packet behavior through a namespace that behaves like a filesystem. The trace system is relevant to debugging and </w:t>
+      </w:r>
+      <w:r>
+        <w:rPr>
+          <w:rFonts w:ascii="Times New Roman" w:hAnsi="Times New Roman" w:cs="Times New Roman"/>
+        </w:rPr>
+        <w:t xml:space="preserve">replay research. The power-aware batching model is relevant to low-power and event-driven computing. The ring3 and executable-loading path is relevant to understanding process isolation and privilege transitions.</w:t>
+      </w:r>
+      <w:r/>
       <w:r>
         <w:rPr>
           <w:rFonts w:ascii="Times New Roman" w:hAnsi="Times New Roman" w:cs="Times New Roman"/>

--- a/Final_Project_Report_Format.docx
+++ b/Final_Project_Report_Format.docx
@@ -9977,7 +9977,7 @@
         <w:rPr>
           <w:rFonts w:ascii="Times New Roman" w:hAnsi="Times New Roman" w:cs="Times New Roman"/>
         </w:rPr>
-        <w:t xml:space="preserve">## 2. Motivation For Building BB</w:t>
+        <w:t xml:space="preserve">## 2. Motivation For Building Bumbellbee</w:t>
       </w:r>
       <w:r/>
     </w:p>
@@ -10010,7 +10010,7 @@
         <w:rPr>
           <w:rFonts w:ascii="Times New Roman" w:hAnsi="Times New Roman" w:cs="Times New Roman"/>
         </w:rPr>
-        <w:t xml:space="preserve">The `BB` project began as a kernel-building effort but evolved into a more specific research and demonstration platform. The motivation was not simply to produce a bootable kernel, because many hobby kernels can already print text, react to a keyboard, or s</w:t>
+        <w:t xml:space="preserve">The `BB`/Bumbellbee project began as a kernel-building effort but evolved into a more specific research and demonstration platform. The motivation was not simply to produce a bootable kernel, because many hobby kernels can already print text, react to a keyboard, or s</w:t>
       </w:r>
       <w:r>
         <w:rPr>
@@ -11731,6 +11731,7 @@
           <w:rFonts w:ascii="Times New Roman" w:hAnsi="Times New Roman" w:cs="Times New Roman"/>
           <w:sz w:val="32"/>
           <w:szCs w:val="32"/>
+          <w:highlight w:val="none"/>
         </w:rPr>
       </w:pPr>
       <w:r>
@@ -11757,57 +11758,5101 @@
           <w:szCs w:val="32"/>
         </w:rPr>
       </w:r>
-    </w:p>
-    <w:p>
-      <w:pPr>
-        <w:pStyle w:val="768"/>
-        <w:pBdr/>
-        <w:spacing w:line="360" w:lineRule="auto"/>
-        <w:ind/>
-        <w:jc w:val="both"/>
+      <w:r>
         <w:rPr>
           <w:rFonts w:ascii="Times New Roman" w:hAnsi="Times New Roman" w:cs="Times New Roman"/>
-        </w:rPr>
-      </w:pPr>
-      <w:r>
-        <w:rPr>
-          <w:rFonts w:ascii="Times New Roman" w:hAnsi="Times New Roman" w:cs="Times New Roman"/>
-        </w:rPr>
-      </w:r>
-      <w:r>
-        <w:rPr>
-          <w:rFonts w:ascii="Times New Roman" w:hAnsi="Times New Roman" w:cs="Times New Roman"/>
-        </w:rPr>
-      </w:r>
-    </w:p>
-    <w:p>
-      <w:pPr>
-        <w:pStyle w:val="747"/>
-        <w:pBdr/>
-        <w:spacing w:line="360" w:lineRule="auto"/>
-        <w:ind/>
-        <w:jc w:val="center"/>
-        <w:rPr>
-          <w:rFonts w:ascii="Times New Roman" w:hAnsi="Times New Roman"/>
-          <w:b/>
           <w:sz w:val="32"/>
           <w:szCs w:val="32"/>
-        </w:rPr>
-      </w:pPr>
-      <w:r>
-        <w:rPr>
-          <w:rFonts w:ascii="Times New Roman" w:hAnsi="Times New Roman"/>
-          <w:b/>
+          <w:highlight w:val="none"/>
+        </w:rPr>
+      </w:r>
+      <w:r>
+        <w:rPr>
+          <w:rFonts w:ascii="Times New Roman" w:hAnsi="Times New Roman" w:cs="Times New Roman"/>
           <w:sz w:val="32"/>
           <w:szCs w:val="32"/>
-        </w:rPr>
-      </w:r>
-      <w:r>
-        <w:rPr>
-          <w:rFonts w:ascii="Times New Roman" w:hAnsi="Times New Roman"/>
-          <w:b/>
+          <w:highlight w:val="none"/>
+        </w:rPr>
+      </w:r>
+      <w:r>
+        <w:rPr>
+          <w:rFonts w:ascii="Times New Roman" w:hAnsi="Times New Roman" w:cs="Times New Roman"/>
           <w:sz w:val="32"/>
           <w:szCs w:val="32"/>
+          <w:highlight w:val="none"/>
+        </w:rPr>
+      </w:r>
+      <w:r>
+        <w:rPr>
+          <w:rFonts w:ascii="Times New Roman" w:hAnsi="Times New Roman" w:cs="Times New Roman"/>
+          <w:sz w:val="32"/>
+          <w:szCs w:val="32"/>
+          <w:highlight w:val="none"/>
+        </w:rPr>
+      </w:r>
+    </w:p>
+    <w:p>
+      <w:pPr>
+        <w:pStyle w:val="768"/>
+        <w:pBdr/>
+        <w:spacing w:line="360" w:lineRule="auto"/>
+        <w:ind/>
+        <w:jc w:val="both"/>
+        <w:rPr>
+          <w:rFonts w:ascii="Times New Roman" w:hAnsi="Times New Roman" w:cs="Times New Roman"/>
+        </w:rPr>
+      </w:pPr>
+      <w:r>
+        <w:rPr>
+          <w:rFonts w:ascii="Times New Roman" w:hAnsi="Times New Roman" w:cs="Times New Roman"/>
+        </w:rPr>
+      </w:r>
+      <w:r>
+        <w:rPr>
+          <w:rFonts w:ascii="Times New Roman" w:hAnsi="Times New Roman" w:cs="Times New Roman"/>
+        </w:rPr>
+      </w:r>
+    </w:p>
+    <w:p>
+      <w:pPr>
+        <w:pStyle w:val="747"/>
+        <w:pBdr/>
+        <w:spacing w:line="360" w:lineRule="auto"/>
+        <w:ind/>
+        <w:jc w:val="left"/>
+        <w:rPr/>
+      </w:pPr>
+      <w:r>
+        <w:rPr>
+          <w:rFonts w:ascii="Times New Roman" w:hAnsi="Times New Roman"/>
+          <w:b w:val="0"/>
+          <w:bCs w:val="0"/>
+          <w:sz w:val="24"/>
+          <w:szCs w:val="24"/>
+        </w:rPr>
+        <w:t xml:space="preserve"># Detailed Project Description</w:t>
+      </w:r>
+      <w:r/>
+    </w:p>
+    <w:p>
+      <w:pPr>
+        <w:pStyle w:val="747"/>
+        <w:pBdr/>
+        <w:spacing w:line="360" w:lineRule="auto"/>
+        <w:ind/>
+        <w:jc w:val="left"/>
+        <w:rPr/>
+      </w:pPr>
+      <w:r>
+        <w:rPr>
+          <w:rFonts w:ascii="Times New Roman" w:hAnsi="Times New Roman"/>
+          <w:b w:val="0"/>
+          <w:bCs w:val="0"/>
+          <w:sz w:val="24"/>
+          <w:szCs w:val="24"/>
+        </w:rPr>
+      </w:r>
+      <w:r/>
+    </w:p>
+    <w:p>
+      <w:pPr>
+        <w:pStyle w:val="747"/>
+        <w:pBdr/>
+        <w:spacing w:line="360" w:lineRule="auto"/>
+        <w:ind/>
+        <w:jc w:val="left"/>
+        <w:rPr/>
+      </w:pPr>
+      <w:r>
+        <w:rPr>
+          <w:rFonts w:ascii="Times New Roman" w:hAnsi="Times New Roman"/>
+          <w:b w:val="0"/>
+          <w:bCs w:val="0"/>
+          <w:sz w:val="24"/>
+          <w:szCs w:val="24"/>
+        </w:rPr>
+        <w:t xml:space="preserve">## 1. Overview Of The System</w:t>
+      </w:r>
+      <w:r/>
+    </w:p>
+    <w:p>
+      <w:pPr>
+        <w:pStyle w:val="747"/>
+        <w:pBdr/>
+        <w:spacing w:line="360" w:lineRule="auto"/>
+        <w:ind/>
+        <w:jc w:val="left"/>
+        <w:rPr/>
+      </w:pPr>
+      <w:r>
+        <w:rPr>
+          <w:rFonts w:ascii="Times New Roman" w:hAnsi="Times New Roman"/>
+          <w:b w:val="0"/>
+          <w:bCs w:val="0"/>
+          <w:sz w:val="24"/>
+          <w:szCs w:val="24"/>
+        </w:rPr>
+      </w:r>
+      <w:r/>
+    </w:p>
+    <w:p>
+      <w:pPr>
+        <w:pStyle w:val="747"/>
+        <w:pBdr/>
+        <w:spacing w:line="360" w:lineRule="auto"/>
+        <w:ind/>
+        <w:jc w:val="left"/>
+        <w:rPr/>
+      </w:pPr>
+      <w:r>
+        <w:rPr>
+          <w:rFonts w:ascii="Times New Roman" w:hAnsi="Times New Roman"/>
+          <w:b w:val="0"/>
+          <w:bCs w:val="0"/>
+          <w:sz w:val="24"/>
+          <w:szCs w:val="24"/>
+        </w:rPr>
+        <w:t xml:space="preserve">`BB` is a monolithic 64-bit research kernel for x86_64 systems booted through a BIOS-compatible flow. The project includes a bootloader, a 64-bit kernel core, hardware initialization code, memory management groundwork, scheduler logic, tracing support, virt</w:t>
+      </w:r>
+      <w:r>
+        <w:rPr>
+          <w:rFonts w:ascii="Times New Roman" w:hAnsi="Times New Roman"/>
+          <w:b w:val="0"/>
+          <w:bCs w:val="0"/>
+          <w:sz w:val="24"/>
+          <w:szCs w:val="24"/>
+        </w:rPr>
+        <w:t xml:space="preserve">ual filesystems, a shell, a file-backed executable namespace, and a controlled user-mode transition path. It is designed to be understandable as a complete system rather than as a collection of disconnected experiments.</w:t>
+      </w:r>
+      <w:r/>
+    </w:p>
+    <w:p>
+      <w:pPr>
+        <w:pStyle w:val="747"/>
+        <w:pBdr/>
+        <w:spacing w:line="360" w:lineRule="auto"/>
+        <w:ind/>
+        <w:jc w:val="left"/>
+        <w:rPr/>
+      </w:pPr>
+      <w:r>
+        <w:rPr>
+          <w:rFonts w:ascii="Times New Roman" w:hAnsi="Times New Roman"/>
+          <w:b w:val="0"/>
+          <w:bCs w:val="0"/>
+          <w:sz w:val="24"/>
+          <w:szCs w:val="24"/>
+        </w:rPr>
+      </w:r>
+      <w:r/>
+    </w:p>
+    <w:p>
+      <w:pPr>
+        <w:pStyle w:val="747"/>
+        <w:pBdr/>
+        <w:spacing w:line="360" w:lineRule="auto"/>
+        <w:ind/>
+        <w:jc w:val="left"/>
+        <w:rPr/>
+      </w:pPr>
+      <w:r>
+        <w:rPr>
+          <w:rFonts w:ascii="Times New Roman" w:hAnsi="Times New Roman"/>
+          <w:b w:val="0"/>
+          <w:bCs w:val="0"/>
+          <w:sz w:val="24"/>
+          <w:szCs w:val="24"/>
+        </w:rPr>
+        <w:t xml:space="preserve">At a high level, the system moves through four major stages:</w:t>
+      </w:r>
+      <w:r/>
+    </w:p>
+    <w:p>
+      <w:pPr>
+        <w:pStyle w:val="747"/>
+        <w:pBdr/>
+        <w:spacing w:line="360" w:lineRule="auto"/>
+        <w:ind/>
+        <w:jc w:val="left"/>
+        <w:rPr/>
+      </w:pPr>
+      <w:r>
+        <w:rPr>
+          <w:rFonts w:ascii="Times New Roman" w:hAnsi="Times New Roman"/>
+          <w:b w:val="0"/>
+          <w:bCs w:val="0"/>
+          <w:sz w:val="24"/>
+          <w:szCs w:val="24"/>
+        </w:rPr>
+      </w:r>
+      <w:r/>
+    </w:p>
+    <w:p>
+      <w:pPr>
+        <w:pStyle w:val="747"/>
+        <w:pBdr/>
+        <w:spacing w:line="360" w:lineRule="auto"/>
+        <w:ind/>
+        <w:jc w:val="left"/>
+        <w:rPr/>
+      </w:pPr>
+      <w:r>
+        <w:rPr>
+          <w:rFonts w:ascii="Times New Roman" w:hAnsi="Times New Roman"/>
+          <w:b w:val="0"/>
+          <w:bCs w:val="0"/>
+          <w:sz w:val="24"/>
+          <w:szCs w:val="24"/>
+        </w:rPr>
+        <w:t xml:space="preserve">1. firmware-driven boot into stage 1</w:t>
+      </w:r>
+      <w:r/>
+    </w:p>
+    <w:p>
+      <w:pPr>
+        <w:pStyle w:val="747"/>
+        <w:pBdr/>
+        <w:spacing w:line="360" w:lineRule="auto"/>
+        <w:ind/>
+        <w:jc w:val="left"/>
+        <w:rPr/>
+      </w:pPr>
+      <w:r>
+        <w:rPr>
+          <w:rFonts w:ascii="Times New Roman" w:hAnsi="Times New Roman"/>
+          <w:b w:val="0"/>
+          <w:bCs w:val="0"/>
+          <w:sz w:val="24"/>
+          <w:szCs w:val="24"/>
+        </w:rPr>
+        <w:t xml:space="preserve">2. stage 2 preparation of processor state and kernel loading</w:t>
+      </w:r>
+      <w:r/>
+    </w:p>
+    <w:p>
+      <w:pPr>
+        <w:pStyle w:val="747"/>
+        <w:pBdr/>
+        <w:spacing w:line="360" w:lineRule="auto"/>
+        <w:ind/>
+        <w:jc w:val="left"/>
+        <w:rPr/>
+      </w:pPr>
+      <w:r>
+        <w:rPr>
+          <w:rFonts w:ascii="Times New Roman" w:hAnsi="Times New Roman"/>
+          <w:b w:val="0"/>
+          <w:bCs w:val="0"/>
+          <w:sz w:val="24"/>
+          <w:szCs w:val="24"/>
+        </w:rPr>
+        <w:t xml:space="preserve">3. 64-bit kernel initialization of core subsystems</w:t>
+      </w:r>
+      <w:r/>
+    </w:p>
+    <w:p>
+      <w:pPr>
+        <w:pStyle w:val="747"/>
+        <w:pBdr/>
+        <w:spacing w:line="360" w:lineRule="auto"/>
+        <w:ind/>
+        <w:jc w:val="left"/>
+        <w:rPr/>
+      </w:pPr>
+      <w:r>
+        <w:rPr>
+          <w:rFonts w:ascii="Times New Roman" w:hAnsi="Times New Roman"/>
+          <w:b w:val="0"/>
+          <w:bCs w:val="0"/>
+          <w:sz w:val="24"/>
+          <w:szCs w:val="24"/>
+        </w:rPr>
+        <w:t xml:space="preserve">4. interactive shell-based use of the operating system</w:t>
+      </w:r>
+      <w:r/>
+    </w:p>
+    <w:p>
+      <w:pPr>
+        <w:pStyle w:val="747"/>
+        <w:pBdr/>
+        <w:spacing w:line="360" w:lineRule="auto"/>
+        <w:ind/>
+        <w:jc w:val="left"/>
+        <w:rPr/>
+      </w:pPr>
+      <w:r>
+        <w:rPr>
+          <w:rFonts w:ascii="Times New Roman" w:hAnsi="Times New Roman"/>
+          <w:b w:val="0"/>
+          <w:bCs w:val="0"/>
+          <w:sz w:val="24"/>
+          <w:szCs w:val="24"/>
+        </w:rPr>
+      </w:r>
+      <w:r/>
+    </w:p>
+    <w:p>
+      <w:pPr>
+        <w:pStyle w:val="747"/>
+        <w:pBdr/>
+        <w:spacing w:line="360" w:lineRule="auto"/>
+        <w:ind/>
+        <w:jc w:val="left"/>
+        <w:rPr/>
+      </w:pPr>
+      <w:r>
+        <w:rPr>
+          <w:rFonts w:ascii="Times New Roman" w:hAnsi="Times New Roman"/>
+          <w:b w:val="0"/>
+          <w:bCs w:val="0"/>
+          <w:sz w:val="24"/>
+          <w:szCs w:val="24"/>
+        </w:rPr>
+        <w:t xml:space="preserve">Each stage builds the foundation for the next one.</w:t>
+      </w:r>
+      <w:r/>
+    </w:p>
+    <w:p>
+      <w:pPr>
+        <w:pStyle w:val="747"/>
+        <w:pBdr/>
+        <w:spacing w:line="360" w:lineRule="auto"/>
+        <w:ind/>
+        <w:jc w:val="left"/>
+        <w:rPr/>
+      </w:pPr>
+      <w:r>
+        <w:rPr>
+          <w:rFonts w:ascii="Times New Roman" w:hAnsi="Times New Roman"/>
+          <w:b w:val="0"/>
+          <w:bCs w:val="0"/>
+          <w:sz w:val="24"/>
+          <w:szCs w:val="24"/>
+        </w:rPr>
+      </w:r>
+      <w:r/>
+    </w:p>
+    <w:p>
+      <w:pPr>
+        <w:pStyle w:val="747"/>
+        <w:pBdr/>
+        <w:spacing w:line="360" w:lineRule="auto"/>
+        <w:ind/>
+        <w:jc w:val="left"/>
+        <w:rPr/>
+      </w:pPr>
+      <w:r>
+        <w:rPr>
+          <w:rFonts w:ascii="Times New Roman" w:hAnsi="Times New Roman"/>
+          <w:b w:val="0"/>
+          <w:bCs w:val="0"/>
+          <w:sz w:val="24"/>
+          <w:szCs w:val="24"/>
+        </w:rPr>
+        <w:t xml:space="preserve">## 2. Boot Process Description</w:t>
+      </w:r>
+      <w:r/>
+    </w:p>
+    <w:p>
+      <w:pPr>
+        <w:pStyle w:val="747"/>
+        <w:pBdr/>
+        <w:spacing w:line="360" w:lineRule="auto"/>
+        <w:ind/>
+        <w:jc w:val="left"/>
+        <w:rPr/>
+      </w:pPr>
+      <w:r>
+        <w:rPr>
+          <w:rFonts w:ascii="Times New Roman" w:hAnsi="Times New Roman"/>
+          <w:b w:val="0"/>
+          <w:bCs w:val="0"/>
+          <w:sz w:val="24"/>
+          <w:szCs w:val="24"/>
+        </w:rPr>
+      </w:r>
+      <w:r/>
+    </w:p>
+    <w:p>
+      <w:pPr>
+        <w:pStyle w:val="747"/>
+        <w:pBdr/>
+        <w:spacing w:line="360" w:lineRule="auto"/>
+        <w:ind/>
+        <w:jc w:val="left"/>
+        <w:rPr/>
+      </w:pPr>
+      <w:r>
+        <w:rPr>
+          <w:rFonts w:ascii="Times New Roman" w:hAnsi="Times New Roman"/>
+          <w:b w:val="0"/>
+          <w:bCs w:val="0"/>
+          <w:sz w:val="24"/>
+          <w:szCs w:val="24"/>
+        </w:rPr>
+        <w:t xml:space="preserve">### 2.1 Stage 1 bootloader</w:t>
+      </w:r>
+      <w:r/>
+    </w:p>
+    <w:p>
+      <w:pPr>
+        <w:pStyle w:val="747"/>
+        <w:pBdr/>
+        <w:spacing w:line="360" w:lineRule="auto"/>
+        <w:ind/>
+        <w:jc w:val="left"/>
+        <w:rPr/>
+      </w:pPr>
+      <w:r>
+        <w:rPr>
+          <w:rFonts w:ascii="Times New Roman" w:hAnsi="Times New Roman"/>
+          <w:b w:val="0"/>
+          <w:bCs w:val="0"/>
+          <w:sz w:val="24"/>
+          <w:szCs w:val="24"/>
+        </w:rPr>
+      </w:r>
+      <w:r/>
+    </w:p>
+    <w:p>
+      <w:pPr>
+        <w:pStyle w:val="747"/>
+        <w:pBdr/>
+        <w:spacing w:line="360" w:lineRule="auto"/>
+        <w:ind/>
+        <w:jc w:val="left"/>
+        <w:rPr/>
+      </w:pPr>
+      <w:r>
+        <w:rPr>
+          <w:rFonts w:ascii="Times New Roman" w:hAnsi="Times New Roman"/>
+          <w:b w:val="0"/>
+          <w:bCs w:val="0"/>
+          <w:sz w:val="24"/>
+          <w:szCs w:val="24"/>
+        </w:rPr>
+        <w:t xml:space="preserve">The first boot stage is a BIOS boot sector. Its job is intentionally narrow: it is responsible for loading the second-stage loader from disk into memory and transferring control to it. This stage must fit in the traditional boot-sector constraint and theref</w:t>
+      </w:r>
+      <w:r>
+        <w:rPr>
+          <w:rFonts w:ascii="Times New Roman" w:hAnsi="Times New Roman"/>
+          <w:b w:val="0"/>
+          <w:bCs w:val="0"/>
+          <w:sz w:val="24"/>
+          <w:szCs w:val="24"/>
+        </w:rPr>
+        <w:t xml:space="preserve">ore does only the essential minimum.</w:t>
+      </w:r>
+      <w:r/>
+    </w:p>
+    <w:p>
+      <w:pPr>
+        <w:pStyle w:val="747"/>
+        <w:pBdr/>
+        <w:spacing w:line="360" w:lineRule="auto"/>
+        <w:ind/>
+        <w:jc w:val="left"/>
+        <w:rPr/>
+      </w:pPr>
+      <w:r>
+        <w:rPr>
+          <w:rFonts w:ascii="Times New Roman" w:hAnsi="Times New Roman"/>
+          <w:b w:val="0"/>
+          <w:bCs w:val="0"/>
+          <w:sz w:val="24"/>
+          <w:szCs w:val="24"/>
+        </w:rPr>
+      </w:r>
+      <w:r/>
+    </w:p>
+    <w:p>
+      <w:pPr>
+        <w:pStyle w:val="747"/>
+        <w:pBdr/>
+        <w:spacing w:line="360" w:lineRule="auto"/>
+        <w:ind/>
+        <w:jc w:val="left"/>
+        <w:rPr/>
+      </w:pPr>
+      <w:r>
+        <w:rPr>
+          <w:rFonts w:ascii="Times New Roman" w:hAnsi="Times New Roman"/>
+          <w:b w:val="0"/>
+          <w:bCs w:val="0"/>
+          <w:sz w:val="24"/>
+          <w:szCs w:val="24"/>
+        </w:rPr>
+        <w:t xml:space="preserve">### 2.2 Stage 2 loader</w:t>
+      </w:r>
+      <w:r/>
+    </w:p>
+    <w:p>
+      <w:pPr>
+        <w:pStyle w:val="747"/>
+        <w:pBdr/>
+        <w:spacing w:line="360" w:lineRule="auto"/>
+        <w:ind/>
+        <w:jc w:val="left"/>
+        <w:rPr/>
+      </w:pPr>
+      <w:r>
+        <w:rPr>
+          <w:rFonts w:ascii="Times New Roman" w:hAnsi="Times New Roman"/>
+          <w:b w:val="0"/>
+          <w:bCs w:val="0"/>
+          <w:sz w:val="24"/>
+          <w:szCs w:val="24"/>
+        </w:rPr>
+      </w:r>
+      <w:r/>
+    </w:p>
+    <w:p>
+      <w:pPr>
+        <w:pStyle w:val="747"/>
+        <w:pBdr/>
+        <w:spacing w:line="360" w:lineRule="auto"/>
+        <w:ind/>
+        <w:jc w:val="left"/>
+        <w:rPr/>
+      </w:pPr>
+      <w:r>
+        <w:rPr>
+          <w:rFonts w:ascii="Times New Roman" w:hAnsi="Times New Roman"/>
+          <w:b w:val="0"/>
+          <w:bCs w:val="0"/>
+          <w:sz w:val="24"/>
+          <w:szCs w:val="24"/>
+        </w:rPr>
+        <w:t xml:space="preserve">The second stage performs the real machine preparation. It enables the A20 line, collects the BIOS E820 memory map, loads the kernel image from disk, constructs the early page tables, enables protected mode and then long mode, and jumps into the 64-bit kern</w:t>
+      </w:r>
+      <w:r>
+        <w:rPr>
+          <w:rFonts w:ascii="Times New Roman" w:hAnsi="Times New Roman"/>
+          <w:b w:val="0"/>
+          <w:bCs w:val="0"/>
+          <w:sz w:val="24"/>
+          <w:szCs w:val="24"/>
+        </w:rPr>
+        <w:t xml:space="preserve">el entry point. This is one of the most important parts of the project because it forms the bridge between firmware-era machine state and the high-level kernel environment.</w:t>
+      </w:r>
+      <w:r/>
+    </w:p>
+    <w:p>
+      <w:pPr>
+        <w:pStyle w:val="747"/>
+        <w:pBdr/>
+        <w:spacing w:line="360" w:lineRule="auto"/>
+        <w:ind/>
+        <w:jc w:val="left"/>
+        <w:rPr/>
+      </w:pPr>
+      <w:r>
+        <w:rPr>
+          <w:rFonts w:ascii="Times New Roman" w:hAnsi="Times New Roman"/>
+          <w:b w:val="0"/>
+          <w:bCs w:val="0"/>
+          <w:sz w:val="24"/>
+          <w:szCs w:val="24"/>
+        </w:rPr>
+      </w:r>
+      <w:r/>
+    </w:p>
+    <w:p>
+      <w:pPr>
+        <w:pStyle w:val="747"/>
+        <w:pBdr/>
+        <w:spacing w:line="360" w:lineRule="auto"/>
+        <w:ind/>
+        <w:jc w:val="left"/>
+        <w:rPr/>
+      </w:pPr>
+      <w:r>
+        <w:rPr>
+          <w:rFonts w:ascii="Times New Roman" w:hAnsi="Times New Roman"/>
+          <w:b w:val="0"/>
+          <w:bCs w:val="0"/>
+          <w:sz w:val="24"/>
+          <w:szCs w:val="24"/>
+        </w:rPr>
+        <w:t xml:space="preserve">### 2.3 Transition to 64-bit kernel code</w:t>
+      </w:r>
+      <w:r/>
+    </w:p>
+    <w:p>
+      <w:pPr>
+        <w:pStyle w:val="747"/>
+        <w:pBdr/>
+        <w:spacing w:line="360" w:lineRule="auto"/>
+        <w:ind/>
+        <w:jc w:val="left"/>
+        <w:rPr/>
+      </w:pPr>
+      <w:r>
+        <w:rPr>
+          <w:rFonts w:ascii="Times New Roman" w:hAnsi="Times New Roman"/>
+          <w:b w:val="0"/>
+          <w:bCs w:val="0"/>
+          <w:sz w:val="24"/>
+          <w:szCs w:val="24"/>
+        </w:rPr>
+      </w:r>
+      <w:r/>
+    </w:p>
+    <w:p>
+      <w:pPr>
+        <w:pStyle w:val="747"/>
+        <w:pBdr/>
+        <w:spacing w:line="360" w:lineRule="auto"/>
+        <w:ind/>
+        <w:jc w:val="left"/>
+        <w:rPr/>
+      </w:pPr>
+      <w:r>
+        <w:rPr>
+          <w:rFonts w:ascii="Times New Roman" w:hAnsi="Times New Roman"/>
+          <w:b w:val="0"/>
+          <w:bCs w:val="0"/>
+          <w:sz w:val="24"/>
+          <w:szCs w:val="24"/>
+        </w:rPr>
+        <w:t xml:space="preserve">Once stage 2 has set up the required memory and CPU control structures, execution moves into the 64-bit kernel entry assembly and then into C-based kernel initialization. At this point, `BB` stops being a loader and becomes an operating system.</w:t>
+      </w:r>
+      <w:r/>
+    </w:p>
+    <w:p>
+      <w:pPr>
+        <w:pStyle w:val="747"/>
+        <w:pBdr/>
+        <w:spacing w:line="360" w:lineRule="auto"/>
+        <w:ind/>
+        <w:jc w:val="left"/>
+        <w:rPr/>
+      </w:pPr>
+      <w:r>
+        <w:rPr>
+          <w:rFonts w:ascii="Times New Roman" w:hAnsi="Times New Roman"/>
+          <w:b w:val="0"/>
+          <w:bCs w:val="0"/>
+          <w:sz w:val="24"/>
+          <w:szCs w:val="24"/>
+        </w:rPr>
+      </w:r>
+      <w:r/>
+    </w:p>
+    <w:p>
+      <w:pPr>
+        <w:pStyle w:val="747"/>
+        <w:pBdr/>
+        <w:spacing w:line="360" w:lineRule="auto"/>
+        <w:ind/>
+        <w:jc w:val="left"/>
+        <w:rPr/>
+      </w:pPr>
+      <w:r>
+        <w:rPr>
+          <w:rFonts w:ascii="Times New Roman" w:hAnsi="Times New Roman"/>
+          <w:b w:val="0"/>
+          <w:bCs w:val="0"/>
+          <w:sz w:val="24"/>
+          <w:szCs w:val="24"/>
+        </w:rPr>
+        <w:t xml:space="preserve">## 3. Kernel Architecture</w:t>
+      </w:r>
+      <w:r/>
+    </w:p>
+    <w:p>
+      <w:pPr>
+        <w:pStyle w:val="747"/>
+        <w:pBdr/>
+        <w:spacing w:line="360" w:lineRule="auto"/>
+        <w:ind/>
+        <w:jc w:val="left"/>
+        <w:rPr/>
+      </w:pPr>
+      <w:r>
+        <w:rPr>
+          <w:rFonts w:ascii="Times New Roman" w:hAnsi="Times New Roman"/>
+          <w:b w:val="0"/>
+          <w:bCs w:val="0"/>
+          <w:sz w:val="24"/>
+          <w:szCs w:val="24"/>
+        </w:rPr>
+      </w:r>
+      <w:r/>
+    </w:p>
+    <w:p>
+      <w:pPr>
+        <w:pStyle w:val="747"/>
+        <w:pBdr/>
+        <w:spacing w:line="360" w:lineRule="auto"/>
+        <w:ind/>
+        <w:jc w:val="left"/>
+        <w:rPr/>
+      </w:pPr>
+      <w:r>
+        <w:rPr>
+          <w:rFonts w:ascii="Times New Roman" w:hAnsi="Times New Roman"/>
+          <w:b w:val="0"/>
+          <w:bCs w:val="0"/>
+          <w:sz w:val="24"/>
+          <w:szCs w:val="24"/>
+        </w:rPr>
+        <w:t xml:space="preserve">The kernel follows a monolithic design. This means core services such as interrupt handling, scheduling, console output, tracing, virtual filesystems, and shell services live in the kernel itself rather than in isolated user-mode servers. This choice keeps </w:t>
+      </w:r>
+      <w:r>
+        <w:rPr>
+          <w:rFonts w:ascii="Times New Roman" w:hAnsi="Times New Roman"/>
+          <w:b w:val="0"/>
+          <w:bCs w:val="0"/>
+          <w:sz w:val="24"/>
+          <w:szCs w:val="24"/>
+        </w:rPr>
+        <w:t xml:space="preserve">the early system straightforward and reduces cross-boundary complexity while the system is still growing.</w:t>
+      </w:r>
+      <w:r/>
+    </w:p>
+    <w:p>
+      <w:pPr>
+        <w:pStyle w:val="747"/>
+        <w:pBdr/>
+        <w:spacing w:line="360" w:lineRule="auto"/>
+        <w:ind/>
+        <w:jc w:val="left"/>
+        <w:rPr/>
+      </w:pPr>
+      <w:r>
+        <w:rPr>
+          <w:rFonts w:ascii="Times New Roman" w:hAnsi="Times New Roman"/>
+          <w:b w:val="0"/>
+          <w:bCs w:val="0"/>
+          <w:sz w:val="24"/>
+          <w:szCs w:val="24"/>
+        </w:rPr>
+      </w:r>
+      <w:r/>
+    </w:p>
+    <w:p>
+      <w:pPr>
+        <w:pStyle w:val="747"/>
+        <w:pBdr/>
+        <w:spacing w:line="360" w:lineRule="auto"/>
+        <w:ind/>
+        <w:jc w:val="left"/>
+        <w:rPr/>
+      </w:pPr>
+      <w:r>
+        <w:rPr>
+          <w:rFonts w:ascii="Times New Roman" w:hAnsi="Times New Roman"/>
+          <w:b w:val="0"/>
+          <w:bCs w:val="0"/>
+          <w:sz w:val="24"/>
+          <w:szCs w:val="24"/>
+        </w:rPr>
+        <w:t xml:space="preserve">The main architectural subsystems are:</w:t>
+      </w:r>
+      <w:r/>
+    </w:p>
+    <w:p>
+      <w:pPr>
+        <w:pStyle w:val="747"/>
+        <w:pBdr/>
+        <w:spacing w:line="360" w:lineRule="auto"/>
+        <w:ind/>
+        <w:jc w:val="left"/>
+        <w:rPr/>
+      </w:pPr>
+      <w:r>
+        <w:rPr>
+          <w:rFonts w:ascii="Times New Roman" w:hAnsi="Times New Roman"/>
+          <w:b w:val="0"/>
+          <w:bCs w:val="0"/>
+          <w:sz w:val="24"/>
+          <w:szCs w:val="24"/>
+        </w:rPr>
+      </w:r>
+      <w:r/>
+    </w:p>
+    <w:p>
+      <w:pPr>
+        <w:pStyle w:val="747"/>
+        <w:pBdr/>
+        <w:spacing w:line="360" w:lineRule="auto"/>
+        <w:ind/>
+        <w:jc w:val="left"/>
+        <w:rPr/>
+      </w:pPr>
+      <w:r>
+        <w:rPr>
+          <w:rFonts w:ascii="Times New Roman" w:hAnsi="Times New Roman"/>
+          <w:b w:val="0"/>
+          <w:bCs w:val="0"/>
+          <w:sz w:val="24"/>
+          <w:szCs w:val="24"/>
+        </w:rPr>
+        <w:t xml:space="preserve">- CPU and privilege setup</w:t>
+      </w:r>
+      <w:r/>
+    </w:p>
+    <w:p>
+      <w:pPr>
+        <w:pStyle w:val="747"/>
+        <w:pBdr/>
+        <w:spacing w:line="360" w:lineRule="auto"/>
+        <w:ind/>
+        <w:jc w:val="left"/>
+        <w:rPr/>
+      </w:pPr>
+      <w:r>
+        <w:rPr>
+          <w:rFonts w:ascii="Times New Roman" w:hAnsi="Times New Roman"/>
+          <w:b w:val="0"/>
+          <w:bCs w:val="0"/>
+          <w:sz w:val="24"/>
+          <w:szCs w:val="24"/>
+        </w:rPr>
+        <w:t xml:space="preserve">- interrupt and exception handling</w:t>
+      </w:r>
+      <w:r/>
+    </w:p>
+    <w:p>
+      <w:pPr>
+        <w:pStyle w:val="747"/>
+        <w:pBdr/>
+        <w:spacing w:line="360" w:lineRule="auto"/>
+        <w:ind/>
+        <w:jc w:val="left"/>
+        <w:rPr/>
+      </w:pPr>
+      <w:r>
+        <w:rPr>
+          <w:rFonts w:ascii="Times New Roman" w:hAnsi="Times New Roman"/>
+          <w:b w:val="0"/>
+          <w:bCs w:val="0"/>
+          <w:sz w:val="24"/>
+          <w:szCs w:val="24"/>
+        </w:rPr>
+        <w:t xml:space="preserve">- memory and address-space control</w:t>
+      </w:r>
+      <w:r/>
+    </w:p>
+    <w:p>
+      <w:pPr>
+        <w:pStyle w:val="747"/>
+        <w:pBdr/>
+        <w:spacing w:line="360" w:lineRule="auto"/>
+        <w:ind/>
+        <w:jc w:val="left"/>
+        <w:rPr/>
+      </w:pPr>
+      <w:r>
+        <w:rPr>
+          <w:rFonts w:ascii="Times New Roman" w:hAnsi="Times New Roman"/>
+          <w:b w:val="0"/>
+          <w:bCs w:val="0"/>
+          <w:sz w:val="24"/>
+          <w:szCs w:val="24"/>
+        </w:rPr>
+        <w:t xml:space="preserve">- device support</w:t>
+      </w:r>
+      <w:r/>
+    </w:p>
+    <w:p>
+      <w:pPr>
+        <w:pStyle w:val="747"/>
+        <w:pBdr/>
+        <w:spacing w:line="360" w:lineRule="auto"/>
+        <w:ind/>
+        <w:jc w:val="left"/>
+        <w:rPr/>
+      </w:pPr>
+      <w:r>
+        <w:rPr>
+          <w:rFonts w:ascii="Times New Roman" w:hAnsi="Times New Roman"/>
+          <w:b w:val="0"/>
+          <w:bCs w:val="0"/>
+          <w:sz w:val="24"/>
+          <w:szCs w:val="24"/>
+        </w:rPr>
+        <w:t xml:space="preserve">- scheduler and task management</w:t>
+      </w:r>
+      <w:r/>
+    </w:p>
+    <w:p>
+      <w:pPr>
+        <w:pStyle w:val="747"/>
+        <w:pBdr/>
+        <w:spacing w:line="360" w:lineRule="auto"/>
+        <w:ind/>
+        <w:jc w:val="left"/>
+        <w:rPr/>
+      </w:pPr>
+      <w:r>
+        <w:rPr>
+          <w:rFonts w:ascii="Times New Roman" w:hAnsi="Times New Roman"/>
+          <w:b w:val="0"/>
+          <w:bCs w:val="0"/>
+          <w:sz w:val="24"/>
+          <w:szCs w:val="24"/>
+        </w:rPr>
+        <w:t xml:space="preserve">- tracing and replay-oriented storage</w:t>
+      </w:r>
+      <w:r/>
+    </w:p>
+    <w:p>
+      <w:pPr>
+        <w:pStyle w:val="747"/>
+        <w:pBdr/>
+        <w:spacing w:line="360" w:lineRule="auto"/>
+        <w:ind/>
+        <w:jc w:val="left"/>
+        <w:rPr/>
+      </w:pPr>
+      <w:r>
+        <w:rPr>
+          <w:rFonts w:ascii="Times New Roman" w:hAnsi="Times New Roman"/>
+          <w:b w:val="0"/>
+          <w:bCs w:val="0"/>
+          <w:sz w:val="24"/>
+          <w:szCs w:val="24"/>
+        </w:rPr>
+        <w:t xml:space="preserve">- virtual filesystems</w:t>
+      </w:r>
+      <w:r/>
+    </w:p>
+    <w:p>
+      <w:pPr>
+        <w:pStyle w:val="747"/>
+        <w:pBdr/>
+        <w:spacing w:line="360" w:lineRule="auto"/>
+        <w:ind/>
+        <w:jc w:val="left"/>
+        <w:rPr/>
+      </w:pPr>
+      <w:r>
+        <w:rPr>
+          <w:rFonts w:ascii="Times New Roman" w:hAnsi="Times New Roman"/>
+          <w:b w:val="0"/>
+          <w:bCs w:val="0"/>
+          <w:sz w:val="24"/>
+          <w:szCs w:val="24"/>
+        </w:rPr>
+        <w:t xml:space="preserve">- syscall-style access layer</w:t>
+      </w:r>
+      <w:r/>
+    </w:p>
+    <w:p>
+      <w:pPr>
+        <w:pStyle w:val="747"/>
+        <w:pBdr/>
+        <w:spacing w:line="360" w:lineRule="auto"/>
+        <w:ind/>
+        <w:jc w:val="left"/>
+        <w:rPr/>
+      </w:pPr>
+      <w:r>
+        <w:rPr>
+          <w:rFonts w:ascii="Times New Roman" w:hAnsi="Times New Roman"/>
+          <w:b w:val="0"/>
+          <w:bCs w:val="0"/>
+          <w:sz w:val="24"/>
+          <w:szCs w:val="24"/>
+        </w:rPr>
+        <w:t xml:space="preserve">- shell and user interaction</w:t>
+      </w:r>
+      <w:r/>
+    </w:p>
+    <w:p>
+      <w:pPr>
+        <w:pStyle w:val="747"/>
+        <w:pBdr/>
+        <w:spacing w:line="360" w:lineRule="auto"/>
+        <w:ind/>
+        <w:jc w:val="left"/>
+        <w:rPr/>
+      </w:pPr>
+      <w:r>
+        <w:rPr>
+          <w:rFonts w:ascii="Times New Roman" w:hAnsi="Times New Roman"/>
+          <w:b w:val="0"/>
+          <w:bCs w:val="0"/>
+          <w:sz w:val="24"/>
+          <w:szCs w:val="24"/>
+        </w:rPr>
+        <w:t xml:space="preserve">- controlled user-mode entry</w:t>
+      </w:r>
+      <w:r/>
+    </w:p>
+    <w:p>
+      <w:pPr>
+        <w:pStyle w:val="747"/>
+        <w:pBdr/>
+        <w:spacing w:line="360" w:lineRule="auto"/>
+        <w:ind/>
+        <w:jc w:val="left"/>
+        <w:rPr/>
+      </w:pPr>
+      <w:r>
+        <w:rPr>
+          <w:rFonts w:ascii="Times New Roman" w:hAnsi="Times New Roman"/>
+          <w:b w:val="0"/>
+          <w:bCs w:val="0"/>
+          <w:sz w:val="24"/>
+          <w:szCs w:val="24"/>
+        </w:rPr>
+        <w:t xml:space="preserve">- power-aware batching and coalescing policy</w:t>
+      </w:r>
+      <w:r/>
+    </w:p>
+    <w:p>
+      <w:pPr>
+        <w:pStyle w:val="747"/>
+        <w:pBdr/>
+        <w:spacing w:line="360" w:lineRule="auto"/>
+        <w:ind/>
+        <w:jc w:val="left"/>
+        <w:rPr/>
+      </w:pPr>
+      <w:r>
+        <w:rPr>
+          <w:rFonts w:ascii="Times New Roman" w:hAnsi="Times New Roman"/>
+          <w:b w:val="0"/>
+          <w:bCs w:val="0"/>
+          <w:sz w:val="24"/>
+          <w:szCs w:val="24"/>
+        </w:rPr>
+      </w:r>
+      <w:r/>
+    </w:p>
+    <w:p>
+      <w:pPr>
+        <w:pStyle w:val="747"/>
+        <w:pBdr/>
+        <w:spacing w:line="360" w:lineRule="auto"/>
+        <w:ind/>
+        <w:jc w:val="left"/>
+        <w:rPr/>
+      </w:pPr>
+      <w:r>
+        <w:rPr>
+          <w:rFonts w:ascii="Times New Roman" w:hAnsi="Times New Roman"/>
+          <w:b w:val="0"/>
+          <w:bCs w:val="0"/>
+          <w:sz w:val="24"/>
+          <w:szCs w:val="24"/>
+        </w:rPr>
+        <w:t xml:space="preserve">## 4. CPU And Privilege Management</w:t>
+      </w:r>
+      <w:r/>
+    </w:p>
+    <w:p>
+      <w:pPr>
+        <w:pStyle w:val="747"/>
+        <w:pBdr/>
+        <w:spacing w:line="360" w:lineRule="auto"/>
+        <w:ind/>
+        <w:jc w:val="left"/>
+        <w:rPr/>
+      </w:pPr>
+      <w:r>
+        <w:rPr>
+          <w:rFonts w:ascii="Times New Roman" w:hAnsi="Times New Roman"/>
+          <w:b w:val="0"/>
+          <w:bCs w:val="0"/>
+          <w:sz w:val="24"/>
+          <w:szCs w:val="24"/>
+        </w:rPr>
+      </w:r>
+      <w:r/>
+    </w:p>
+    <w:p>
+      <w:pPr>
+        <w:pStyle w:val="747"/>
+        <w:pBdr/>
+        <w:spacing w:line="360" w:lineRule="auto"/>
+        <w:ind/>
+        <w:jc w:val="left"/>
+        <w:rPr/>
+      </w:pPr>
+      <w:r>
+        <w:rPr>
+          <w:rFonts w:ascii="Times New Roman" w:hAnsi="Times New Roman"/>
+          <w:b w:val="0"/>
+          <w:bCs w:val="0"/>
+          <w:sz w:val="24"/>
+          <w:szCs w:val="24"/>
+        </w:rPr>
+        <w:t xml:space="preserve">A central part of the project is the explicit handling of CPU privilege structures. The kernel sets up a runtime GDT and TSS so that segmentation descriptors and privilege-level transitions are correctly defined. Even though long mode uses paging rather tha</w:t>
+      </w:r>
+      <w:r>
+        <w:rPr>
+          <w:rFonts w:ascii="Times New Roman" w:hAnsi="Times New Roman"/>
+          <w:b w:val="0"/>
+          <w:bCs w:val="0"/>
+          <w:sz w:val="24"/>
+          <w:szCs w:val="24"/>
+        </w:rPr>
+        <w:t xml:space="preserve">n classical segmentation for memory isolation, GDT entries and a valid TSS remain necessary for correct privilege transition behavior.</w:t>
+      </w:r>
+      <w:r/>
+    </w:p>
+    <w:p>
+      <w:pPr>
+        <w:pStyle w:val="747"/>
+        <w:pBdr/>
+        <w:spacing w:line="360" w:lineRule="auto"/>
+        <w:ind/>
+        <w:jc w:val="left"/>
+        <w:rPr/>
+      </w:pPr>
+      <w:r>
+        <w:rPr>
+          <w:rFonts w:ascii="Times New Roman" w:hAnsi="Times New Roman"/>
+          <w:b w:val="0"/>
+          <w:bCs w:val="0"/>
+          <w:sz w:val="24"/>
+          <w:szCs w:val="24"/>
+        </w:rPr>
+      </w:r>
+      <w:r/>
+    </w:p>
+    <w:p>
+      <w:pPr>
+        <w:pStyle w:val="747"/>
+        <w:pBdr/>
+        <w:spacing w:line="360" w:lineRule="auto"/>
+        <w:ind/>
+        <w:jc w:val="left"/>
+        <w:rPr/>
+      </w:pPr>
+      <w:r>
+        <w:rPr>
+          <w:rFonts w:ascii="Times New Roman" w:hAnsi="Times New Roman"/>
+          <w:b w:val="0"/>
+          <w:bCs w:val="0"/>
+          <w:sz w:val="24"/>
+          <w:szCs w:val="24"/>
+        </w:rPr>
+        <w:t xml:space="preserve">The IDT is installed so that exceptions and hardware interrupts can be routed to well-defined handlers. In addition, `BB` uses a DPL3 interrupt gate on `int 0x80` as a controlled syscall-style entry mechanism for the current user-mode experimentation path. </w:t>
+      </w:r>
+      <w:r>
+        <w:rPr>
+          <w:rFonts w:ascii="Times New Roman" w:hAnsi="Times New Roman"/>
+          <w:b w:val="0"/>
+          <w:bCs w:val="0"/>
+          <w:sz w:val="24"/>
+          <w:szCs w:val="24"/>
+        </w:rPr>
+        <w:t xml:space="preserve">This is especially valuable for teaching and demonstration, because it shows how a user-visible instruction can intentionally transfer execution into the kernel under a controlled descriptor policy.</w:t>
+      </w:r>
+      <w:r/>
+    </w:p>
+    <w:p>
+      <w:pPr>
+        <w:pStyle w:val="747"/>
+        <w:pBdr/>
+        <w:spacing w:line="360" w:lineRule="auto"/>
+        <w:ind/>
+        <w:jc w:val="left"/>
+        <w:rPr/>
+      </w:pPr>
+      <w:r>
+        <w:rPr>
+          <w:rFonts w:ascii="Times New Roman" w:hAnsi="Times New Roman"/>
+          <w:b w:val="0"/>
+          <w:bCs w:val="0"/>
+          <w:sz w:val="24"/>
+          <w:szCs w:val="24"/>
+        </w:rPr>
+      </w:r>
+      <w:r/>
+    </w:p>
+    <w:p>
+      <w:pPr>
+        <w:pStyle w:val="747"/>
+        <w:pBdr/>
+        <w:spacing w:line="360" w:lineRule="auto"/>
+        <w:ind/>
+        <w:jc w:val="left"/>
+        <w:rPr/>
+      </w:pPr>
+      <w:r>
+        <w:rPr>
+          <w:rFonts w:ascii="Times New Roman" w:hAnsi="Times New Roman"/>
+          <w:b w:val="0"/>
+          <w:bCs w:val="0"/>
+          <w:sz w:val="24"/>
+          <w:szCs w:val="24"/>
+        </w:rPr>
+        <w:t xml:space="preserve">## 5. Interrupt Handling</w:t>
+      </w:r>
+      <w:r/>
+    </w:p>
+    <w:p>
+      <w:pPr>
+        <w:pStyle w:val="747"/>
+        <w:pBdr/>
+        <w:spacing w:line="360" w:lineRule="auto"/>
+        <w:ind/>
+        <w:jc w:val="left"/>
+        <w:rPr/>
+      </w:pPr>
+      <w:r>
+        <w:rPr>
+          <w:rFonts w:ascii="Times New Roman" w:hAnsi="Times New Roman"/>
+          <w:b w:val="0"/>
+          <w:bCs w:val="0"/>
+          <w:sz w:val="24"/>
+          <w:szCs w:val="24"/>
+        </w:rPr>
+      </w:r>
+      <w:r/>
+    </w:p>
+    <w:p>
+      <w:pPr>
+        <w:pStyle w:val="747"/>
+        <w:pBdr/>
+        <w:spacing w:line="360" w:lineRule="auto"/>
+        <w:ind/>
+        <w:jc w:val="left"/>
+        <w:rPr/>
+      </w:pPr>
+      <w:r>
+        <w:rPr>
+          <w:rFonts w:ascii="Times New Roman" w:hAnsi="Times New Roman"/>
+          <w:b w:val="0"/>
+          <w:bCs w:val="0"/>
+          <w:sz w:val="24"/>
+          <w:szCs w:val="24"/>
+        </w:rPr>
+        <w:t xml:space="preserve">Interrupts are critical to any useful operating system. `BB` remaps the legacy PIC, configures the PIT to generate timer ticks, and handles PS/2 keyboard and mouse interrupts. The interrupt stubs save machine state and transfer control to a C dispatcher whe</w:t>
+      </w:r>
+      <w:r>
+        <w:rPr>
+          <w:rFonts w:ascii="Times New Roman" w:hAnsi="Times New Roman"/>
+          <w:b w:val="0"/>
+          <w:bCs w:val="0"/>
+          <w:sz w:val="24"/>
+          <w:szCs w:val="24"/>
+        </w:rPr>
+        <w:t xml:space="preserve">re the appropriate subsystem logic is run.</w:t>
+      </w:r>
+      <w:r/>
+    </w:p>
+    <w:p>
+      <w:pPr>
+        <w:pStyle w:val="747"/>
+        <w:pBdr/>
+        <w:spacing w:line="360" w:lineRule="auto"/>
+        <w:ind/>
+        <w:jc w:val="left"/>
+        <w:rPr/>
+      </w:pPr>
+      <w:r>
+        <w:rPr>
+          <w:rFonts w:ascii="Times New Roman" w:hAnsi="Times New Roman"/>
+          <w:b w:val="0"/>
+          <w:bCs w:val="0"/>
+          <w:sz w:val="24"/>
+          <w:szCs w:val="24"/>
+        </w:rPr>
+      </w:r>
+      <w:r/>
+    </w:p>
+    <w:p>
+      <w:pPr>
+        <w:pStyle w:val="747"/>
+        <w:pBdr/>
+        <w:spacing w:line="360" w:lineRule="auto"/>
+        <w:ind/>
+        <w:jc w:val="left"/>
+        <w:rPr/>
+      </w:pPr>
+      <w:r>
+        <w:rPr>
+          <w:rFonts w:ascii="Times New Roman" w:hAnsi="Times New Roman"/>
+          <w:b w:val="0"/>
+          <w:bCs w:val="0"/>
+          <w:sz w:val="24"/>
+          <w:szCs w:val="24"/>
+        </w:rPr>
+        <w:t xml:space="preserve">This enables several important behaviors:</w:t>
+      </w:r>
+      <w:r/>
+    </w:p>
+    <w:p>
+      <w:pPr>
+        <w:pStyle w:val="747"/>
+        <w:pBdr/>
+        <w:spacing w:line="360" w:lineRule="auto"/>
+        <w:ind/>
+        <w:jc w:val="left"/>
+        <w:rPr/>
+      </w:pPr>
+      <w:r>
+        <w:rPr>
+          <w:rFonts w:ascii="Times New Roman" w:hAnsi="Times New Roman"/>
+          <w:b w:val="0"/>
+          <w:bCs w:val="0"/>
+          <w:sz w:val="24"/>
+          <w:szCs w:val="24"/>
+        </w:rPr>
+      </w:r>
+      <w:r/>
+    </w:p>
+    <w:p>
+      <w:pPr>
+        <w:pStyle w:val="747"/>
+        <w:pBdr/>
+        <w:spacing w:line="360" w:lineRule="auto"/>
+        <w:ind/>
+        <w:jc w:val="left"/>
+        <w:rPr/>
+      </w:pPr>
+      <w:r>
+        <w:rPr>
+          <w:rFonts w:ascii="Times New Roman" w:hAnsi="Times New Roman"/>
+          <w:b w:val="0"/>
+          <w:bCs w:val="0"/>
+          <w:sz w:val="24"/>
+          <w:szCs w:val="24"/>
+        </w:rPr>
+        <w:t xml:space="preserve">- time measurement through PIT ticks</w:t>
+      </w:r>
+      <w:r/>
+    </w:p>
+    <w:p>
+      <w:pPr>
+        <w:pStyle w:val="747"/>
+        <w:pBdr/>
+        <w:spacing w:line="360" w:lineRule="auto"/>
+        <w:ind/>
+        <w:jc w:val="left"/>
+        <w:rPr/>
+      </w:pPr>
+      <w:r>
+        <w:rPr>
+          <w:rFonts w:ascii="Times New Roman" w:hAnsi="Times New Roman"/>
+          <w:b w:val="0"/>
+          <w:bCs w:val="0"/>
+          <w:sz w:val="24"/>
+          <w:szCs w:val="24"/>
+        </w:rPr>
+        <w:t xml:space="preserve">- shell input through keyboard delivery</w:t>
+      </w:r>
+      <w:r/>
+    </w:p>
+    <w:p>
+      <w:pPr>
+        <w:pStyle w:val="747"/>
+        <w:pBdr/>
+        <w:spacing w:line="360" w:lineRule="auto"/>
+        <w:ind/>
+        <w:jc w:val="left"/>
+        <w:rPr/>
+      </w:pPr>
+      <w:r>
+        <w:rPr>
+          <w:rFonts w:ascii="Times New Roman" w:hAnsi="Times New Roman"/>
+          <w:b w:val="0"/>
+          <w:bCs w:val="0"/>
+          <w:sz w:val="24"/>
+          <w:szCs w:val="24"/>
+        </w:rPr>
+        <w:t xml:space="preserve">- mouse state tracking through PS/2 packets</w:t>
+      </w:r>
+      <w:r/>
+    </w:p>
+    <w:p>
+      <w:pPr>
+        <w:pStyle w:val="747"/>
+        <w:pBdr/>
+        <w:spacing w:line="360" w:lineRule="auto"/>
+        <w:ind/>
+        <w:jc w:val="left"/>
+        <w:rPr/>
+      </w:pPr>
+      <w:r>
+        <w:rPr>
+          <w:rFonts w:ascii="Times New Roman" w:hAnsi="Times New Roman"/>
+          <w:b w:val="0"/>
+          <w:bCs w:val="0"/>
+          <w:sz w:val="24"/>
+          <w:szCs w:val="24"/>
+        </w:rPr>
+        <w:t xml:space="preserve">- scheduler accounting and periodic subsystem hooks</w:t>
+      </w:r>
+      <w:r/>
+    </w:p>
+    <w:p>
+      <w:pPr>
+        <w:pStyle w:val="747"/>
+        <w:pBdr/>
+        <w:spacing w:line="360" w:lineRule="auto"/>
+        <w:ind/>
+        <w:jc w:val="left"/>
+        <w:rPr/>
+      </w:pPr>
+      <w:r>
+        <w:rPr>
+          <w:rFonts w:ascii="Times New Roman" w:hAnsi="Times New Roman"/>
+          <w:b w:val="0"/>
+          <w:bCs w:val="0"/>
+          <w:sz w:val="24"/>
+          <w:szCs w:val="24"/>
+        </w:rPr>
+        <w:t xml:space="preserve">- trace recording of execution-relevant events</w:t>
+      </w:r>
+      <w:r/>
+    </w:p>
+    <w:p>
+      <w:pPr>
+        <w:pStyle w:val="747"/>
+        <w:pBdr/>
+        <w:spacing w:line="360" w:lineRule="auto"/>
+        <w:ind/>
+        <w:jc w:val="left"/>
+        <w:rPr/>
+      </w:pPr>
+      <w:r>
+        <w:rPr>
+          <w:rFonts w:ascii="Times New Roman" w:hAnsi="Times New Roman"/>
+          <w:b w:val="0"/>
+          <w:bCs w:val="0"/>
+          <w:sz w:val="24"/>
+          <w:szCs w:val="24"/>
+        </w:rPr>
+      </w:r>
+      <w:r/>
+    </w:p>
+    <w:p>
+      <w:pPr>
+        <w:pStyle w:val="747"/>
+        <w:pBdr/>
+        <w:spacing w:line="360" w:lineRule="auto"/>
+        <w:ind/>
+        <w:jc w:val="left"/>
+        <w:rPr/>
+      </w:pPr>
+      <w:r>
+        <w:rPr>
+          <w:rFonts w:ascii="Times New Roman" w:hAnsi="Times New Roman"/>
+          <w:b w:val="0"/>
+          <w:bCs w:val="0"/>
+          <w:sz w:val="24"/>
+          <w:szCs w:val="24"/>
+        </w:rPr>
+        <w:t xml:space="preserve">The imported power-aware subsystem is also tied into the interrupt/timer path through its tick-driven flush hook.</w:t>
+      </w:r>
+      <w:r/>
+    </w:p>
+    <w:p>
+      <w:pPr>
+        <w:pStyle w:val="747"/>
+        <w:pBdr/>
+        <w:spacing w:line="360" w:lineRule="auto"/>
+        <w:ind/>
+        <w:jc w:val="left"/>
+        <w:rPr/>
+      </w:pPr>
+      <w:r>
+        <w:rPr>
+          <w:rFonts w:ascii="Times New Roman" w:hAnsi="Times New Roman"/>
+          <w:b w:val="0"/>
+          <w:bCs w:val="0"/>
+          <w:sz w:val="24"/>
+          <w:szCs w:val="24"/>
+        </w:rPr>
+      </w:r>
+      <w:r/>
+    </w:p>
+    <w:p>
+      <w:pPr>
+        <w:pStyle w:val="747"/>
+        <w:pBdr/>
+        <w:spacing w:line="360" w:lineRule="auto"/>
+        <w:ind/>
+        <w:jc w:val="left"/>
+        <w:rPr/>
+      </w:pPr>
+      <w:r>
+        <w:rPr>
+          <w:rFonts w:ascii="Times New Roman" w:hAnsi="Times New Roman"/>
+          <w:b w:val="0"/>
+          <w:bCs w:val="0"/>
+          <w:sz w:val="24"/>
+          <w:szCs w:val="24"/>
+        </w:rPr>
+        <w:t xml:space="preserve">## 6. Memory And Address Spaces</w:t>
+      </w:r>
+      <w:r/>
+    </w:p>
+    <w:p>
+      <w:pPr>
+        <w:pStyle w:val="747"/>
+        <w:pBdr/>
+        <w:spacing w:line="360" w:lineRule="auto"/>
+        <w:ind/>
+        <w:jc w:val="left"/>
+        <w:rPr/>
+      </w:pPr>
+      <w:r>
+        <w:rPr>
+          <w:rFonts w:ascii="Times New Roman" w:hAnsi="Times New Roman"/>
+          <w:b w:val="0"/>
+          <w:bCs w:val="0"/>
+          <w:sz w:val="24"/>
+          <w:szCs w:val="24"/>
+        </w:rPr>
+      </w:r>
+      <w:r/>
+    </w:p>
+    <w:p>
+      <w:pPr>
+        <w:pStyle w:val="747"/>
+        <w:pBdr/>
+        <w:spacing w:line="360" w:lineRule="auto"/>
+        <w:ind/>
+        <w:jc w:val="left"/>
+        <w:rPr/>
+      </w:pPr>
+      <w:r>
+        <w:rPr>
+          <w:rFonts w:ascii="Times New Roman" w:hAnsi="Times New Roman"/>
+          <w:b w:val="0"/>
+          <w:bCs w:val="0"/>
+          <w:sz w:val="24"/>
+          <w:szCs w:val="24"/>
+        </w:rPr>
+        <w:t xml:space="preserve">The kernel reads the E820 map and establishes a lightweight page-based physical allocation region. The current implementation is not yet a full production-grade virtual-memory system, but it already provides meaningful groundwork. It tracks address-space ob</w:t>
+      </w:r>
+      <w:r>
+        <w:rPr>
+          <w:rFonts w:ascii="Times New Roman" w:hAnsi="Times New Roman"/>
+          <w:b w:val="0"/>
+          <w:bCs w:val="0"/>
+          <w:sz w:val="24"/>
+          <w:szCs w:val="24"/>
+        </w:rPr>
+        <w:t xml:space="preserve">jects, retains CR3 roots, and supports a dedicated user-mapped execution window used by the ring3 demonstration path.</w:t>
+      </w:r>
+      <w:r/>
+    </w:p>
+    <w:p>
+      <w:pPr>
+        <w:pStyle w:val="747"/>
+        <w:pBdr/>
+        <w:spacing w:line="360" w:lineRule="auto"/>
+        <w:ind/>
+        <w:jc w:val="left"/>
+        <w:rPr/>
+      </w:pPr>
+      <w:r>
+        <w:rPr>
+          <w:rFonts w:ascii="Times New Roman" w:hAnsi="Times New Roman"/>
+          <w:b w:val="0"/>
+          <w:bCs w:val="0"/>
+          <w:sz w:val="24"/>
+          <w:szCs w:val="24"/>
+        </w:rPr>
+      </w:r>
+      <w:r/>
+    </w:p>
+    <w:p>
+      <w:pPr>
+        <w:pStyle w:val="747"/>
+        <w:pBdr/>
+        <w:spacing w:line="360" w:lineRule="auto"/>
+        <w:ind/>
+        <w:jc w:val="left"/>
+        <w:rPr/>
+      </w:pPr>
+      <w:r>
+        <w:rPr>
+          <w:rFonts w:ascii="Times New Roman" w:hAnsi="Times New Roman"/>
+          <w:b w:val="0"/>
+          <w:bCs w:val="0"/>
+          <w:sz w:val="24"/>
+          <w:szCs w:val="24"/>
+        </w:rPr>
+        <w:t xml:space="preserve">This matters because it shows how the system evolves from a single kernel execution environment toward more isolated execution contexts. Address spaces are no longer only an abstract concept; they are visible objects that can be inspected through `/proc/asp</w:t>
+      </w:r>
+      <w:r>
+        <w:rPr>
+          <w:rFonts w:ascii="Times New Roman" w:hAnsi="Times New Roman"/>
+          <w:b w:val="0"/>
+          <w:bCs w:val="0"/>
+          <w:sz w:val="24"/>
+          <w:szCs w:val="24"/>
+        </w:rPr>
+        <w:t xml:space="preserve">ace`.</w:t>
+      </w:r>
+      <w:r/>
+    </w:p>
+    <w:p>
+      <w:pPr>
+        <w:pStyle w:val="747"/>
+        <w:pBdr/>
+        <w:spacing w:line="360" w:lineRule="auto"/>
+        <w:ind/>
+        <w:jc w:val="left"/>
+        <w:rPr/>
+      </w:pPr>
+      <w:r>
+        <w:rPr>
+          <w:rFonts w:ascii="Times New Roman" w:hAnsi="Times New Roman"/>
+          <w:b w:val="0"/>
+          <w:bCs w:val="0"/>
+          <w:sz w:val="24"/>
+          <w:szCs w:val="24"/>
+        </w:rPr>
+      </w:r>
+      <w:r/>
+    </w:p>
+    <w:p>
+      <w:pPr>
+        <w:pStyle w:val="747"/>
+        <w:pBdr/>
+        <w:spacing w:line="360" w:lineRule="auto"/>
+        <w:ind/>
+        <w:jc w:val="left"/>
+        <w:rPr/>
+      </w:pPr>
+      <w:r>
+        <w:rPr>
+          <w:rFonts w:ascii="Times New Roman" w:hAnsi="Times New Roman"/>
+          <w:b w:val="0"/>
+          <w:bCs w:val="0"/>
+          <w:sz w:val="24"/>
+          <w:szCs w:val="24"/>
+        </w:rPr>
+        <w:t xml:space="preserve">## 7. Scheduler And Task Model</w:t>
+      </w:r>
+      <w:r/>
+    </w:p>
+    <w:p>
+      <w:pPr>
+        <w:pStyle w:val="747"/>
+        <w:pBdr/>
+        <w:spacing w:line="360" w:lineRule="auto"/>
+        <w:ind/>
+        <w:jc w:val="left"/>
+        <w:rPr/>
+      </w:pPr>
+      <w:r>
+        <w:rPr>
+          <w:rFonts w:ascii="Times New Roman" w:hAnsi="Times New Roman"/>
+          <w:b w:val="0"/>
+          <w:bCs w:val="0"/>
+          <w:sz w:val="24"/>
+          <w:szCs w:val="24"/>
+        </w:rPr>
+      </w:r>
+      <w:r/>
+    </w:p>
+    <w:p>
+      <w:pPr>
+        <w:pStyle w:val="747"/>
+        <w:pBdr/>
+        <w:spacing w:line="360" w:lineRule="auto"/>
+        <w:ind/>
+        <w:jc w:val="left"/>
+        <w:rPr/>
+      </w:pPr>
+      <w:r>
+        <w:rPr>
+          <w:rFonts w:ascii="Times New Roman" w:hAnsi="Times New Roman"/>
+          <w:b w:val="0"/>
+          <w:bCs w:val="0"/>
+          <w:sz w:val="24"/>
+          <w:szCs w:val="24"/>
+        </w:rPr>
+        <w:t xml:space="preserve">`BB` uses a cooperative scheduler with lightweight kernel tasks. Each task includes identity, state, runtime accounting, yield counters, and execution metadata. The shell starts as the primary interactive task, while workloads and helper tasks can be spawne</w:t>
+      </w:r>
+      <w:r>
+        <w:rPr>
+          <w:rFonts w:ascii="Times New Roman" w:hAnsi="Times New Roman"/>
+          <w:b w:val="0"/>
+          <w:bCs w:val="0"/>
+          <w:sz w:val="24"/>
+          <w:szCs w:val="24"/>
+        </w:rPr>
+        <w:t xml:space="preserve">d for experiments and demonstrations.</w:t>
+      </w:r>
+      <w:r/>
+    </w:p>
+    <w:p>
+      <w:pPr>
+        <w:pStyle w:val="747"/>
+        <w:pBdr/>
+        <w:spacing w:line="360" w:lineRule="auto"/>
+        <w:ind/>
+        <w:jc w:val="left"/>
+        <w:rPr/>
+      </w:pPr>
+      <w:r>
+        <w:rPr>
+          <w:rFonts w:ascii="Times New Roman" w:hAnsi="Times New Roman"/>
+          <w:b w:val="0"/>
+          <w:bCs w:val="0"/>
+          <w:sz w:val="24"/>
+          <w:szCs w:val="24"/>
+        </w:rPr>
+      </w:r>
+      <w:r/>
+    </w:p>
+    <w:p>
+      <w:pPr>
+        <w:pStyle w:val="747"/>
+        <w:pBdr/>
+        <w:spacing w:line="360" w:lineRule="auto"/>
+        <w:ind/>
+        <w:jc w:val="left"/>
+        <w:rPr/>
+      </w:pPr>
+      <w:r>
+        <w:rPr>
+          <w:rFonts w:ascii="Times New Roman" w:hAnsi="Times New Roman"/>
+          <w:b w:val="0"/>
+          <w:bCs w:val="0"/>
+          <w:sz w:val="24"/>
+          <w:szCs w:val="24"/>
+        </w:rPr>
+        <w:t xml:space="preserve">Even though this is not yet a full POSIX process model, it is sufficient for task inspection, lifecycle observation, waiting behavior, and controlled experimentation. The scheduler is also important for replay-oriented behavior because the order of executio</w:t>
+      </w:r>
+      <w:r>
+        <w:rPr>
+          <w:rFonts w:ascii="Times New Roman" w:hAnsi="Times New Roman"/>
+          <w:b w:val="0"/>
+          <w:bCs w:val="0"/>
+          <w:sz w:val="24"/>
+          <w:szCs w:val="24"/>
+        </w:rPr>
+        <w:t xml:space="preserve">n contributes to system-level nondeterminism.</w:t>
+      </w:r>
+      <w:r/>
+    </w:p>
+    <w:p>
+      <w:pPr>
+        <w:pStyle w:val="747"/>
+        <w:pBdr/>
+        <w:spacing w:line="360" w:lineRule="auto"/>
+        <w:ind/>
+        <w:jc w:val="left"/>
+        <w:rPr/>
+      </w:pPr>
+      <w:r>
+        <w:rPr>
+          <w:rFonts w:ascii="Times New Roman" w:hAnsi="Times New Roman"/>
+          <w:b w:val="0"/>
+          <w:bCs w:val="0"/>
+          <w:sz w:val="24"/>
+          <w:szCs w:val="24"/>
+        </w:rPr>
+      </w:r>
+      <w:r/>
+    </w:p>
+    <w:p>
+      <w:pPr>
+        <w:pStyle w:val="747"/>
+        <w:pBdr/>
+        <w:spacing w:line="360" w:lineRule="auto"/>
+        <w:ind/>
+        <w:jc w:val="left"/>
+        <w:rPr/>
+      </w:pPr>
+      <w:r>
+        <w:rPr>
+          <w:rFonts w:ascii="Times New Roman" w:hAnsi="Times New Roman"/>
+          <w:b w:val="0"/>
+          <w:bCs w:val="0"/>
+          <w:sz w:val="24"/>
+          <w:szCs w:val="24"/>
+        </w:rPr>
+        <w:t xml:space="preserve">## 8. Console, Shell, And User Surface</w:t>
+      </w:r>
+      <w:r/>
+    </w:p>
+    <w:p>
+      <w:pPr>
+        <w:pStyle w:val="747"/>
+        <w:pBdr/>
+        <w:spacing w:line="360" w:lineRule="auto"/>
+        <w:ind/>
+        <w:jc w:val="left"/>
+        <w:rPr/>
+      </w:pPr>
+      <w:r>
+        <w:rPr>
+          <w:rFonts w:ascii="Times New Roman" w:hAnsi="Times New Roman"/>
+          <w:b w:val="0"/>
+          <w:bCs w:val="0"/>
+          <w:sz w:val="24"/>
+          <w:szCs w:val="24"/>
+        </w:rPr>
+      </w:r>
+      <w:r/>
+    </w:p>
+    <w:p>
+      <w:pPr>
+        <w:pStyle w:val="747"/>
+        <w:pBdr/>
+        <w:spacing w:line="360" w:lineRule="auto"/>
+        <w:ind/>
+        <w:jc w:val="left"/>
+        <w:rPr/>
+      </w:pPr>
+      <w:r>
+        <w:rPr>
+          <w:rFonts w:ascii="Times New Roman" w:hAnsi="Times New Roman"/>
+          <w:b w:val="0"/>
+          <w:bCs w:val="0"/>
+          <w:sz w:val="24"/>
+          <w:szCs w:val="24"/>
+        </w:rPr>
+        <w:t xml:space="preserve">The system exposes itself primarily through a text-based shell. This shell is not only a command prompt; it is also the main inspection environment for the kernel. The console supports VGA text output, serial output, scrollback, a dashboard-style GUI frame,</w:t>
+      </w:r>
+      <w:r>
+        <w:rPr>
+          <w:rFonts w:ascii="Times New Roman" w:hAnsi="Times New Roman"/>
+          <w:b w:val="0"/>
+          <w:bCs w:val="0"/>
+          <w:sz w:val="24"/>
+          <w:szCs w:val="24"/>
+        </w:rPr>
+        <w:t xml:space="preserve"> and input from keyboard and mouse-related state tracking.</w:t>
+      </w:r>
+      <w:r/>
+    </w:p>
+    <w:p>
+      <w:pPr>
+        <w:pStyle w:val="747"/>
+        <w:pBdr/>
+        <w:spacing w:line="360" w:lineRule="auto"/>
+        <w:ind/>
+        <w:jc w:val="left"/>
+        <w:rPr/>
+      </w:pPr>
+      <w:r>
+        <w:rPr>
+          <w:rFonts w:ascii="Times New Roman" w:hAnsi="Times New Roman"/>
+          <w:b w:val="0"/>
+          <w:bCs w:val="0"/>
+          <w:sz w:val="24"/>
+          <w:szCs w:val="24"/>
+        </w:rPr>
+      </w:r>
+      <w:r/>
+    </w:p>
+    <w:p>
+      <w:pPr>
+        <w:pStyle w:val="747"/>
+        <w:pBdr/>
+        <w:spacing w:line="360" w:lineRule="auto"/>
+        <w:ind/>
+        <w:jc w:val="left"/>
+        <w:rPr/>
+      </w:pPr>
+      <w:r>
+        <w:rPr>
+          <w:rFonts w:ascii="Times New Roman" w:hAnsi="Times New Roman"/>
+          <w:b w:val="0"/>
+          <w:bCs w:val="0"/>
+          <w:sz w:val="24"/>
+          <w:szCs w:val="24"/>
+        </w:rPr>
+        <w:t xml:space="preserve">The shell includes commands for:</w:t>
+      </w:r>
+      <w:r/>
+    </w:p>
+    <w:p>
+      <w:pPr>
+        <w:pStyle w:val="747"/>
+        <w:pBdr/>
+        <w:spacing w:line="360" w:lineRule="auto"/>
+        <w:ind/>
+        <w:jc w:val="left"/>
+        <w:rPr/>
+      </w:pPr>
+      <w:r>
+        <w:rPr>
+          <w:rFonts w:ascii="Times New Roman" w:hAnsi="Times New Roman"/>
+          <w:b w:val="0"/>
+          <w:bCs w:val="0"/>
+          <w:sz w:val="24"/>
+          <w:szCs w:val="24"/>
+        </w:rPr>
+      </w:r>
+      <w:r/>
+    </w:p>
+    <w:p>
+      <w:pPr>
+        <w:pStyle w:val="747"/>
+        <w:pBdr/>
+        <w:spacing w:line="360" w:lineRule="auto"/>
+        <w:ind/>
+        <w:jc w:val="left"/>
+        <w:rPr/>
+      </w:pPr>
+      <w:r>
+        <w:rPr>
+          <w:rFonts w:ascii="Times New Roman" w:hAnsi="Times New Roman"/>
+          <w:b w:val="0"/>
+          <w:bCs w:val="0"/>
+          <w:sz w:val="24"/>
+          <w:szCs w:val="24"/>
+        </w:rPr>
+        <w:t xml:space="preserve">- filesystem-style inspection</w:t>
+      </w:r>
+      <w:r/>
+    </w:p>
+    <w:p>
+      <w:pPr>
+        <w:pStyle w:val="747"/>
+        <w:pBdr/>
+        <w:spacing w:line="360" w:lineRule="auto"/>
+        <w:ind/>
+        <w:jc w:val="left"/>
+        <w:rPr/>
+      </w:pPr>
+      <w:r>
+        <w:rPr>
+          <w:rFonts w:ascii="Times New Roman" w:hAnsi="Times New Roman"/>
+          <w:b w:val="0"/>
+          <w:bCs w:val="0"/>
+          <w:sz w:val="24"/>
+          <w:szCs w:val="24"/>
+        </w:rPr>
+        <w:t xml:space="preserve">- file-descriptor operations</w:t>
+      </w:r>
+      <w:r/>
+    </w:p>
+    <w:p>
+      <w:pPr>
+        <w:pStyle w:val="747"/>
+        <w:pBdr/>
+        <w:spacing w:line="360" w:lineRule="auto"/>
+        <w:ind/>
+        <w:jc w:val="left"/>
+        <w:rPr/>
+      </w:pPr>
+      <w:r>
+        <w:rPr>
+          <w:rFonts w:ascii="Times New Roman" w:hAnsi="Times New Roman"/>
+          <w:b w:val="0"/>
+          <w:bCs w:val="0"/>
+          <w:sz w:val="24"/>
+          <w:szCs w:val="24"/>
+        </w:rPr>
+        <w:t xml:space="preserve">- process and memory inspection</w:t>
+      </w:r>
+      <w:r/>
+    </w:p>
+    <w:p>
+      <w:pPr>
+        <w:pStyle w:val="747"/>
+        <w:pBdr/>
+        <w:spacing w:line="360" w:lineRule="auto"/>
+        <w:ind/>
+        <w:jc w:val="left"/>
+        <w:rPr/>
+      </w:pPr>
+      <w:r>
+        <w:rPr>
+          <w:rFonts w:ascii="Times New Roman" w:hAnsi="Times New Roman"/>
+          <w:b w:val="0"/>
+          <w:bCs w:val="0"/>
+          <w:sz w:val="24"/>
+          <w:szCs w:val="24"/>
+        </w:rPr>
+        <w:t xml:space="preserve">- network statistics and packet generation</w:t>
+      </w:r>
+      <w:r/>
+    </w:p>
+    <w:p>
+      <w:pPr>
+        <w:pStyle w:val="747"/>
+        <w:pBdr/>
+        <w:spacing w:line="360" w:lineRule="auto"/>
+        <w:ind/>
+        <w:jc w:val="left"/>
+        <w:rPr/>
+      </w:pPr>
+      <w:r>
+        <w:rPr>
+          <w:rFonts w:ascii="Times New Roman" w:hAnsi="Times New Roman"/>
+          <w:b w:val="0"/>
+          <w:bCs w:val="0"/>
+          <w:sz w:val="24"/>
+          <w:szCs w:val="24"/>
+        </w:rPr>
+        <w:t xml:space="preserve">- trace management</w:t>
+      </w:r>
+      <w:r/>
+    </w:p>
+    <w:p>
+      <w:pPr>
+        <w:pStyle w:val="747"/>
+        <w:pBdr/>
+        <w:spacing w:line="360" w:lineRule="auto"/>
+        <w:ind/>
+        <w:jc w:val="left"/>
+        <w:rPr/>
+      </w:pPr>
+      <w:r>
+        <w:rPr>
+          <w:rFonts w:ascii="Times New Roman" w:hAnsi="Times New Roman"/>
+          <w:b w:val="0"/>
+          <w:bCs w:val="0"/>
+          <w:sz w:val="24"/>
+          <w:szCs w:val="24"/>
+        </w:rPr>
+        <w:t xml:space="preserve">- system status reporting</w:t>
+      </w:r>
+      <w:r/>
+    </w:p>
+    <w:p>
+      <w:pPr>
+        <w:pStyle w:val="747"/>
+        <w:pBdr/>
+        <w:spacing w:line="360" w:lineRule="auto"/>
+        <w:ind/>
+        <w:jc w:val="left"/>
+        <w:rPr/>
+      </w:pPr>
+      <w:r>
+        <w:rPr>
+          <w:rFonts w:ascii="Times New Roman" w:hAnsi="Times New Roman"/>
+          <w:b w:val="0"/>
+          <w:bCs w:val="0"/>
+          <w:sz w:val="24"/>
+          <w:szCs w:val="24"/>
+        </w:rPr>
+        <w:t xml:space="preserve">- manual page lookup</w:t>
+      </w:r>
+      <w:r/>
+    </w:p>
+    <w:p>
+      <w:pPr>
+        <w:pStyle w:val="747"/>
+        <w:pBdr/>
+        <w:spacing w:line="360" w:lineRule="auto"/>
+        <w:ind/>
+        <w:jc w:val="left"/>
+        <w:rPr/>
+      </w:pPr>
+      <w:r>
+        <w:rPr>
+          <w:rFonts w:ascii="Times New Roman" w:hAnsi="Times New Roman"/>
+          <w:b w:val="0"/>
+          <w:bCs w:val="0"/>
+          <w:sz w:val="24"/>
+          <w:szCs w:val="24"/>
+        </w:rPr>
+        <w:t xml:space="preserve">- power policy selection and simulation</w:t>
+      </w:r>
+      <w:r/>
+    </w:p>
+    <w:p>
+      <w:pPr>
+        <w:pStyle w:val="747"/>
+        <w:pBdr/>
+        <w:spacing w:line="360" w:lineRule="auto"/>
+        <w:ind/>
+        <w:jc w:val="left"/>
+        <w:rPr/>
+      </w:pPr>
+      <w:r>
+        <w:rPr>
+          <w:rFonts w:ascii="Times New Roman" w:hAnsi="Times New Roman"/>
+          <w:b w:val="0"/>
+          <w:bCs w:val="0"/>
+          <w:sz w:val="24"/>
+          <w:szCs w:val="24"/>
+        </w:rPr>
+      </w:r>
+      <w:r/>
+    </w:p>
+    <w:p>
+      <w:pPr>
+        <w:pStyle w:val="747"/>
+        <w:pBdr/>
+        <w:spacing w:line="360" w:lineRule="auto"/>
+        <w:ind/>
+        <w:jc w:val="left"/>
+        <w:rPr/>
+      </w:pPr>
+      <w:r>
+        <w:rPr>
+          <w:rFonts w:ascii="Times New Roman" w:hAnsi="Times New Roman"/>
+          <w:b w:val="0"/>
+          <w:bCs w:val="0"/>
+          <w:sz w:val="24"/>
+          <w:szCs w:val="24"/>
+        </w:rPr>
+        <w:t xml:space="preserve">This makes the system highly presentation-friendly and suitable for report demonstrations.</w:t>
+      </w:r>
+      <w:r/>
+    </w:p>
+    <w:p>
+      <w:pPr>
+        <w:pStyle w:val="747"/>
+        <w:pBdr/>
+        <w:spacing w:line="360" w:lineRule="auto"/>
+        <w:ind/>
+        <w:jc w:val="left"/>
+        <w:rPr/>
+      </w:pPr>
+      <w:r>
+        <w:rPr>
+          <w:rFonts w:ascii="Times New Roman" w:hAnsi="Times New Roman"/>
+          <w:b w:val="0"/>
+          <w:bCs w:val="0"/>
+          <w:sz w:val="24"/>
+          <w:szCs w:val="24"/>
+        </w:rPr>
+      </w:r>
+      <w:r/>
+    </w:p>
+    <w:p>
+      <w:pPr>
+        <w:pStyle w:val="747"/>
+        <w:pBdr/>
+        <w:spacing w:line="360" w:lineRule="auto"/>
+        <w:ind/>
+        <w:jc w:val="left"/>
+        <w:rPr/>
+      </w:pPr>
+      <w:r>
+        <w:rPr>
+          <w:rFonts w:ascii="Times New Roman" w:hAnsi="Times New Roman"/>
+          <w:b w:val="0"/>
+          <w:bCs w:val="0"/>
+          <w:sz w:val="24"/>
+          <w:szCs w:val="24"/>
+        </w:rPr>
+        <w:t xml:space="preserve">## 9. Virtual Filesystem Design</w:t>
+      </w:r>
+      <w:r/>
+    </w:p>
+    <w:p>
+      <w:pPr>
+        <w:pStyle w:val="747"/>
+        <w:pBdr/>
+        <w:spacing w:line="360" w:lineRule="auto"/>
+        <w:ind/>
+        <w:jc w:val="left"/>
+        <w:rPr/>
+      </w:pPr>
+      <w:r>
+        <w:rPr>
+          <w:rFonts w:ascii="Times New Roman" w:hAnsi="Times New Roman"/>
+          <w:b w:val="0"/>
+          <w:bCs w:val="0"/>
+          <w:sz w:val="24"/>
+          <w:szCs w:val="24"/>
+        </w:rPr>
+      </w:r>
+      <w:r/>
+    </w:p>
+    <w:p>
+      <w:pPr>
+        <w:pStyle w:val="747"/>
+        <w:pBdr/>
+        <w:spacing w:line="360" w:lineRule="auto"/>
+        <w:ind/>
+        <w:jc w:val="left"/>
+        <w:rPr/>
+      </w:pPr>
+      <w:r>
+        <w:rPr>
+          <w:rFonts w:ascii="Times New Roman" w:hAnsi="Times New Roman"/>
+          <w:b w:val="0"/>
+          <w:bCs w:val="0"/>
+          <w:sz w:val="24"/>
+          <w:szCs w:val="24"/>
+        </w:rPr>
+        <w:t xml:space="preserve">One of the most important features of `BB` is the unified VFS layer. It exposes multiple conceptual namespaces using path-based and descriptor-based semantics.</w:t>
+      </w:r>
+      <w:r/>
+    </w:p>
+    <w:p>
+      <w:pPr>
+        <w:pStyle w:val="747"/>
+        <w:pBdr/>
+        <w:spacing w:line="360" w:lineRule="auto"/>
+        <w:ind/>
+        <w:jc w:val="left"/>
+        <w:rPr/>
+      </w:pPr>
+      <w:r>
+        <w:rPr>
+          <w:rFonts w:ascii="Times New Roman" w:hAnsi="Times New Roman"/>
+          <w:b w:val="0"/>
+          <w:bCs w:val="0"/>
+          <w:sz w:val="24"/>
+          <w:szCs w:val="24"/>
+        </w:rPr>
+      </w:r>
+      <w:r/>
+    </w:p>
+    <w:p>
+      <w:pPr>
+        <w:pStyle w:val="747"/>
+        <w:pBdr/>
+        <w:spacing w:line="360" w:lineRule="auto"/>
+        <w:ind/>
+        <w:jc w:val="left"/>
+        <w:rPr/>
+      </w:pPr>
+      <w:r>
+        <w:rPr>
+          <w:rFonts w:ascii="Times New Roman" w:hAnsi="Times New Roman"/>
+          <w:b w:val="0"/>
+          <w:bCs w:val="0"/>
+          <w:sz w:val="24"/>
+          <w:szCs w:val="24"/>
+        </w:rPr>
+        <w:t xml:space="preserve">The main namespaces are:</w:t>
+      </w:r>
+      <w:r/>
+    </w:p>
+    <w:p>
+      <w:pPr>
+        <w:pStyle w:val="747"/>
+        <w:pBdr/>
+        <w:spacing w:line="360" w:lineRule="auto"/>
+        <w:ind/>
+        <w:jc w:val="left"/>
+        <w:rPr/>
+      </w:pPr>
+      <w:r>
+        <w:rPr>
+          <w:rFonts w:ascii="Times New Roman" w:hAnsi="Times New Roman"/>
+          <w:b w:val="0"/>
+          <w:bCs w:val="0"/>
+          <w:sz w:val="24"/>
+          <w:szCs w:val="24"/>
+        </w:rPr>
+      </w:r>
+      <w:r/>
+    </w:p>
+    <w:p>
+      <w:pPr>
+        <w:pStyle w:val="747"/>
+        <w:pBdr/>
+        <w:spacing w:line="360" w:lineRule="auto"/>
+        <w:ind/>
+        <w:jc w:val="left"/>
+        <w:rPr/>
+      </w:pPr>
+      <w:r>
+        <w:rPr>
+          <w:rFonts w:ascii="Times New Roman" w:hAnsi="Times New Roman"/>
+          <w:b w:val="0"/>
+          <w:bCs w:val="0"/>
+          <w:sz w:val="24"/>
+          <w:szCs w:val="24"/>
+        </w:rPr>
+        <w:t xml:space="preserve">- `/trace`</w:t>
+      </w:r>
+      <w:r/>
+    </w:p>
+    <w:p>
+      <w:pPr>
+        <w:pStyle w:val="747"/>
+        <w:pBdr/>
+        <w:spacing w:line="360" w:lineRule="auto"/>
+        <w:ind/>
+        <w:jc w:val="left"/>
+        <w:rPr/>
+      </w:pPr>
+      <w:r>
+        <w:rPr>
+          <w:rFonts w:ascii="Times New Roman" w:hAnsi="Times New Roman"/>
+          <w:b w:val="0"/>
+          <w:bCs w:val="0"/>
+          <w:sz w:val="24"/>
+          <w:szCs w:val="24"/>
+        </w:rPr>
+        <w:t xml:space="preserve">  for stored trace artifacts and session metadata</w:t>
+      </w:r>
+      <w:r/>
+    </w:p>
+    <w:p>
+      <w:pPr>
+        <w:pStyle w:val="747"/>
+        <w:pBdr/>
+        <w:spacing w:line="360" w:lineRule="auto"/>
+        <w:ind/>
+        <w:jc w:val="left"/>
+        <w:rPr/>
+      </w:pPr>
+      <w:r>
+        <w:rPr>
+          <w:rFonts w:ascii="Times New Roman" w:hAnsi="Times New Roman"/>
+          <w:b w:val="0"/>
+          <w:bCs w:val="0"/>
+          <w:sz w:val="24"/>
+          <w:szCs w:val="24"/>
+        </w:rPr>
+        <w:t xml:space="preserve">- `/bin`</w:t>
+      </w:r>
+      <w:r/>
+    </w:p>
+    <w:p>
+      <w:pPr>
+        <w:pStyle w:val="747"/>
+        <w:pBdr/>
+        <w:spacing w:line="360" w:lineRule="auto"/>
+        <w:ind/>
+        <w:jc w:val="left"/>
+        <w:rPr/>
+      </w:pPr>
+      <w:r>
+        <w:rPr>
+          <w:rFonts w:ascii="Times New Roman" w:hAnsi="Times New Roman"/>
+          <w:b w:val="0"/>
+          <w:bCs w:val="0"/>
+          <w:sz w:val="24"/>
+          <w:szCs w:val="24"/>
+        </w:rPr>
+        <w:t xml:space="preserve">  for file-backed executable metadata and executable-facing namespace behavior</w:t>
+      </w:r>
+      <w:r/>
+    </w:p>
+    <w:p>
+      <w:pPr>
+        <w:pStyle w:val="747"/>
+        <w:pBdr/>
+        <w:spacing w:line="360" w:lineRule="auto"/>
+        <w:ind/>
+        <w:jc w:val="left"/>
+        <w:rPr/>
+      </w:pPr>
+      <w:r>
+        <w:rPr>
+          <w:rFonts w:ascii="Times New Roman" w:hAnsi="Times New Roman"/>
+          <w:b w:val="0"/>
+          <w:bCs w:val="0"/>
+          <w:sz w:val="24"/>
+          <w:szCs w:val="24"/>
+        </w:rPr>
+        <w:t xml:space="preserve">- `/net`</w:t>
+      </w:r>
+      <w:r/>
+    </w:p>
+    <w:p>
+      <w:pPr>
+        <w:pStyle w:val="747"/>
+        <w:pBdr/>
+        <w:spacing w:line="360" w:lineRule="auto"/>
+        <w:ind/>
+        <w:jc w:val="left"/>
+        <w:rPr/>
+      </w:pPr>
+      <w:r>
+        <w:rPr>
+          <w:rFonts w:ascii="Times New Roman" w:hAnsi="Times New Roman"/>
+          <w:b w:val="0"/>
+          <w:bCs w:val="0"/>
+          <w:sz w:val="24"/>
+          <w:szCs w:val="24"/>
+        </w:rPr>
+        <w:t xml:space="preserve">  for packet-oriented network interaction</w:t>
+      </w:r>
+      <w:r/>
+    </w:p>
+    <w:p>
+      <w:pPr>
+        <w:pStyle w:val="747"/>
+        <w:pBdr/>
+        <w:spacing w:line="360" w:lineRule="auto"/>
+        <w:ind/>
+        <w:jc w:val="left"/>
+        <w:rPr/>
+      </w:pPr>
+      <w:r>
+        <w:rPr>
+          <w:rFonts w:ascii="Times New Roman" w:hAnsi="Times New Roman"/>
+          <w:b w:val="0"/>
+          <w:bCs w:val="0"/>
+          <w:sz w:val="24"/>
+          <w:szCs w:val="24"/>
+        </w:rPr>
+        <w:t xml:space="preserve">- `/proc`</w:t>
+      </w:r>
+      <w:r/>
+    </w:p>
+    <w:p>
+      <w:pPr>
+        <w:pStyle w:val="747"/>
+        <w:pBdr/>
+        <w:spacing w:line="360" w:lineRule="auto"/>
+        <w:ind/>
+        <w:jc w:val="left"/>
+        <w:rPr/>
+      </w:pPr>
+      <w:r>
+        <w:rPr>
+          <w:rFonts w:ascii="Times New Roman" w:hAnsi="Times New Roman"/>
+          <w:b w:val="0"/>
+          <w:bCs w:val="0"/>
+          <w:sz w:val="24"/>
+          <w:szCs w:val="24"/>
+        </w:rPr>
+        <w:t xml:space="preserve">  for system state such as tasks, memory, and address spaces</w:t>
+      </w:r>
+      <w:r/>
+    </w:p>
+    <w:p>
+      <w:pPr>
+        <w:pStyle w:val="747"/>
+        <w:pBdr/>
+        <w:spacing w:line="360" w:lineRule="auto"/>
+        <w:ind/>
+        <w:jc w:val="left"/>
+        <w:rPr/>
+      </w:pPr>
+      <w:r>
+        <w:rPr>
+          <w:rFonts w:ascii="Times New Roman" w:hAnsi="Times New Roman"/>
+          <w:b w:val="0"/>
+          <w:bCs w:val="0"/>
+          <w:sz w:val="24"/>
+          <w:szCs w:val="24"/>
+        </w:rPr>
+      </w:r>
+      <w:r/>
+    </w:p>
+    <w:p>
+      <w:pPr>
+        <w:pStyle w:val="747"/>
+        <w:pBdr/>
+        <w:spacing w:line="360" w:lineRule="auto"/>
+        <w:ind/>
+        <w:jc w:val="left"/>
+        <w:rPr/>
+      </w:pPr>
+      <w:r>
+        <w:rPr>
+          <w:rFonts w:ascii="Times New Roman" w:hAnsi="Times New Roman"/>
+          <w:b w:val="0"/>
+          <w:bCs w:val="0"/>
+          <w:sz w:val="24"/>
+          <w:szCs w:val="24"/>
+        </w:rPr>
+        <w:t xml:space="preserve">This design gives the system a strong conceptual consistency. Instead of building unrelated command-specific interfaces for every subsystem, the system treats many resources as readable or writable paths.</w:t>
+      </w:r>
+      <w:r/>
+    </w:p>
+    <w:p>
+      <w:pPr>
+        <w:pStyle w:val="747"/>
+        <w:pBdr/>
+        <w:spacing w:line="360" w:lineRule="auto"/>
+        <w:ind/>
+        <w:jc w:val="left"/>
+        <w:rPr/>
+      </w:pPr>
+      <w:r>
+        <w:rPr>
+          <w:rFonts w:ascii="Times New Roman" w:hAnsi="Times New Roman"/>
+          <w:b w:val="0"/>
+          <w:bCs w:val="0"/>
+          <w:sz w:val="24"/>
+          <w:szCs w:val="24"/>
+        </w:rPr>
+      </w:r>
+      <w:r/>
+    </w:p>
+    <w:p>
+      <w:pPr>
+        <w:pStyle w:val="747"/>
+        <w:pBdr/>
+        <w:spacing w:line="360" w:lineRule="auto"/>
+        <w:ind/>
+        <w:jc w:val="left"/>
+        <w:rPr/>
+      </w:pPr>
+      <w:r>
+        <w:rPr>
+          <w:rFonts w:ascii="Times New Roman" w:hAnsi="Times New Roman"/>
+          <w:b w:val="0"/>
+          <w:bCs w:val="0"/>
+          <w:sz w:val="24"/>
+          <w:szCs w:val="24"/>
+        </w:rPr>
+        <w:t xml:space="preserve">## 10. File-Modeled Networking</w:t>
+      </w:r>
+      <w:r/>
+    </w:p>
+    <w:p>
+      <w:pPr>
+        <w:pStyle w:val="747"/>
+        <w:pBdr/>
+        <w:spacing w:line="360" w:lineRule="auto"/>
+        <w:ind/>
+        <w:jc w:val="left"/>
+        <w:rPr/>
+      </w:pPr>
+      <w:r>
+        <w:rPr>
+          <w:rFonts w:ascii="Times New Roman" w:hAnsi="Times New Roman"/>
+          <w:b w:val="0"/>
+          <w:bCs w:val="0"/>
+          <w:sz w:val="24"/>
+          <w:szCs w:val="24"/>
+        </w:rPr>
+      </w:r>
+      <w:r/>
+    </w:p>
+    <w:p>
+      <w:pPr>
+        <w:pStyle w:val="747"/>
+        <w:pBdr/>
+        <w:spacing w:line="360" w:lineRule="auto"/>
+        <w:ind/>
+        <w:jc w:val="left"/>
+        <w:rPr/>
+      </w:pPr>
+      <w:r>
+        <w:rPr>
+          <w:rFonts w:ascii="Times New Roman" w:hAnsi="Times New Roman"/>
+          <w:b w:val="0"/>
+          <w:bCs w:val="0"/>
+          <w:sz w:val="24"/>
+          <w:szCs w:val="24"/>
+        </w:rPr>
+        <w:t xml:space="preserve">The `/net` namespace is one of the defining ideas of the project. It implements network interaction as file-oriented operations. In this model:</w:t>
+      </w:r>
+      <w:r/>
+    </w:p>
+    <w:p>
+      <w:pPr>
+        <w:pStyle w:val="747"/>
+        <w:pBdr/>
+        <w:spacing w:line="360" w:lineRule="auto"/>
+        <w:ind/>
+        <w:jc w:val="left"/>
+        <w:rPr/>
+      </w:pPr>
+      <w:r>
+        <w:rPr>
+          <w:rFonts w:ascii="Times New Roman" w:hAnsi="Times New Roman"/>
+          <w:b w:val="0"/>
+          <w:bCs w:val="0"/>
+          <w:sz w:val="24"/>
+          <w:szCs w:val="24"/>
+        </w:rPr>
+      </w:r>
+      <w:r/>
+    </w:p>
+    <w:p>
+      <w:pPr>
+        <w:pStyle w:val="747"/>
+        <w:pBdr/>
+        <w:spacing w:line="360" w:lineRule="auto"/>
+        <w:ind/>
+        <w:jc w:val="left"/>
+        <w:rPr/>
+      </w:pPr>
+      <w:r>
+        <w:rPr>
+          <w:rFonts w:ascii="Times New Roman" w:hAnsi="Times New Roman"/>
+          <w:b w:val="0"/>
+          <w:bCs w:val="0"/>
+          <w:sz w:val="24"/>
+          <w:szCs w:val="24"/>
+        </w:rPr>
+        <w:t xml:space="preserve">- `/net/tx` accepts outbound packet payloads</w:t>
+      </w:r>
+      <w:r/>
+    </w:p>
+    <w:p>
+      <w:pPr>
+        <w:pStyle w:val="747"/>
+        <w:pBdr/>
+        <w:spacing w:line="360" w:lineRule="auto"/>
+        <w:ind/>
+        <w:jc w:val="left"/>
+        <w:rPr/>
+      </w:pPr>
+      <w:r>
+        <w:rPr>
+          <w:rFonts w:ascii="Times New Roman" w:hAnsi="Times New Roman"/>
+          <w:b w:val="0"/>
+          <w:bCs w:val="0"/>
+          <w:sz w:val="24"/>
+          <w:szCs w:val="24"/>
+        </w:rPr>
+        <w:t xml:space="preserve">- `/net/rx/inject` injects inbound payloads</w:t>
+      </w:r>
+      <w:r/>
+    </w:p>
+    <w:p>
+      <w:pPr>
+        <w:pStyle w:val="747"/>
+        <w:pBdr/>
+        <w:spacing w:line="360" w:lineRule="auto"/>
+        <w:ind/>
+        <w:jc w:val="left"/>
+        <w:rPr/>
+      </w:pPr>
+      <w:r>
+        <w:rPr>
+          <w:rFonts w:ascii="Times New Roman" w:hAnsi="Times New Roman"/>
+          <w:b w:val="0"/>
+          <w:bCs w:val="0"/>
+          <w:sz w:val="24"/>
+          <w:szCs w:val="24"/>
+        </w:rPr>
+        <w:t xml:space="preserve">- `/net/rx/last` and `/net/rx/queue` expose receive-side visibility</w:t>
+      </w:r>
+      <w:r/>
+    </w:p>
+    <w:p>
+      <w:pPr>
+        <w:pStyle w:val="747"/>
+        <w:pBdr/>
+        <w:spacing w:line="360" w:lineRule="auto"/>
+        <w:ind/>
+        <w:jc w:val="left"/>
+        <w:rPr/>
+      </w:pPr>
+      <w:r>
+        <w:rPr>
+          <w:rFonts w:ascii="Times New Roman" w:hAnsi="Times New Roman"/>
+          <w:b w:val="0"/>
+          <w:bCs w:val="0"/>
+          <w:sz w:val="24"/>
+          <w:szCs w:val="24"/>
+        </w:rPr>
+        <w:t xml:space="preserve">- `/net/stats` exposes counters and state</w:t>
+      </w:r>
+      <w:r/>
+    </w:p>
+    <w:p>
+      <w:pPr>
+        <w:pStyle w:val="747"/>
+        <w:pBdr/>
+        <w:spacing w:line="360" w:lineRule="auto"/>
+        <w:ind/>
+        <w:jc w:val="left"/>
+        <w:rPr/>
+      </w:pPr>
+      <w:r>
+        <w:rPr>
+          <w:rFonts w:ascii="Times New Roman" w:hAnsi="Times New Roman"/>
+          <w:b w:val="0"/>
+          <w:bCs w:val="0"/>
+          <w:sz w:val="24"/>
+          <w:szCs w:val="24"/>
+        </w:rPr>
+        <w:t xml:space="preserve">- `/net/config/loopback` controls loopback behavior</w:t>
+      </w:r>
+      <w:r/>
+    </w:p>
+    <w:p>
+      <w:pPr>
+        <w:pStyle w:val="747"/>
+        <w:pBdr/>
+        <w:spacing w:line="360" w:lineRule="auto"/>
+        <w:ind/>
+        <w:jc w:val="left"/>
+        <w:rPr/>
+      </w:pPr>
+      <w:r>
+        <w:rPr>
+          <w:rFonts w:ascii="Times New Roman" w:hAnsi="Times New Roman"/>
+          <w:b w:val="0"/>
+          <w:bCs w:val="0"/>
+          <w:sz w:val="24"/>
+          <w:szCs w:val="24"/>
+        </w:rPr>
+      </w:r>
+      <w:r/>
+    </w:p>
+    <w:p>
+      <w:pPr>
+        <w:pStyle w:val="747"/>
+        <w:pBdr/>
+        <w:spacing w:line="360" w:lineRule="auto"/>
+        <w:ind/>
+        <w:jc w:val="left"/>
+        <w:rPr/>
+      </w:pPr>
+      <w:r>
+        <w:rPr>
+          <w:rFonts w:ascii="Times New Roman" w:hAnsi="Times New Roman"/>
+          <w:b w:val="0"/>
+          <w:bCs w:val="0"/>
+          <w:sz w:val="24"/>
+          <w:szCs w:val="24"/>
+        </w:rPr>
+        <w:t xml:space="preserve">This gives several advantages. It makes the network subsystem easier to inspect, more consistent with the “everything is a file” direction of the kernel, and easier to demonstrate in a shell or report setting. Commands like `ping`, `netstat`, and `sim` are </w:t>
+      </w:r>
+      <w:r>
+        <w:rPr>
+          <w:rFonts w:ascii="Times New Roman" w:hAnsi="Times New Roman"/>
+          <w:b w:val="0"/>
+          <w:bCs w:val="0"/>
+          <w:sz w:val="24"/>
+          <w:szCs w:val="24"/>
+        </w:rPr>
+        <w:t xml:space="preserve">built directly on top of this design.</w:t>
+      </w:r>
+      <w:r/>
+    </w:p>
+    <w:p>
+      <w:pPr>
+        <w:pStyle w:val="747"/>
+        <w:pBdr/>
+        <w:spacing w:line="360" w:lineRule="auto"/>
+        <w:ind/>
+        <w:jc w:val="left"/>
+        <w:rPr/>
+      </w:pPr>
+      <w:r>
+        <w:rPr>
+          <w:rFonts w:ascii="Times New Roman" w:hAnsi="Times New Roman"/>
+          <w:b w:val="0"/>
+          <w:bCs w:val="0"/>
+          <w:sz w:val="24"/>
+          <w:szCs w:val="24"/>
+        </w:rPr>
+      </w:r>
+      <w:r/>
+    </w:p>
+    <w:p>
+      <w:pPr>
+        <w:pStyle w:val="747"/>
+        <w:pBdr/>
+        <w:spacing w:line="360" w:lineRule="auto"/>
+        <w:ind/>
+        <w:jc w:val="left"/>
+        <w:rPr/>
+      </w:pPr>
+      <w:r>
+        <w:rPr>
+          <w:rFonts w:ascii="Times New Roman" w:hAnsi="Times New Roman"/>
+          <w:b w:val="0"/>
+          <w:bCs w:val="0"/>
+          <w:sz w:val="24"/>
+          <w:szCs w:val="24"/>
+        </w:rPr>
+        <w:t xml:space="preserve">## 11. Tracing And Replay-Oriented Design</w:t>
+      </w:r>
+      <w:r/>
+    </w:p>
+    <w:p>
+      <w:pPr>
+        <w:pStyle w:val="747"/>
+        <w:pBdr/>
+        <w:spacing w:line="360" w:lineRule="auto"/>
+        <w:ind/>
+        <w:jc w:val="left"/>
+        <w:rPr/>
+      </w:pPr>
+      <w:r>
+        <w:rPr>
+          <w:rFonts w:ascii="Times New Roman" w:hAnsi="Times New Roman"/>
+          <w:b w:val="0"/>
+          <w:bCs w:val="0"/>
+          <w:sz w:val="24"/>
+          <w:szCs w:val="24"/>
+        </w:rPr>
+      </w:r>
+      <w:r/>
+    </w:p>
+    <w:p>
+      <w:pPr>
+        <w:pStyle w:val="747"/>
+        <w:pBdr/>
+        <w:spacing w:line="360" w:lineRule="auto"/>
+        <w:ind/>
+        <w:jc w:val="left"/>
+        <w:rPr/>
+      </w:pPr>
+      <w:r>
+        <w:rPr>
+          <w:rFonts w:ascii="Times New Roman" w:hAnsi="Times New Roman"/>
+          <w:b w:val="0"/>
+          <w:bCs w:val="0"/>
+          <w:sz w:val="24"/>
+          <w:szCs w:val="24"/>
+        </w:rPr>
+        <w:t xml:space="preserve">Tracing is a first-class subsystem in `BB`. The kernel records system activity such as shell commands, interrupts, keyboard events, scheduler actions, and workload behavior. These traces can be persisted to disk and later inspected. This gives the system a </w:t>
+      </w:r>
+      <w:r>
+        <w:rPr>
+          <w:rFonts w:ascii="Times New Roman" w:hAnsi="Times New Roman"/>
+          <w:b w:val="0"/>
+          <w:bCs w:val="0"/>
+          <w:sz w:val="24"/>
+          <w:szCs w:val="24"/>
+        </w:rPr>
+        <w:t xml:space="preserve">strong research identity because it supports the analysis of execution behavior rather than only providing runtime services.</w:t>
+      </w:r>
+      <w:r/>
+    </w:p>
+    <w:p>
+      <w:pPr>
+        <w:pStyle w:val="747"/>
+        <w:pBdr/>
+        <w:spacing w:line="360" w:lineRule="auto"/>
+        <w:ind/>
+        <w:jc w:val="left"/>
+        <w:rPr/>
+      </w:pPr>
+      <w:r>
+        <w:rPr>
+          <w:rFonts w:ascii="Times New Roman" w:hAnsi="Times New Roman"/>
+          <w:b w:val="0"/>
+          <w:bCs w:val="0"/>
+          <w:sz w:val="24"/>
+          <w:szCs w:val="24"/>
+        </w:rPr>
+      </w:r>
+      <w:r/>
+    </w:p>
+    <w:p>
+      <w:pPr>
+        <w:pStyle w:val="747"/>
+        <w:pBdr/>
+        <w:spacing w:line="360" w:lineRule="auto"/>
+        <w:ind/>
+        <w:jc w:val="left"/>
+        <w:rPr/>
+      </w:pPr>
+      <w:r>
+        <w:rPr>
+          <w:rFonts w:ascii="Times New Roman" w:hAnsi="Times New Roman"/>
+          <w:b w:val="0"/>
+          <w:bCs w:val="0"/>
+          <w:sz w:val="24"/>
+          <w:szCs w:val="24"/>
+        </w:rPr>
+        <w:t xml:space="preserve">The trace design is useful for:</w:t>
+      </w:r>
+      <w:r/>
+    </w:p>
+    <w:p>
+      <w:pPr>
+        <w:pStyle w:val="747"/>
+        <w:pBdr/>
+        <w:spacing w:line="360" w:lineRule="auto"/>
+        <w:ind/>
+        <w:jc w:val="left"/>
+        <w:rPr/>
+      </w:pPr>
+      <w:r>
+        <w:rPr>
+          <w:rFonts w:ascii="Times New Roman" w:hAnsi="Times New Roman"/>
+          <w:b w:val="0"/>
+          <w:bCs w:val="0"/>
+          <w:sz w:val="24"/>
+          <w:szCs w:val="24"/>
+        </w:rPr>
+      </w:r>
+      <w:r/>
+    </w:p>
+    <w:p>
+      <w:pPr>
+        <w:pStyle w:val="747"/>
+        <w:pBdr/>
+        <w:spacing w:line="360" w:lineRule="auto"/>
+        <w:ind/>
+        <w:jc w:val="left"/>
+        <w:rPr/>
+      </w:pPr>
+      <w:r>
+        <w:rPr>
+          <w:rFonts w:ascii="Times New Roman" w:hAnsi="Times New Roman"/>
+          <w:b w:val="0"/>
+          <w:bCs w:val="0"/>
+          <w:sz w:val="24"/>
+          <w:szCs w:val="24"/>
+        </w:rPr>
+        <w:t xml:space="preserve">- behavior inspection</w:t>
+      </w:r>
+      <w:r/>
+    </w:p>
+    <w:p>
+      <w:pPr>
+        <w:pStyle w:val="747"/>
+        <w:pBdr/>
+        <w:spacing w:line="360" w:lineRule="auto"/>
+        <w:ind/>
+        <w:jc w:val="left"/>
+        <w:rPr/>
+      </w:pPr>
+      <w:r>
+        <w:rPr>
+          <w:rFonts w:ascii="Times New Roman" w:hAnsi="Times New Roman"/>
+          <w:b w:val="0"/>
+          <w:bCs w:val="0"/>
+          <w:sz w:val="24"/>
+          <w:szCs w:val="24"/>
+        </w:rPr>
+        <w:t xml:space="preserve">- replay-oriented validation</w:t>
+      </w:r>
+      <w:r/>
+    </w:p>
+    <w:p>
+      <w:pPr>
+        <w:pStyle w:val="747"/>
+        <w:pBdr/>
+        <w:spacing w:line="360" w:lineRule="auto"/>
+        <w:ind/>
+        <w:jc w:val="left"/>
+        <w:rPr/>
+      </w:pPr>
+      <w:r>
+        <w:rPr>
+          <w:rFonts w:ascii="Times New Roman" w:hAnsi="Times New Roman"/>
+          <w:b w:val="0"/>
+          <w:bCs w:val="0"/>
+          <w:sz w:val="24"/>
+          <w:szCs w:val="24"/>
+        </w:rPr>
+        <w:t xml:space="preserve">- deterministic-sequence comparison</w:t>
+      </w:r>
+      <w:r/>
+    </w:p>
+    <w:p>
+      <w:pPr>
+        <w:pStyle w:val="747"/>
+        <w:pBdr/>
+        <w:spacing w:line="360" w:lineRule="auto"/>
+        <w:ind/>
+        <w:jc w:val="left"/>
+        <w:rPr/>
+      </w:pPr>
+      <w:r>
+        <w:rPr>
+          <w:rFonts w:ascii="Times New Roman" w:hAnsi="Times New Roman"/>
+          <w:b w:val="0"/>
+          <w:bCs w:val="0"/>
+          <w:sz w:val="24"/>
+          <w:szCs w:val="24"/>
+        </w:rPr>
+        <w:t xml:space="preserve">- report demonstrations of system activity</w:t>
+      </w:r>
+      <w:r/>
+    </w:p>
+    <w:p>
+      <w:pPr>
+        <w:pStyle w:val="747"/>
+        <w:pBdr/>
+        <w:spacing w:line="360" w:lineRule="auto"/>
+        <w:ind/>
+        <w:jc w:val="left"/>
+        <w:rPr/>
+      </w:pPr>
+      <w:r>
+        <w:rPr>
+          <w:rFonts w:ascii="Times New Roman" w:hAnsi="Times New Roman"/>
+          <w:b w:val="0"/>
+          <w:bCs w:val="0"/>
+          <w:sz w:val="24"/>
+          <w:szCs w:val="24"/>
+        </w:rPr>
+        <w:t xml:space="preserve">- teaching the relationship between events and state changes</w:t>
+      </w:r>
+      <w:r/>
+    </w:p>
+    <w:p>
+      <w:pPr>
+        <w:pStyle w:val="747"/>
+        <w:pBdr/>
+        <w:spacing w:line="360" w:lineRule="auto"/>
+        <w:ind/>
+        <w:jc w:val="left"/>
+        <w:rPr/>
+      </w:pPr>
+      <w:r>
+        <w:rPr>
+          <w:rFonts w:ascii="Times New Roman" w:hAnsi="Times New Roman"/>
+          <w:b w:val="0"/>
+          <w:bCs w:val="0"/>
+          <w:sz w:val="24"/>
+          <w:szCs w:val="24"/>
+        </w:rPr>
+      </w:r>
+      <w:r/>
+    </w:p>
+    <w:p>
+      <w:pPr>
+        <w:pStyle w:val="747"/>
+        <w:pBdr/>
+        <w:spacing w:line="360" w:lineRule="auto"/>
+        <w:ind/>
+        <w:jc w:val="left"/>
+        <w:rPr/>
+      </w:pPr>
+      <w:r>
+        <w:rPr>
+          <w:rFonts w:ascii="Times New Roman" w:hAnsi="Times New Roman"/>
+          <w:b w:val="0"/>
+          <w:bCs w:val="0"/>
+          <w:sz w:val="24"/>
+          <w:szCs w:val="24"/>
+        </w:rPr>
+        <w:t xml:space="preserve">The trace filesystem persists session data so that observations are not lost when a command ends.</w:t>
+      </w:r>
+      <w:r/>
+    </w:p>
+    <w:p>
+      <w:pPr>
+        <w:pStyle w:val="747"/>
+        <w:pBdr/>
+        <w:spacing w:line="360" w:lineRule="auto"/>
+        <w:ind/>
+        <w:jc w:val="left"/>
+        <w:rPr/>
+      </w:pPr>
+      <w:r>
+        <w:rPr>
+          <w:rFonts w:ascii="Times New Roman" w:hAnsi="Times New Roman"/>
+          <w:b w:val="0"/>
+          <w:bCs w:val="0"/>
+          <w:sz w:val="24"/>
+          <w:szCs w:val="24"/>
+        </w:rPr>
+      </w:r>
+      <w:r/>
+    </w:p>
+    <w:p>
+      <w:pPr>
+        <w:pStyle w:val="747"/>
+        <w:pBdr/>
+        <w:spacing w:line="360" w:lineRule="auto"/>
+        <w:ind/>
+        <w:jc w:val="left"/>
+        <w:rPr/>
+      </w:pPr>
+      <w:r>
+        <w:rPr>
+          <w:rFonts w:ascii="Times New Roman" w:hAnsi="Times New Roman"/>
+          <w:b w:val="0"/>
+          <w:bCs w:val="0"/>
+          <w:sz w:val="24"/>
+          <w:szCs w:val="24"/>
+        </w:rPr>
+        <w:t xml:space="preserve">## 12. File-Backed Executable Namespace</w:t>
+      </w:r>
+      <w:r/>
+    </w:p>
+    <w:p>
+      <w:pPr>
+        <w:pStyle w:val="747"/>
+        <w:pBdr/>
+        <w:spacing w:line="360" w:lineRule="auto"/>
+        <w:ind/>
+        <w:jc w:val="left"/>
+        <w:rPr/>
+      </w:pPr>
+      <w:r>
+        <w:rPr>
+          <w:rFonts w:ascii="Times New Roman" w:hAnsi="Times New Roman"/>
+          <w:b w:val="0"/>
+          <w:bCs w:val="0"/>
+          <w:sz w:val="24"/>
+          <w:szCs w:val="24"/>
+        </w:rPr>
+      </w:r>
+      <w:r/>
+    </w:p>
+    <w:p>
+      <w:pPr>
+        <w:pStyle w:val="747"/>
+        <w:pBdr/>
+        <w:spacing w:line="360" w:lineRule="auto"/>
+        <w:ind/>
+        <w:jc w:val="left"/>
+        <w:rPr/>
+      </w:pPr>
+      <w:r>
+        <w:rPr>
+          <w:rFonts w:ascii="Times New Roman" w:hAnsi="Times New Roman"/>
+          <w:b w:val="0"/>
+          <w:bCs w:val="0"/>
+          <w:sz w:val="24"/>
+          <w:szCs w:val="24"/>
+        </w:rPr>
+        <w:t xml:space="preserve">The `/bin` namespace provides file-backed executable metadata and helps move the kernel toward a more Unix-like structure. The system can show executable information and supports a controlled executable-loading path for demonstration purposes. The `/bin/rin</w:t>
+      </w:r>
+      <w:r>
+        <w:rPr>
+          <w:rFonts w:ascii="Times New Roman" w:hAnsi="Times New Roman"/>
+          <w:b w:val="0"/>
+          <w:bCs w:val="0"/>
+          <w:sz w:val="24"/>
+          <w:szCs w:val="24"/>
+        </w:rPr>
+        <w:t xml:space="preserve">g3demo` path is especially important because it demonstrates that the kernel can load executable metadata, prepare an isolated execution context, transition into ring3, and return safely.</w:t>
+      </w:r>
+      <w:r/>
+    </w:p>
+    <w:p>
+      <w:pPr>
+        <w:pStyle w:val="747"/>
+        <w:pBdr/>
+        <w:spacing w:line="360" w:lineRule="auto"/>
+        <w:ind/>
+        <w:jc w:val="left"/>
+        <w:rPr/>
+      </w:pPr>
+      <w:r>
+        <w:rPr>
+          <w:rFonts w:ascii="Times New Roman" w:hAnsi="Times New Roman"/>
+          <w:b w:val="0"/>
+          <w:bCs w:val="0"/>
+          <w:sz w:val="24"/>
+          <w:szCs w:val="24"/>
+        </w:rPr>
+      </w:r>
+      <w:r/>
+    </w:p>
+    <w:p>
+      <w:pPr>
+        <w:pStyle w:val="747"/>
+        <w:pBdr/>
+        <w:spacing w:line="360" w:lineRule="auto"/>
+        <w:ind/>
+        <w:jc w:val="left"/>
+        <w:rPr/>
+      </w:pPr>
+      <w:r>
+        <w:rPr>
+          <w:rFonts w:ascii="Times New Roman" w:hAnsi="Times New Roman"/>
+          <w:b w:val="0"/>
+          <w:bCs w:val="0"/>
+          <w:sz w:val="24"/>
+          <w:szCs w:val="24"/>
+        </w:rPr>
+        <w:t xml:space="preserve">This path is not yet a full production `execve` implementation, but it is highly valuable as a bridge between pure kernel-mode execution and a more advanced process model.</w:t>
+      </w:r>
+      <w:r/>
+    </w:p>
+    <w:p>
+      <w:pPr>
+        <w:pStyle w:val="747"/>
+        <w:pBdr/>
+        <w:spacing w:line="360" w:lineRule="auto"/>
+        <w:ind/>
+        <w:jc w:val="left"/>
+        <w:rPr/>
+      </w:pPr>
+      <w:r>
+        <w:rPr>
+          <w:rFonts w:ascii="Times New Roman" w:hAnsi="Times New Roman"/>
+          <w:b w:val="0"/>
+          <w:bCs w:val="0"/>
+          <w:sz w:val="24"/>
+          <w:szCs w:val="24"/>
+        </w:rPr>
+      </w:r>
+      <w:r/>
+    </w:p>
+    <w:p>
+      <w:pPr>
+        <w:pStyle w:val="747"/>
+        <w:pBdr/>
+        <w:spacing w:line="360" w:lineRule="auto"/>
+        <w:ind/>
+        <w:jc w:val="left"/>
+        <w:rPr/>
+      </w:pPr>
+      <w:r>
+        <w:rPr>
+          <w:rFonts w:ascii="Times New Roman" w:hAnsi="Times New Roman"/>
+          <w:b w:val="0"/>
+          <w:bCs w:val="0"/>
+          <w:sz w:val="24"/>
+          <w:szCs w:val="24"/>
+        </w:rPr>
+        <w:t xml:space="preserve">## 13. Syscall-Progression Layer</w:t>
+      </w:r>
+      <w:r/>
+    </w:p>
+    <w:p>
+      <w:pPr>
+        <w:pStyle w:val="747"/>
+        <w:pBdr/>
+        <w:spacing w:line="360" w:lineRule="auto"/>
+        <w:ind/>
+        <w:jc w:val="left"/>
+        <w:rPr/>
+      </w:pPr>
+      <w:r>
+        <w:rPr>
+          <w:rFonts w:ascii="Times New Roman" w:hAnsi="Times New Roman"/>
+          <w:b w:val="0"/>
+          <w:bCs w:val="0"/>
+          <w:sz w:val="24"/>
+          <w:szCs w:val="24"/>
+        </w:rPr>
+      </w:r>
+      <w:r/>
+    </w:p>
+    <w:p>
+      <w:pPr>
+        <w:pStyle w:val="747"/>
+        <w:pBdr/>
+        <w:spacing w:line="360" w:lineRule="auto"/>
+        <w:ind/>
+        <w:jc w:val="left"/>
+        <w:rPr/>
+      </w:pPr>
+      <w:r>
+        <w:rPr>
+          <w:rFonts w:ascii="Times New Roman" w:hAnsi="Times New Roman"/>
+          <w:b w:val="0"/>
+          <w:bCs w:val="0"/>
+          <w:sz w:val="24"/>
+          <w:szCs w:val="24"/>
+        </w:rPr>
+        <w:t xml:space="preserve">The kernel exposes a syscall-style interface with operations such as `open`, `read`, `write`, `close`, `fork`, `execve`, and `waitpid`. In the current system, these functions represent progression toward POSIX-like behavior rather than final POSIX completen</w:t>
+      </w:r>
+      <w:r>
+        <w:rPr>
+          <w:rFonts w:ascii="Times New Roman" w:hAnsi="Times New Roman"/>
+          <w:b w:val="0"/>
+          <w:bCs w:val="0"/>
+          <w:sz w:val="24"/>
+          <w:szCs w:val="24"/>
+        </w:rPr>
+        <w:t xml:space="preserve">ess. They are still useful because they provide a descriptor-based interface and unify the shell’s command behavior with the internal VFS model.</w:t>
+      </w:r>
+      <w:r/>
+    </w:p>
+    <w:p>
+      <w:pPr>
+        <w:pStyle w:val="747"/>
+        <w:pBdr/>
+        <w:spacing w:line="360" w:lineRule="auto"/>
+        <w:ind/>
+        <w:jc w:val="left"/>
+        <w:rPr/>
+      </w:pPr>
+      <w:r>
+        <w:rPr>
+          <w:rFonts w:ascii="Times New Roman" w:hAnsi="Times New Roman"/>
+          <w:b w:val="0"/>
+          <w:bCs w:val="0"/>
+          <w:sz w:val="24"/>
+          <w:szCs w:val="24"/>
+        </w:rPr>
+      </w:r>
+      <w:r/>
+    </w:p>
+    <w:p>
+      <w:pPr>
+        <w:pStyle w:val="747"/>
+        <w:pBdr/>
+        <w:spacing w:line="360" w:lineRule="auto"/>
+        <w:ind/>
+        <w:jc w:val="left"/>
+        <w:rPr/>
+      </w:pPr>
+      <w:r>
+        <w:rPr>
+          <w:rFonts w:ascii="Times New Roman" w:hAnsi="Times New Roman"/>
+          <w:b w:val="0"/>
+          <w:bCs w:val="0"/>
+          <w:sz w:val="24"/>
+          <w:szCs w:val="24"/>
+        </w:rPr>
+        <w:t xml:space="preserve">The `open`/`readfd`/`writefd`/`close` workflow is especially important in demonstrating how file descriptors can be used even when the underlying resources are virtual namespaces rather than ordinary disk files.</w:t>
+      </w:r>
+      <w:r/>
+    </w:p>
+    <w:p>
+      <w:pPr>
+        <w:pStyle w:val="747"/>
+        <w:pBdr/>
+        <w:spacing w:line="360" w:lineRule="auto"/>
+        <w:ind/>
+        <w:jc w:val="left"/>
+        <w:rPr/>
+      </w:pPr>
+      <w:r>
+        <w:rPr>
+          <w:rFonts w:ascii="Times New Roman" w:hAnsi="Times New Roman"/>
+          <w:b w:val="0"/>
+          <w:bCs w:val="0"/>
+          <w:sz w:val="24"/>
+          <w:szCs w:val="24"/>
+        </w:rPr>
+      </w:r>
+      <w:r/>
+    </w:p>
+    <w:p>
+      <w:pPr>
+        <w:pStyle w:val="747"/>
+        <w:pBdr/>
+        <w:spacing w:line="360" w:lineRule="auto"/>
+        <w:ind/>
+        <w:jc w:val="left"/>
+        <w:rPr/>
+      </w:pPr>
+      <w:r>
+        <w:rPr>
+          <w:rFonts w:ascii="Times New Roman" w:hAnsi="Times New Roman"/>
+          <w:b w:val="0"/>
+          <w:bCs w:val="0"/>
+          <w:sz w:val="24"/>
+          <w:szCs w:val="24"/>
+        </w:rPr>
+        <w:t xml:space="preserve">## 14. Power-Aware Event Coalescing</w:t>
+      </w:r>
+      <w:r/>
+    </w:p>
+    <w:p>
+      <w:pPr>
+        <w:pStyle w:val="747"/>
+        <w:pBdr/>
+        <w:spacing w:line="360" w:lineRule="auto"/>
+        <w:ind/>
+        <w:jc w:val="left"/>
+        <w:rPr/>
+      </w:pPr>
+      <w:r>
+        <w:rPr>
+          <w:rFonts w:ascii="Times New Roman" w:hAnsi="Times New Roman"/>
+          <w:b w:val="0"/>
+          <w:bCs w:val="0"/>
+          <w:sz w:val="24"/>
+          <w:szCs w:val="24"/>
+        </w:rPr>
+      </w:r>
+      <w:r/>
+    </w:p>
+    <w:p>
+      <w:pPr>
+        <w:pStyle w:val="747"/>
+        <w:pBdr/>
+        <w:spacing w:line="360" w:lineRule="auto"/>
+        <w:ind/>
+        <w:jc w:val="left"/>
+        <w:rPr/>
+      </w:pPr>
+      <w:r>
+        <w:rPr>
+          <w:rFonts w:ascii="Times New Roman" w:hAnsi="Times New Roman"/>
+          <w:b w:val="0"/>
+          <w:bCs w:val="0"/>
+          <w:sz w:val="24"/>
+          <w:szCs w:val="24"/>
+        </w:rPr>
+        <w:t xml:space="preserve">A major recent addition to the project is a power-aware event coalescing subsystem adapted from the external `RESEARCH-OS` prototype and advanced for `BB`. This subsystem is best understood as a CPU wakeup reduction policy, not as a memory-saving algorithm.</w:t>
+      </w:r>
+      <w:r>
+        <w:rPr>
+          <w:rFonts w:ascii="Times New Roman" w:hAnsi="Times New Roman"/>
+          <w:b w:val="0"/>
+          <w:bCs w:val="0"/>
+          <w:sz w:val="24"/>
+          <w:szCs w:val="24"/>
+        </w:rPr>
+        <w:t xml:space="preserve"> It changes how frequently the kernel flushes keyboard-delivery queues and network-transmit queues.</w:t>
+      </w:r>
+      <w:r/>
+    </w:p>
+    <w:p>
+      <w:pPr>
+        <w:pStyle w:val="747"/>
+        <w:pBdr/>
+        <w:spacing w:line="360" w:lineRule="auto"/>
+        <w:ind/>
+        <w:jc w:val="left"/>
+        <w:rPr/>
+      </w:pPr>
+      <w:r>
+        <w:rPr>
+          <w:rFonts w:ascii="Times New Roman" w:hAnsi="Times New Roman"/>
+          <w:b w:val="0"/>
+          <w:bCs w:val="0"/>
+          <w:sz w:val="24"/>
+          <w:szCs w:val="24"/>
+        </w:rPr>
+      </w:r>
+      <w:r/>
+    </w:p>
+    <w:p>
+      <w:pPr>
+        <w:pStyle w:val="747"/>
+        <w:pBdr/>
+        <w:spacing w:line="360" w:lineRule="auto"/>
+        <w:ind/>
+        <w:jc w:val="left"/>
+        <w:rPr/>
+      </w:pPr>
+      <w:r>
+        <w:rPr>
+          <w:rFonts w:ascii="Times New Roman" w:hAnsi="Times New Roman"/>
+          <w:b w:val="0"/>
+          <w:bCs w:val="0"/>
+          <w:sz w:val="24"/>
+          <w:szCs w:val="24"/>
+        </w:rPr>
+        <w:t xml:space="preserve">The available power modes are:</w:t>
+      </w:r>
+      <w:r/>
+    </w:p>
+    <w:p>
+      <w:pPr>
+        <w:pStyle w:val="747"/>
+        <w:pBdr/>
+        <w:spacing w:line="360" w:lineRule="auto"/>
+        <w:ind/>
+        <w:jc w:val="left"/>
+        <w:rPr/>
+      </w:pPr>
+      <w:r>
+        <w:rPr>
+          <w:rFonts w:ascii="Times New Roman" w:hAnsi="Times New Roman"/>
+          <w:b w:val="0"/>
+          <w:bCs w:val="0"/>
+          <w:sz w:val="24"/>
+          <w:szCs w:val="24"/>
+        </w:rPr>
+      </w:r>
+      <w:r/>
+    </w:p>
+    <w:p>
+      <w:pPr>
+        <w:pStyle w:val="747"/>
+        <w:pBdr/>
+        <w:spacing w:line="360" w:lineRule="auto"/>
+        <w:ind/>
+        <w:jc w:val="left"/>
+        <w:rPr/>
+      </w:pPr>
+      <w:r>
+        <w:rPr>
+          <w:rFonts w:ascii="Times New Roman" w:hAnsi="Times New Roman"/>
+          <w:b w:val="0"/>
+          <w:bCs w:val="0"/>
+          <w:sz w:val="24"/>
+          <w:szCs w:val="24"/>
+        </w:rPr>
+        <w:t xml:space="preserve">- performance</w:t>
+      </w:r>
+      <w:r/>
+    </w:p>
+    <w:p>
+      <w:pPr>
+        <w:pStyle w:val="747"/>
+        <w:pBdr/>
+        <w:spacing w:line="360" w:lineRule="auto"/>
+        <w:ind/>
+        <w:jc w:val="left"/>
+        <w:rPr/>
+      </w:pPr>
+      <w:r>
+        <w:rPr>
+          <w:rFonts w:ascii="Times New Roman" w:hAnsi="Times New Roman"/>
+          <w:b w:val="0"/>
+          <w:bCs w:val="0"/>
+          <w:sz w:val="24"/>
+          <w:szCs w:val="24"/>
+        </w:rPr>
+        <w:t xml:space="preserve">- balanced</w:t>
+      </w:r>
+      <w:r/>
+    </w:p>
+    <w:p>
+      <w:pPr>
+        <w:pStyle w:val="747"/>
+        <w:pBdr/>
+        <w:spacing w:line="360" w:lineRule="auto"/>
+        <w:ind/>
+        <w:jc w:val="left"/>
+        <w:rPr/>
+      </w:pPr>
+      <w:r>
+        <w:rPr>
+          <w:rFonts w:ascii="Times New Roman" w:hAnsi="Times New Roman"/>
+          <w:b w:val="0"/>
+          <w:bCs w:val="0"/>
+          <w:sz w:val="24"/>
+          <w:szCs w:val="24"/>
+        </w:rPr>
+        <w:t xml:space="preserve">- energy-saver</w:t>
+      </w:r>
+      <w:r/>
+    </w:p>
+    <w:p>
+      <w:pPr>
+        <w:pStyle w:val="747"/>
+        <w:pBdr/>
+        <w:spacing w:line="360" w:lineRule="auto"/>
+        <w:ind/>
+        <w:jc w:val="left"/>
+        <w:rPr/>
+      </w:pPr>
+      <w:r>
+        <w:rPr>
+          <w:rFonts w:ascii="Times New Roman" w:hAnsi="Times New Roman"/>
+          <w:b w:val="0"/>
+          <w:bCs w:val="0"/>
+          <w:sz w:val="24"/>
+          <w:szCs w:val="24"/>
+        </w:rPr>
+      </w:r>
+      <w:r/>
+    </w:p>
+    <w:p>
+      <w:pPr>
+        <w:pStyle w:val="747"/>
+        <w:pBdr/>
+        <w:spacing w:line="360" w:lineRule="auto"/>
+        <w:ind/>
+        <w:jc w:val="left"/>
+        <w:rPr/>
+      </w:pPr>
+      <w:r>
+        <w:rPr>
+          <w:rFonts w:ascii="Times New Roman" w:hAnsi="Times New Roman"/>
+          <w:b w:val="0"/>
+          <w:bCs w:val="0"/>
+          <w:sz w:val="24"/>
+          <w:szCs w:val="24"/>
+        </w:rPr>
+        <w:t xml:space="preserve">These modes change batching limits and flush intervals. As a result, the kernel can visibly demonstrate the tradeoff between responsiveness and reduced wakeups. This is one of the strongest research-oriented features in the current system because it makes k</w:t>
+      </w:r>
+      <w:r>
+        <w:rPr>
+          <w:rFonts w:ascii="Times New Roman" w:hAnsi="Times New Roman"/>
+          <w:b w:val="0"/>
+          <w:bCs w:val="0"/>
+          <w:sz w:val="24"/>
+          <w:szCs w:val="24"/>
+        </w:rPr>
+        <w:t xml:space="preserve">ernel policy differences visible through commands such as `power status`, `power perf`, `power balanced`, `power saver`, and `sim`.</w:t>
+      </w:r>
+      <w:r/>
+    </w:p>
+    <w:p>
+      <w:pPr>
+        <w:pStyle w:val="747"/>
+        <w:pBdr/>
+        <w:spacing w:line="360" w:lineRule="auto"/>
+        <w:ind/>
+        <w:jc w:val="left"/>
+        <w:rPr/>
+      </w:pPr>
+      <w:r>
+        <w:rPr>
+          <w:rFonts w:ascii="Times New Roman" w:hAnsi="Times New Roman"/>
+          <w:b w:val="0"/>
+          <w:bCs w:val="0"/>
+          <w:sz w:val="24"/>
+          <w:szCs w:val="24"/>
+        </w:rPr>
+      </w:r>
+      <w:r/>
+    </w:p>
+    <w:p>
+      <w:pPr>
+        <w:pStyle w:val="747"/>
+        <w:pBdr/>
+        <w:spacing w:line="360" w:lineRule="auto"/>
+        <w:ind/>
+        <w:jc w:val="left"/>
+        <w:rPr/>
+      </w:pPr>
+      <w:r>
+        <w:rPr>
+          <w:rFonts w:ascii="Times New Roman" w:hAnsi="Times New Roman"/>
+          <w:b w:val="0"/>
+          <w:bCs w:val="0"/>
+          <w:sz w:val="24"/>
+          <w:szCs w:val="24"/>
+        </w:rPr>
+        <w:t xml:space="preserve">## 15. User-Facing Feature Set</w:t>
+      </w:r>
+      <w:r/>
+    </w:p>
+    <w:p>
+      <w:pPr>
+        <w:pStyle w:val="747"/>
+        <w:pBdr/>
+        <w:spacing w:line="360" w:lineRule="auto"/>
+        <w:ind/>
+        <w:jc w:val="left"/>
+        <w:rPr/>
+      </w:pPr>
+      <w:r>
+        <w:rPr>
+          <w:rFonts w:ascii="Times New Roman" w:hAnsi="Times New Roman"/>
+          <w:b w:val="0"/>
+          <w:bCs w:val="0"/>
+          <w:sz w:val="24"/>
+          <w:szCs w:val="24"/>
+        </w:rPr>
+      </w:r>
+      <w:r/>
+    </w:p>
+    <w:p>
+      <w:pPr>
+        <w:pStyle w:val="747"/>
+        <w:pBdr/>
+        <w:spacing w:line="360" w:lineRule="auto"/>
+        <w:ind/>
+        <w:jc w:val="left"/>
+        <w:rPr/>
+      </w:pPr>
+      <w:r>
+        <w:rPr>
+          <w:rFonts w:ascii="Times New Roman" w:hAnsi="Times New Roman"/>
+          <w:b w:val="0"/>
+          <w:bCs w:val="0"/>
+          <w:sz w:val="24"/>
+          <w:szCs w:val="24"/>
+        </w:rPr>
+        <w:t xml:space="preserve">The feature set of the project can be grouped into four categories.</w:t>
+      </w:r>
+      <w:r/>
+    </w:p>
+    <w:p>
+      <w:pPr>
+        <w:pStyle w:val="747"/>
+        <w:pBdr/>
+        <w:spacing w:line="360" w:lineRule="auto"/>
+        <w:ind/>
+        <w:jc w:val="left"/>
+        <w:rPr/>
+      </w:pPr>
+      <w:r>
+        <w:rPr>
+          <w:rFonts w:ascii="Times New Roman" w:hAnsi="Times New Roman"/>
+          <w:b w:val="0"/>
+          <w:bCs w:val="0"/>
+          <w:sz w:val="24"/>
+          <w:szCs w:val="24"/>
+        </w:rPr>
+      </w:r>
+      <w:r/>
+    </w:p>
+    <w:p>
+      <w:pPr>
+        <w:pStyle w:val="747"/>
+        <w:pBdr/>
+        <w:spacing w:line="360" w:lineRule="auto"/>
+        <w:ind/>
+        <w:jc w:val="left"/>
+        <w:rPr/>
+      </w:pPr>
+      <w:r>
+        <w:rPr>
+          <w:rFonts w:ascii="Times New Roman" w:hAnsi="Times New Roman"/>
+          <w:b w:val="0"/>
+          <w:bCs w:val="0"/>
+          <w:sz w:val="24"/>
+          <w:szCs w:val="24"/>
+        </w:rPr>
+        <w:t xml:space="preserve">### 15.1 Core platform features</w:t>
+      </w:r>
+      <w:r/>
+    </w:p>
+    <w:p>
+      <w:pPr>
+        <w:pStyle w:val="747"/>
+        <w:pBdr/>
+        <w:spacing w:line="360" w:lineRule="auto"/>
+        <w:ind/>
+        <w:jc w:val="left"/>
+        <w:rPr/>
+      </w:pPr>
+      <w:r>
+        <w:rPr>
+          <w:rFonts w:ascii="Times New Roman" w:hAnsi="Times New Roman"/>
+          <w:b w:val="0"/>
+          <w:bCs w:val="0"/>
+          <w:sz w:val="24"/>
+          <w:szCs w:val="24"/>
+        </w:rPr>
+      </w:r>
+      <w:r/>
+    </w:p>
+    <w:p>
+      <w:pPr>
+        <w:pStyle w:val="747"/>
+        <w:pBdr/>
+        <w:spacing w:line="360" w:lineRule="auto"/>
+        <w:ind/>
+        <w:jc w:val="left"/>
+        <w:rPr/>
+      </w:pPr>
+      <w:r>
+        <w:rPr>
+          <w:rFonts w:ascii="Times New Roman" w:hAnsi="Times New Roman"/>
+          <w:b w:val="0"/>
+          <w:bCs w:val="0"/>
+          <w:sz w:val="24"/>
+          <w:szCs w:val="24"/>
+        </w:rPr>
+        <w:t xml:space="preserve">- BIOS boot and long-mode transition</w:t>
+      </w:r>
+      <w:r/>
+    </w:p>
+    <w:p>
+      <w:pPr>
+        <w:pStyle w:val="747"/>
+        <w:pBdr/>
+        <w:spacing w:line="360" w:lineRule="auto"/>
+        <w:ind/>
+        <w:jc w:val="left"/>
+        <w:rPr/>
+      </w:pPr>
+      <w:r>
+        <w:rPr>
+          <w:rFonts w:ascii="Times New Roman" w:hAnsi="Times New Roman"/>
+          <w:b w:val="0"/>
+          <w:bCs w:val="0"/>
+          <w:sz w:val="24"/>
+          <w:szCs w:val="24"/>
+        </w:rPr>
+        <w:t xml:space="preserve">- VGA and serial interfaces</w:t>
+      </w:r>
+      <w:r/>
+    </w:p>
+    <w:p>
+      <w:pPr>
+        <w:pStyle w:val="747"/>
+        <w:pBdr/>
+        <w:spacing w:line="360" w:lineRule="auto"/>
+        <w:ind/>
+        <w:jc w:val="left"/>
+        <w:rPr/>
+      </w:pPr>
+      <w:r>
+        <w:rPr>
+          <w:rFonts w:ascii="Times New Roman" w:hAnsi="Times New Roman"/>
+          <w:b w:val="0"/>
+          <w:bCs w:val="0"/>
+          <w:sz w:val="24"/>
+          <w:szCs w:val="24"/>
+        </w:rPr>
+        <w:t xml:space="preserve">- interrupt and timer management</w:t>
+      </w:r>
+      <w:r/>
+    </w:p>
+    <w:p>
+      <w:pPr>
+        <w:pStyle w:val="747"/>
+        <w:pBdr/>
+        <w:spacing w:line="360" w:lineRule="auto"/>
+        <w:ind/>
+        <w:jc w:val="left"/>
+        <w:rPr/>
+      </w:pPr>
+      <w:r>
+        <w:rPr>
+          <w:rFonts w:ascii="Times New Roman" w:hAnsi="Times New Roman"/>
+          <w:b w:val="0"/>
+          <w:bCs w:val="0"/>
+          <w:sz w:val="24"/>
+          <w:szCs w:val="24"/>
+        </w:rPr>
+        <w:t xml:space="preserve">- keyboard and mouse support</w:t>
+      </w:r>
+      <w:r/>
+    </w:p>
+    <w:p>
+      <w:pPr>
+        <w:pStyle w:val="747"/>
+        <w:pBdr/>
+        <w:spacing w:line="360" w:lineRule="auto"/>
+        <w:ind/>
+        <w:jc w:val="left"/>
+        <w:rPr/>
+      </w:pPr>
+      <w:r>
+        <w:rPr>
+          <w:rFonts w:ascii="Times New Roman" w:hAnsi="Times New Roman"/>
+          <w:b w:val="0"/>
+          <w:bCs w:val="0"/>
+          <w:sz w:val="24"/>
+          <w:szCs w:val="24"/>
+        </w:rPr>
+        <w:t xml:space="preserve">- scheduler and task tracking</w:t>
+      </w:r>
+      <w:r/>
+    </w:p>
+    <w:p>
+      <w:pPr>
+        <w:pStyle w:val="747"/>
+        <w:pBdr/>
+        <w:spacing w:line="360" w:lineRule="auto"/>
+        <w:ind/>
+        <w:jc w:val="left"/>
+        <w:rPr/>
+      </w:pPr>
+      <w:r>
+        <w:rPr>
+          <w:rFonts w:ascii="Times New Roman" w:hAnsi="Times New Roman"/>
+          <w:b w:val="0"/>
+          <w:bCs w:val="0"/>
+          <w:sz w:val="24"/>
+          <w:szCs w:val="24"/>
+        </w:rPr>
+      </w:r>
+      <w:r/>
+    </w:p>
+    <w:p>
+      <w:pPr>
+        <w:pStyle w:val="747"/>
+        <w:pBdr/>
+        <w:spacing w:line="360" w:lineRule="auto"/>
+        <w:ind/>
+        <w:jc w:val="left"/>
+        <w:rPr/>
+      </w:pPr>
+      <w:r>
+        <w:rPr>
+          <w:rFonts w:ascii="Times New Roman" w:hAnsi="Times New Roman"/>
+          <w:b w:val="0"/>
+          <w:bCs w:val="0"/>
+          <w:sz w:val="24"/>
+          <w:szCs w:val="24"/>
+        </w:rPr>
+        <w:t xml:space="preserve">### 15.2 Inspection and observability features</w:t>
+      </w:r>
+      <w:r/>
+    </w:p>
+    <w:p>
+      <w:pPr>
+        <w:pStyle w:val="747"/>
+        <w:pBdr/>
+        <w:spacing w:line="360" w:lineRule="auto"/>
+        <w:ind/>
+        <w:jc w:val="left"/>
+        <w:rPr/>
+      </w:pPr>
+      <w:r>
+        <w:rPr>
+          <w:rFonts w:ascii="Times New Roman" w:hAnsi="Times New Roman"/>
+          <w:b w:val="0"/>
+          <w:bCs w:val="0"/>
+          <w:sz w:val="24"/>
+          <w:szCs w:val="24"/>
+        </w:rPr>
+      </w:r>
+      <w:r/>
+    </w:p>
+    <w:p>
+      <w:pPr>
+        <w:pStyle w:val="747"/>
+        <w:pBdr/>
+        <w:spacing w:line="360" w:lineRule="auto"/>
+        <w:ind/>
+        <w:jc w:val="left"/>
+        <w:rPr/>
+      </w:pPr>
+      <w:r>
+        <w:rPr>
+          <w:rFonts w:ascii="Times New Roman" w:hAnsi="Times New Roman"/>
+          <w:b w:val="0"/>
+          <w:bCs w:val="0"/>
+          <w:sz w:val="24"/>
+          <w:szCs w:val="24"/>
+        </w:rPr>
+        <w:t xml:space="preserve">- trace recording and persistence</w:t>
+      </w:r>
+      <w:r/>
+    </w:p>
+    <w:p>
+      <w:pPr>
+        <w:pStyle w:val="747"/>
+        <w:pBdr/>
+        <w:spacing w:line="360" w:lineRule="auto"/>
+        <w:ind/>
+        <w:jc w:val="left"/>
+        <w:rPr/>
+      </w:pPr>
+      <w:r>
+        <w:rPr>
+          <w:rFonts w:ascii="Times New Roman" w:hAnsi="Times New Roman"/>
+          <w:b w:val="0"/>
+          <w:bCs w:val="0"/>
+          <w:sz w:val="24"/>
+          <w:szCs w:val="24"/>
+        </w:rPr>
+        <w:t xml:space="preserve">- `/proc` state visibility</w:t>
+      </w:r>
+      <w:r/>
+    </w:p>
+    <w:p>
+      <w:pPr>
+        <w:pStyle w:val="747"/>
+        <w:pBdr/>
+        <w:spacing w:line="360" w:lineRule="auto"/>
+        <w:ind/>
+        <w:jc w:val="left"/>
+        <w:rPr/>
+      </w:pPr>
+      <w:r>
+        <w:rPr>
+          <w:rFonts w:ascii="Times New Roman" w:hAnsi="Times New Roman"/>
+          <w:b w:val="0"/>
+          <w:bCs w:val="0"/>
+          <w:sz w:val="24"/>
+          <w:szCs w:val="24"/>
+        </w:rPr>
+        <w:t xml:space="preserve">- `/trace` session visibility</w:t>
+      </w:r>
+      <w:r/>
+    </w:p>
+    <w:p>
+      <w:pPr>
+        <w:pStyle w:val="747"/>
+        <w:pBdr/>
+        <w:spacing w:line="360" w:lineRule="auto"/>
+        <w:ind/>
+        <w:jc w:val="left"/>
+        <w:rPr/>
+      </w:pPr>
+      <w:r>
+        <w:rPr>
+          <w:rFonts w:ascii="Times New Roman" w:hAnsi="Times New Roman"/>
+          <w:b w:val="0"/>
+          <w:bCs w:val="0"/>
+          <w:sz w:val="24"/>
+          <w:szCs w:val="24"/>
+        </w:rPr>
+        <w:t xml:space="preserve">- shell manuals and explanations</w:t>
+      </w:r>
+      <w:r/>
+    </w:p>
+    <w:p>
+      <w:pPr>
+        <w:pStyle w:val="747"/>
+        <w:pBdr/>
+        <w:spacing w:line="360" w:lineRule="auto"/>
+        <w:ind/>
+        <w:jc w:val="left"/>
+        <w:rPr/>
+      </w:pPr>
+      <w:r>
+        <w:rPr>
+          <w:rFonts w:ascii="Times New Roman" w:hAnsi="Times New Roman"/>
+          <w:b w:val="0"/>
+          <w:bCs w:val="0"/>
+          <w:sz w:val="24"/>
+          <w:szCs w:val="24"/>
+        </w:rPr>
+        <w:t xml:space="preserve">- GUI dashboard counters</w:t>
+      </w:r>
+      <w:r/>
+    </w:p>
+    <w:p>
+      <w:pPr>
+        <w:pStyle w:val="747"/>
+        <w:pBdr/>
+        <w:spacing w:line="360" w:lineRule="auto"/>
+        <w:ind/>
+        <w:jc w:val="left"/>
+        <w:rPr/>
+      </w:pPr>
+      <w:r>
+        <w:rPr>
+          <w:rFonts w:ascii="Times New Roman" w:hAnsi="Times New Roman"/>
+          <w:b w:val="0"/>
+          <w:bCs w:val="0"/>
+          <w:sz w:val="24"/>
+          <w:szCs w:val="24"/>
+        </w:rPr>
+      </w:r>
+      <w:r/>
+    </w:p>
+    <w:p>
+      <w:pPr>
+        <w:pStyle w:val="747"/>
+        <w:pBdr/>
+        <w:spacing w:line="360" w:lineRule="auto"/>
+        <w:ind/>
+        <w:jc w:val="left"/>
+        <w:rPr/>
+      </w:pPr>
+      <w:r>
+        <w:rPr>
+          <w:rFonts w:ascii="Times New Roman" w:hAnsi="Times New Roman"/>
+          <w:b w:val="0"/>
+          <w:bCs w:val="0"/>
+          <w:sz w:val="24"/>
+          <w:szCs w:val="24"/>
+        </w:rPr>
+        <w:t xml:space="preserve">### 15.3 Unix-like interface features</w:t>
+      </w:r>
+      <w:r/>
+    </w:p>
+    <w:p>
+      <w:pPr>
+        <w:pStyle w:val="747"/>
+        <w:pBdr/>
+        <w:spacing w:line="360" w:lineRule="auto"/>
+        <w:ind/>
+        <w:jc w:val="left"/>
+        <w:rPr/>
+      </w:pPr>
+      <w:r>
+        <w:rPr>
+          <w:rFonts w:ascii="Times New Roman" w:hAnsi="Times New Roman"/>
+          <w:b w:val="0"/>
+          <w:bCs w:val="0"/>
+          <w:sz w:val="24"/>
+          <w:szCs w:val="24"/>
+        </w:rPr>
+      </w:r>
+      <w:r/>
+    </w:p>
+    <w:p>
+      <w:pPr>
+        <w:pStyle w:val="747"/>
+        <w:pBdr/>
+        <w:spacing w:line="360" w:lineRule="auto"/>
+        <w:ind/>
+        <w:jc w:val="left"/>
+        <w:rPr/>
+      </w:pPr>
+      <w:r>
+        <w:rPr>
+          <w:rFonts w:ascii="Times New Roman" w:hAnsi="Times New Roman"/>
+          <w:b w:val="0"/>
+          <w:bCs w:val="0"/>
+          <w:sz w:val="24"/>
+          <w:szCs w:val="24"/>
+        </w:rPr>
+        <w:t xml:space="preserve">- VFS paths</w:t>
+      </w:r>
+      <w:r/>
+    </w:p>
+    <w:p>
+      <w:pPr>
+        <w:pStyle w:val="747"/>
+        <w:pBdr/>
+        <w:spacing w:line="360" w:lineRule="auto"/>
+        <w:ind/>
+        <w:jc w:val="left"/>
+        <w:rPr/>
+      </w:pPr>
+      <w:r>
+        <w:rPr>
+          <w:rFonts w:ascii="Times New Roman" w:hAnsi="Times New Roman"/>
+          <w:b w:val="0"/>
+          <w:bCs w:val="0"/>
+          <w:sz w:val="24"/>
+          <w:szCs w:val="24"/>
+        </w:rPr>
+        <w:t xml:space="preserve">- file descriptors</w:t>
+      </w:r>
+      <w:r/>
+    </w:p>
+    <w:p>
+      <w:pPr>
+        <w:pStyle w:val="747"/>
+        <w:pBdr/>
+        <w:spacing w:line="360" w:lineRule="auto"/>
+        <w:ind/>
+        <w:jc w:val="left"/>
+        <w:rPr/>
+      </w:pPr>
+      <w:r>
+        <w:rPr>
+          <w:rFonts w:ascii="Times New Roman" w:hAnsi="Times New Roman"/>
+          <w:b w:val="0"/>
+          <w:bCs w:val="0"/>
+          <w:sz w:val="24"/>
+          <w:szCs w:val="24"/>
+        </w:rPr>
+        <w:t xml:space="preserve">- syscall-progression operations</w:t>
+      </w:r>
+      <w:r/>
+    </w:p>
+    <w:p>
+      <w:pPr>
+        <w:pStyle w:val="747"/>
+        <w:pBdr/>
+        <w:spacing w:line="360" w:lineRule="auto"/>
+        <w:ind/>
+        <w:jc w:val="left"/>
+        <w:rPr/>
+      </w:pPr>
+      <w:r>
+        <w:rPr>
+          <w:rFonts w:ascii="Times New Roman" w:hAnsi="Times New Roman"/>
+          <w:b w:val="0"/>
+          <w:bCs w:val="0"/>
+          <w:sz w:val="24"/>
+          <w:szCs w:val="24"/>
+        </w:rPr>
+        <w:t xml:space="preserve">- `/bin` executable namespace</w:t>
+      </w:r>
+      <w:r/>
+    </w:p>
+    <w:p>
+      <w:pPr>
+        <w:pStyle w:val="747"/>
+        <w:pBdr/>
+        <w:spacing w:line="360" w:lineRule="auto"/>
+        <w:ind/>
+        <w:jc w:val="left"/>
+        <w:rPr/>
+      </w:pPr>
+      <w:r>
+        <w:rPr>
+          <w:rFonts w:ascii="Times New Roman" w:hAnsi="Times New Roman"/>
+          <w:b w:val="0"/>
+          <w:bCs w:val="0"/>
+          <w:sz w:val="24"/>
+          <w:szCs w:val="24"/>
+        </w:rPr>
+        <w:t xml:space="preserve">- shell commands modeled after familiar OS tooling</w:t>
+      </w:r>
+      <w:r/>
+    </w:p>
+    <w:p>
+      <w:pPr>
+        <w:pStyle w:val="747"/>
+        <w:pBdr/>
+        <w:spacing w:line="360" w:lineRule="auto"/>
+        <w:ind/>
+        <w:jc w:val="left"/>
+        <w:rPr/>
+      </w:pPr>
+      <w:r>
+        <w:rPr>
+          <w:rFonts w:ascii="Times New Roman" w:hAnsi="Times New Roman"/>
+          <w:b w:val="0"/>
+          <w:bCs w:val="0"/>
+          <w:sz w:val="24"/>
+          <w:szCs w:val="24"/>
+        </w:rPr>
+      </w:r>
+      <w:r/>
+    </w:p>
+    <w:p>
+      <w:pPr>
+        <w:pStyle w:val="747"/>
+        <w:pBdr/>
+        <w:spacing w:line="360" w:lineRule="auto"/>
+        <w:ind/>
+        <w:jc w:val="left"/>
+        <w:rPr/>
+      </w:pPr>
+      <w:r>
+        <w:rPr>
+          <w:rFonts w:ascii="Times New Roman" w:hAnsi="Times New Roman"/>
+          <w:b w:val="0"/>
+          <w:bCs w:val="0"/>
+          <w:sz w:val="24"/>
+          <w:szCs w:val="24"/>
+        </w:rPr>
+        <w:t xml:space="preserve">### 15.4 Experimental and unique features</w:t>
+      </w:r>
+      <w:r/>
+    </w:p>
+    <w:p>
+      <w:pPr>
+        <w:pStyle w:val="747"/>
+        <w:pBdr/>
+        <w:spacing w:line="360" w:lineRule="auto"/>
+        <w:ind/>
+        <w:jc w:val="left"/>
+        <w:rPr/>
+      </w:pPr>
+      <w:r>
+        <w:rPr>
+          <w:rFonts w:ascii="Times New Roman" w:hAnsi="Times New Roman"/>
+          <w:b w:val="0"/>
+          <w:bCs w:val="0"/>
+          <w:sz w:val="24"/>
+          <w:szCs w:val="24"/>
+        </w:rPr>
+      </w:r>
+      <w:r/>
+    </w:p>
+    <w:p>
+      <w:pPr>
+        <w:pStyle w:val="747"/>
+        <w:pBdr/>
+        <w:spacing w:line="360" w:lineRule="auto"/>
+        <w:ind/>
+        <w:jc w:val="left"/>
+        <w:rPr/>
+      </w:pPr>
+      <w:r>
+        <w:rPr>
+          <w:rFonts w:ascii="Times New Roman" w:hAnsi="Times New Roman"/>
+          <w:b w:val="0"/>
+          <w:bCs w:val="0"/>
+          <w:sz w:val="24"/>
+          <w:szCs w:val="24"/>
+        </w:rPr>
+        <w:t xml:space="preserve">- networking through files</w:t>
+      </w:r>
+      <w:r/>
+    </w:p>
+    <w:p>
+      <w:pPr>
+        <w:pStyle w:val="747"/>
+        <w:pBdr/>
+        <w:spacing w:line="360" w:lineRule="auto"/>
+        <w:ind/>
+        <w:jc w:val="left"/>
+        <w:rPr/>
+      </w:pPr>
+      <w:r>
+        <w:rPr>
+          <w:rFonts w:ascii="Times New Roman" w:hAnsi="Times New Roman"/>
+          <w:b w:val="0"/>
+          <w:bCs w:val="0"/>
+          <w:sz w:val="24"/>
+          <w:szCs w:val="24"/>
+        </w:rPr>
+        <w:t xml:space="preserve">- power-aware event coalescing and simulation</w:t>
+      </w:r>
+      <w:r/>
+    </w:p>
+    <w:p>
+      <w:pPr>
+        <w:pStyle w:val="747"/>
+        <w:pBdr/>
+        <w:spacing w:line="360" w:lineRule="auto"/>
+        <w:ind/>
+        <w:jc w:val="left"/>
+        <w:rPr/>
+      </w:pPr>
+      <w:r>
+        <w:rPr>
+          <w:rFonts w:ascii="Times New Roman" w:hAnsi="Times New Roman"/>
+          <w:b w:val="0"/>
+          <w:bCs w:val="0"/>
+          <w:sz w:val="24"/>
+          <w:szCs w:val="24"/>
+        </w:rPr>
+        <w:t xml:space="preserve">- trace-first system identity</w:t>
+      </w:r>
+      <w:r/>
+    </w:p>
+    <w:p>
+      <w:pPr>
+        <w:pStyle w:val="747"/>
+        <w:pBdr/>
+        <w:spacing w:line="360" w:lineRule="auto"/>
+        <w:ind/>
+        <w:jc w:val="left"/>
+        <w:rPr/>
+      </w:pPr>
+      <w:r>
+        <w:rPr>
+          <w:rFonts w:ascii="Times New Roman" w:hAnsi="Times New Roman"/>
+          <w:b w:val="0"/>
+          <w:bCs w:val="0"/>
+          <w:sz w:val="24"/>
+          <w:szCs w:val="24"/>
+        </w:rPr>
+        <w:t xml:space="preserve">- controlled ring3 demonstration path</w:t>
+      </w:r>
+      <w:r/>
+    </w:p>
+    <w:p>
+      <w:pPr>
+        <w:pStyle w:val="747"/>
+        <w:pBdr/>
+        <w:spacing w:line="360" w:lineRule="auto"/>
+        <w:ind/>
+        <w:jc w:val="left"/>
+        <w:rPr/>
+      </w:pPr>
+      <w:r>
+        <w:rPr>
+          <w:rFonts w:ascii="Times New Roman" w:hAnsi="Times New Roman"/>
+          <w:b w:val="0"/>
+          <w:bCs w:val="0"/>
+          <w:sz w:val="24"/>
+          <w:szCs w:val="24"/>
+        </w:rPr>
+      </w:r>
+      <w:r/>
+    </w:p>
+    <w:p>
+      <w:pPr>
+        <w:pStyle w:val="747"/>
+        <w:pBdr/>
+        <w:spacing w:line="360" w:lineRule="auto"/>
+        <w:ind/>
+        <w:jc w:val="left"/>
+        <w:rPr/>
+      </w:pPr>
+      <w:r>
+        <w:rPr>
+          <w:rFonts w:ascii="Times New Roman" w:hAnsi="Times New Roman"/>
+          <w:b w:val="0"/>
+          <w:bCs w:val="0"/>
+          <w:sz w:val="24"/>
+          <w:szCs w:val="24"/>
+        </w:rPr>
+        <w:t xml:space="preserve">## 16. Why The Project Is Valuable</w:t>
+      </w:r>
+      <w:r/>
+    </w:p>
+    <w:p>
+      <w:pPr>
+        <w:pStyle w:val="747"/>
+        <w:pBdr/>
+        <w:spacing w:line="360" w:lineRule="auto"/>
+        <w:ind/>
+        <w:jc w:val="left"/>
+        <w:rPr/>
+      </w:pPr>
+      <w:r>
+        <w:rPr>
+          <w:rFonts w:ascii="Times New Roman" w:hAnsi="Times New Roman"/>
+          <w:b w:val="0"/>
+          <w:bCs w:val="0"/>
+          <w:sz w:val="24"/>
+          <w:szCs w:val="24"/>
+        </w:rPr>
+      </w:r>
+      <w:r/>
+    </w:p>
+    <w:p>
+      <w:pPr>
+        <w:pStyle w:val="747"/>
+        <w:pBdr/>
+        <w:spacing w:line="360" w:lineRule="auto"/>
+        <w:ind/>
+        <w:jc w:val="left"/>
+        <w:rPr/>
+      </w:pPr>
+      <w:r>
+        <w:rPr>
+          <w:rFonts w:ascii="Times New Roman" w:hAnsi="Times New Roman"/>
+          <w:b w:val="0"/>
+          <w:bCs w:val="0"/>
+          <w:sz w:val="24"/>
+          <w:szCs w:val="24"/>
+        </w:rPr>
+        <w:t xml:space="preserve">The technical value of `BB` lies in the fact that it unifies several areas that are often taught separately:</w:t>
+      </w:r>
+      <w:r/>
+    </w:p>
+    <w:p>
+      <w:pPr>
+        <w:pStyle w:val="747"/>
+        <w:pBdr/>
+        <w:spacing w:line="360" w:lineRule="auto"/>
+        <w:ind/>
+        <w:jc w:val="left"/>
+        <w:rPr/>
+      </w:pPr>
+      <w:r>
+        <w:rPr>
+          <w:rFonts w:ascii="Times New Roman" w:hAnsi="Times New Roman"/>
+          <w:b w:val="0"/>
+          <w:bCs w:val="0"/>
+          <w:sz w:val="24"/>
+          <w:szCs w:val="24"/>
+        </w:rPr>
+      </w:r>
+      <w:r/>
+    </w:p>
+    <w:p>
+      <w:pPr>
+        <w:pStyle w:val="747"/>
+        <w:pBdr/>
+        <w:spacing w:line="360" w:lineRule="auto"/>
+        <w:ind/>
+        <w:jc w:val="left"/>
+        <w:rPr/>
+      </w:pPr>
+      <w:r>
+        <w:rPr>
+          <w:rFonts w:ascii="Times New Roman" w:hAnsi="Times New Roman"/>
+          <w:b w:val="0"/>
+          <w:bCs w:val="0"/>
+          <w:sz w:val="24"/>
+          <w:szCs w:val="24"/>
+        </w:rPr>
+        <w:t xml:space="preserve">- machine bootstrapping</w:t>
+      </w:r>
+      <w:r/>
+    </w:p>
+    <w:p>
+      <w:pPr>
+        <w:pStyle w:val="747"/>
+        <w:pBdr/>
+        <w:spacing w:line="360" w:lineRule="auto"/>
+        <w:ind/>
+        <w:jc w:val="left"/>
+        <w:rPr/>
+      </w:pPr>
+      <w:r>
+        <w:rPr>
+          <w:rFonts w:ascii="Times New Roman" w:hAnsi="Times New Roman"/>
+          <w:b w:val="0"/>
+          <w:bCs w:val="0"/>
+          <w:sz w:val="24"/>
+          <w:szCs w:val="24"/>
+        </w:rPr>
+        <w:t xml:space="preserve">- CPU state preparation</w:t>
+      </w:r>
+      <w:r/>
+    </w:p>
+    <w:p>
+      <w:pPr>
+        <w:pStyle w:val="747"/>
+        <w:pBdr/>
+        <w:spacing w:line="360" w:lineRule="auto"/>
+        <w:ind/>
+        <w:jc w:val="left"/>
+        <w:rPr/>
+      </w:pPr>
+      <w:r>
+        <w:rPr>
+          <w:rFonts w:ascii="Times New Roman" w:hAnsi="Times New Roman"/>
+          <w:b w:val="0"/>
+          <w:bCs w:val="0"/>
+          <w:sz w:val="24"/>
+          <w:szCs w:val="24"/>
+        </w:rPr>
+        <w:t xml:space="preserve">- interrupts and device I/O</w:t>
+      </w:r>
+      <w:r/>
+    </w:p>
+    <w:p>
+      <w:pPr>
+        <w:pStyle w:val="747"/>
+        <w:pBdr/>
+        <w:spacing w:line="360" w:lineRule="auto"/>
+        <w:ind/>
+        <w:jc w:val="left"/>
+        <w:rPr/>
+      </w:pPr>
+      <w:r>
+        <w:rPr>
+          <w:rFonts w:ascii="Times New Roman" w:hAnsi="Times New Roman"/>
+          <w:b w:val="0"/>
+          <w:bCs w:val="0"/>
+          <w:sz w:val="24"/>
+          <w:szCs w:val="24"/>
+        </w:rPr>
+        <w:t xml:space="preserve">- filesystem and namespace design</w:t>
+      </w:r>
+      <w:r/>
+    </w:p>
+    <w:p>
+      <w:pPr>
+        <w:pStyle w:val="747"/>
+        <w:pBdr/>
+        <w:spacing w:line="360" w:lineRule="auto"/>
+        <w:ind/>
+        <w:jc w:val="left"/>
+        <w:rPr/>
+      </w:pPr>
+      <w:r>
+        <w:rPr>
+          <w:rFonts w:ascii="Times New Roman" w:hAnsi="Times New Roman"/>
+          <w:b w:val="0"/>
+          <w:bCs w:val="0"/>
+          <w:sz w:val="24"/>
+          <w:szCs w:val="24"/>
+        </w:rPr>
+        <w:t xml:space="preserve">- scheduling and process-like behavior</w:t>
+      </w:r>
+      <w:r/>
+    </w:p>
+    <w:p>
+      <w:pPr>
+        <w:pStyle w:val="747"/>
+        <w:pBdr/>
+        <w:spacing w:line="360" w:lineRule="auto"/>
+        <w:ind/>
+        <w:jc w:val="left"/>
+        <w:rPr/>
+      </w:pPr>
+      <w:r>
+        <w:rPr>
+          <w:rFonts w:ascii="Times New Roman" w:hAnsi="Times New Roman"/>
+          <w:b w:val="0"/>
+          <w:bCs w:val="0"/>
+          <w:sz w:val="24"/>
+          <w:szCs w:val="24"/>
+        </w:rPr>
+        <w:t xml:space="preserve">- tracing and replay-oriented observation</w:t>
+      </w:r>
+      <w:r/>
+    </w:p>
+    <w:p>
+      <w:pPr>
+        <w:pStyle w:val="747"/>
+        <w:pBdr/>
+        <w:spacing w:line="360" w:lineRule="auto"/>
+        <w:ind/>
+        <w:jc w:val="left"/>
+        <w:rPr/>
+      </w:pPr>
+      <w:r>
+        <w:rPr>
+          <w:rFonts w:ascii="Times New Roman" w:hAnsi="Times New Roman"/>
+          <w:b w:val="0"/>
+          <w:bCs w:val="0"/>
+          <w:sz w:val="24"/>
+          <w:szCs w:val="24"/>
+        </w:rPr>
+        <w:t xml:space="preserve">- experimental kernel interface design</w:t>
+      </w:r>
+      <w:r/>
+    </w:p>
+    <w:p>
+      <w:pPr>
+        <w:pStyle w:val="747"/>
+        <w:pBdr/>
+        <w:spacing w:line="360" w:lineRule="auto"/>
+        <w:ind/>
+        <w:jc w:val="left"/>
+        <w:rPr/>
+      </w:pPr>
+      <w:r>
+        <w:rPr>
+          <w:rFonts w:ascii="Times New Roman" w:hAnsi="Times New Roman"/>
+          <w:b w:val="0"/>
+          <w:bCs w:val="0"/>
+          <w:sz w:val="24"/>
+          <w:szCs w:val="24"/>
+        </w:rPr>
+      </w:r>
+      <w:r/>
+    </w:p>
+    <w:p>
+      <w:pPr>
+        <w:pStyle w:val="747"/>
+        <w:pBdr/>
+        <w:spacing w:line="360" w:lineRule="auto"/>
+        <w:ind/>
+        <w:jc w:val="left"/>
+        <w:rPr/>
+      </w:pPr>
+      <w:r>
+        <w:rPr>
+          <w:rFonts w:ascii="Times New Roman" w:hAnsi="Times New Roman"/>
+          <w:b w:val="0"/>
+          <w:bCs w:val="0"/>
+          <w:sz w:val="24"/>
+          <w:szCs w:val="24"/>
+        </w:rPr>
+        <w:t xml:space="preserve">The pedagogical value lies in the fact that all of these can be studied in a codebase that is still small enough to read. The presentation value lies in the fact that the system provides commands and visual outputs that clearly expose internal state. The re</w:t>
+      </w:r>
+      <w:r>
+        <w:rPr>
+          <w:rFonts w:ascii="Times New Roman" w:hAnsi="Times New Roman"/>
+          <w:b w:val="0"/>
+          <w:bCs w:val="0"/>
+          <w:sz w:val="24"/>
+          <w:szCs w:val="24"/>
+        </w:rPr>
+        <w:t xml:space="preserve">search value lies in the fact that the system supports trace-oriented reasoning and makes nonstandard design ideas testable.</w:t>
+      </w:r>
+      <w:r/>
+    </w:p>
+    <w:p>
+      <w:pPr>
+        <w:pStyle w:val="747"/>
+        <w:pBdr/>
+        <w:spacing w:line="360" w:lineRule="auto"/>
+        <w:ind/>
+        <w:jc w:val="left"/>
+        <w:rPr/>
+      </w:pPr>
+      <w:r>
+        <w:rPr>
+          <w:rFonts w:ascii="Times New Roman" w:hAnsi="Times New Roman"/>
+          <w:b w:val="0"/>
+          <w:bCs w:val="0"/>
+          <w:sz w:val="24"/>
+          <w:szCs w:val="24"/>
+        </w:rPr>
+      </w:r>
+      <w:r/>
+    </w:p>
+    <w:p>
+      <w:pPr>
+        <w:pStyle w:val="747"/>
+        <w:pBdr/>
+        <w:spacing w:line="360" w:lineRule="auto"/>
+        <w:ind/>
+        <w:jc w:val="left"/>
+        <w:rPr/>
+      </w:pPr>
+      <w:r>
+        <w:rPr>
+          <w:rFonts w:ascii="Times New Roman" w:hAnsi="Times New Roman"/>
+          <w:b w:val="0"/>
+          <w:bCs w:val="0"/>
+          <w:sz w:val="24"/>
+          <w:szCs w:val="24"/>
+        </w:rPr>
+        <w:t xml:space="preserve">## 17. Current Limitations</w:t>
+      </w:r>
+      <w:r/>
+    </w:p>
+    <w:p>
+      <w:pPr>
+        <w:pStyle w:val="747"/>
+        <w:pBdr/>
+        <w:spacing w:line="360" w:lineRule="auto"/>
+        <w:ind/>
+        <w:jc w:val="left"/>
+        <w:rPr/>
+      </w:pPr>
+      <w:r>
+        <w:rPr>
+          <w:rFonts w:ascii="Times New Roman" w:hAnsi="Times New Roman"/>
+          <w:b w:val="0"/>
+          <w:bCs w:val="0"/>
+          <w:sz w:val="24"/>
+          <w:szCs w:val="24"/>
+        </w:rPr>
+      </w:r>
+      <w:r/>
+    </w:p>
+    <w:p>
+      <w:pPr>
+        <w:pStyle w:val="747"/>
+        <w:pBdr/>
+        <w:spacing w:line="360" w:lineRule="auto"/>
+        <w:ind/>
+        <w:jc w:val="left"/>
+        <w:rPr/>
+      </w:pPr>
+      <w:r>
+        <w:rPr>
+          <w:rFonts w:ascii="Times New Roman" w:hAnsi="Times New Roman"/>
+          <w:b w:val="0"/>
+          <w:bCs w:val="0"/>
+          <w:sz w:val="24"/>
+          <w:szCs w:val="24"/>
+        </w:rPr>
+        <w:t xml:space="preserve">A good project description must also state the current boundary of the system. `BB` is advanced for a research kernel, but it is not yet a fully complete POSIX operating system. Major remaining gaps include:</w:t>
+      </w:r>
+      <w:r/>
+    </w:p>
+    <w:p>
+      <w:pPr>
+        <w:pStyle w:val="747"/>
+        <w:pBdr/>
+        <w:spacing w:line="360" w:lineRule="auto"/>
+        <w:ind/>
+        <w:jc w:val="left"/>
+        <w:rPr/>
+      </w:pPr>
+      <w:r>
+        <w:rPr>
+          <w:rFonts w:ascii="Times New Roman" w:hAnsi="Times New Roman"/>
+          <w:b w:val="0"/>
+          <w:bCs w:val="0"/>
+          <w:sz w:val="24"/>
+          <w:szCs w:val="24"/>
+        </w:rPr>
+      </w:r>
+      <w:r/>
+    </w:p>
+    <w:p>
+      <w:pPr>
+        <w:pStyle w:val="747"/>
+        <w:pBdr/>
+        <w:spacing w:line="360" w:lineRule="auto"/>
+        <w:ind/>
+        <w:jc w:val="left"/>
+        <w:rPr/>
+      </w:pPr>
+      <w:r>
+        <w:rPr>
+          <w:rFonts w:ascii="Times New Roman" w:hAnsi="Times New Roman"/>
+          <w:b w:val="0"/>
+          <w:bCs w:val="0"/>
+          <w:sz w:val="24"/>
+          <w:szCs w:val="24"/>
+        </w:rPr>
+        <w:t xml:space="preserve">- full per-process virtual memory management</w:t>
+      </w:r>
+      <w:r/>
+    </w:p>
+    <w:p>
+      <w:pPr>
+        <w:pStyle w:val="747"/>
+        <w:pBdr/>
+        <w:spacing w:line="360" w:lineRule="auto"/>
+        <w:ind/>
+        <w:jc w:val="left"/>
+        <w:rPr/>
+      </w:pPr>
+      <w:r>
+        <w:rPr>
+          <w:rFonts w:ascii="Times New Roman" w:hAnsi="Times New Roman"/>
+          <w:b w:val="0"/>
+          <w:bCs w:val="0"/>
+          <w:sz w:val="24"/>
+          <w:szCs w:val="24"/>
+        </w:rPr>
+        <w:t xml:space="preserve">- fully stable spawned process execution</w:t>
+      </w:r>
+      <w:r/>
+    </w:p>
+    <w:p>
+      <w:pPr>
+        <w:pStyle w:val="747"/>
+        <w:pBdr/>
+        <w:spacing w:line="360" w:lineRule="auto"/>
+        <w:ind/>
+        <w:jc w:val="left"/>
+        <w:rPr/>
+      </w:pPr>
+      <w:r>
+        <w:rPr>
+          <w:rFonts w:ascii="Times New Roman" w:hAnsi="Times New Roman"/>
+          <w:b w:val="0"/>
+          <w:bCs w:val="0"/>
+          <w:sz w:val="24"/>
+          <w:szCs w:val="24"/>
+        </w:rPr>
+        <w:t xml:space="preserve">- full POSIX `fork` and `exec` semantics</w:t>
+      </w:r>
+      <w:r/>
+    </w:p>
+    <w:p>
+      <w:pPr>
+        <w:pStyle w:val="747"/>
+        <w:pBdr/>
+        <w:spacing w:line="360" w:lineRule="auto"/>
+        <w:ind/>
+        <w:jc w:val="left"/>
+        <w:rPr/>
+      </w:pPr>
+      <w:r>
+        <w:rPr>
+          <w:rFonts w:ascii="Times New Roman" w:hAnsi="Times New Roman"/>
+          <w:b w:val="0"/>
+          <w:bCs w:val="0"/>
+          <w:sz w:val="24"/>
+          <w:szCs w:val="24"/>
+        </w:rPr>
+        <w:t xml:space="preserve">- signals and permissions</w:t>
+      </w:r>
+      <w:r/>
+    </w:p>
+    <w:p>
+      <w:pPr>
+        <w:pStyle w:val="747"/>
+        <w:pBdr/>
+        <w:spacing w:line="360" w:lineRule="auto"/>
+        <w:ind/>
+        <w:jc w:val="left"/>
+        <w:rPr/>
+      </w:pPr>
+      <w:r>
+        <w:rPr>
+          <w:rFonts w:ascii="Times New Roman" w:hAnsi="Times New Roman"/>
+          <w:b w:val="0"/>
+          <w:bCs w:val="0"/>
+          <w:sz w:val="24"/>
+          <w:szCs w:val="24"/>
+        </w:rPr>
+        <w:t xml:space="preserve">- general-purpose Unix filesystem semantics</w:t>
+      </w:r>
+      <w:r/>
+    </w:p>
+    <w:p>
+      <w:pPr>
+        <w:pStyle w:val="747"/>
+        <w:pBdr/>
+        <w:spacing w:line="360" w:lineRule="auto"/>
+        <w:ind/>
+        <w:jc w:val="left"/>
+        <w:rPr/>
+      </w:pPr>
+      <w:r>
+        <w:rPr>
+          <w:rFonts w:ascii="Times New Roman" w:hAnsi="Times New Roman"/>
+          <w:b w:val="0"/>
+          <w:bCs w:val="0"/>
+          <w:sz w:val="24"/>
+          <w:szCs w:val="24"/>
+        </w:rPr>
+        <w:t xml:space="preserve">- real NIC driver integration</w:t>
+      </w:r>
+      <w:r/>
+    </w:p>
+    <w:p>
+      <w:pPr>
+        <w:pStyle w:val="747"/>
+        <w:pBdr/>
+        <w:spacing w:line="360" w:lineRule="auto"/>
+        <w:ind/>
+        <w:jc w:val="left"/>
+        <w:rPr/>
+      </w:pPr>
+      <w:r>
+        <w:rPr>
+          <w:rFonts w:ascii="Times New Roman" w:hAnsi="Times New Roman"/>
+          <w:b w:val="0"/>
+          <w:bCs w:val="0"/>
+          <w:sz w:val="24"/>
+          <w:szCs w:val="24"/>
+        </w:rPr>
+      </w:r>
+      <w:r/>
+    </w:p>
+    <w:p>
+      <w:pPr>
+        <w:pStyle w:val="747"/>
+        <w:pBdr/>
+        <w:spacing w:line="360" w:lineRule="auto"/>
+        <w:ind/>
+        <w:jc w:val="left"/>
+        <w:rPr/>
+      </w:pPr>
+      <w:r>
+        <w:rPr>
+          <w:rFonts w:ascii="Times New Roman" w:hAnsi="Times New Roman"/>
+          <w:b w:val="0"/>
+          <w:bCs w:val="0"/>
+          <w:sz w:val="24"/>
+          <w:szCs w:val="24"/>
+        </w:rPr>
+        <w:t xml:space="preserve">These limitations do not reduce the current value of the project, but they define where future work is needed.</w:t>
+      </w:r>
+      <w:r/>
+    </w:p>
+    <w:p>
+      <w:pPr>
+        <w:pStyle w:val="747"/>
+        <w:pBdr/>
+        <w:spacing w:line="360" w:lineRule="auto"/>
+        <w:ind/>
+        <w:jc w:val="left"/>
+        <w:rPr/>
+      </w:pPr>
+      <w:r>
+        <w:rPr>
+          <w:rFonts w:ascii="Times New Roman" w:hAnsi="Times New Roman"/>
+          <w:b w:val="0"/>
+          <w:bCs w:val="0"/>
+          <w:sz w:val="24"/>
+          <w:szCs w:val="24"/>
+        </w:rPr>
+      </w:r>
+      <w:r/>
+    </w:p>
+    <w:p>
+      <w:pPr>
+        <w:pStyle w:val="747"/>
+        <w:pBdr/>
+        <w:spacing w:line="360" w:lineRule="auto"/>
+        <w:ind/>
+        <w:jc w:val="left"/>
+        <w:rPr/>
+      </w:pPr>
+      <w:r>
+        <w:rPr>
+          <w:rFonts w:ascii="Times New Roman" w:hAnsi="Times New Roman"/>
+          <w:b w:val="0"/>
+          <w:bCs w:val="0"/>
+          <w:sz w:val="24"/>
+          <w:szCs w:val="24"/>
+        </w:rPr>
+        <w:t xml:space="preserve">## 18. Future Direction</w:t>
+      </w:r>
+      <w:r/>
+    </w:p>
+    <w:p>
+      <w:pPr>
+        <w:pStyle w:val="747"/>
+        <w:pBdr/>
+        <w:spacing w:line="360" w:lineRule="auto"/>
+        <w:ind/>
+        <w:jc w:val="left"/>
+        <w:rPr/>
+      </w:pPr>
+      <w:r>
+        <w:rPr>
+          <w:rFonts w:ascii="Times New Roman" w:hAnsi="Times New Roman"/>
+          <w:b w:val="0"/>
+          <w:bCs w:val="0"/>
+          <w:sz w:val="24"/>
+          <w:szCs w:val="24"/>
+        </w:rPr>
+      </w:r>
+      <w:r/>
+    </w:p>
+    <w:p>
+      <w:pPr>
+        <w:pStyle w:val="747"/>
+        <w:pBdr/>
+        <w:spacing w:line="360" w:lineRule="auto"/>
+        <w:ind/>
+        <w:jc w:val="left"/>
+        <w:rPr/>
+      </w:pPr>
+      <w:r>
+        <w:rPr>
+          <w:rFonts w:ascii="Times New Roman" w:hAnsi="Times New Roman"/>
+          <w:b w:val="0"/>
+          <w:bCs w:val="0"/>
+          <w:sz w:val="24"/>
+          <w:szCs w:val="24"/>
+        </w:rPr>
+        <w:t xml:space="preserve">The next major growth path of the project is to move from a strong prototype kernel toward a more isolated and process-complete system. This includes richer page-table management, stronger executable loading, stronger process semantics, and deeper file-back</w:t>
+      </w:r>
+      <w:r>
+        <w:rPr>
+          <w:rFonts w:ascii="Times New Roman" w:hAnsi="Times New Roman"/>
+          <w:b w:val="0"/>
+          <w:bCs w:val="0"/>
+          <w:sz w:val="24"/>
+          <w:szCs w:val="24"/>
+        </w:rPr>
+        <w:t xml:space="preserve">ed userland behavior. At the same time, the distinctive ideas of the project should be preserved: observability, explainability, file-oriented interfaces, and visible kernel policy.</w:t>
+      </w:r>
+      <w:r/>
+    </w:p>
+    <w:p>
+      <w:pPr>
+        <w:pStyle w:val="747"/>
+        <w:pBdr/>
+        <w:spacing w:line="360" w:lineRule="auto"/>
+        <w:ind/>
+        <w:jc w:val="left"/>
+        <w:rPr/>
+      </w:pPr>
+      <w:r>
+        <w:rPr>
+          <w:rFonts w:ascii="Times New Roman" w:hAnsi="Times New Roman"/>
+          <w:b w:val="0"/>
+          <w:bCs w:val="0"/>
+          <w:sz w:val="24"/>
+          <w:szCs w:val="24"/>
+        </w:rPr>
+      </w:r>
+      <w:r/>
+    </w:p>
+    <w:p>
+      <w:pPr>
+        <w:pStyle w:val="747"/>
+        <w:pBdr/>
+        <w:spacing w:line="360" w:lineRule="auto"/>
+        <w:ind/>
+        <w:jc w:val="left"/>
+        <w:rPr/>
+      </w:pPr>
+      <w:r>
+        <w:rPr>
+          <w:rFonts w:ascii="Times New Roman" w:hAnsi="Times New Roman"/>
+          <w:b w:val="0"/>
+          <w:bCs w:val="0"/>
+          <w:sz w:val="24"/>
+          <w:szCs w:val="24"/>
+        </w:rPr>
+        <w:t xml:space="preserve">## 19. Concluding Description</w:t>
+      </w:r>
+      <w:r/>
+    </w:p>
+    <w:p>
+      <w:pPr>
+        <w:pStyle w:val="747"/>
+        <w:pBdr/>
+        <w:spacing w:line="360" w:lineRule="auto"/>
+        <w:ind/>
+        <w:jc w:val="left"/>
+        <w:rPr/>
+      </w:pPr>
+      <w:r>
+        <w:rPr>
+          <w:rFonts w:ascii="Times New Roman" w:hAnsi="Times New Roman"/>
+          <w:b w:val="0"/>
+          <w:bCs w:val="0"/>
+          <w:sz w:val="24"/>
+          <w:szCs w:val="24"/>
+        </w:rPr>
+      </w:r>
+      <w:r/>
+    </w:p>
+    <w:p>
+      <w:pPr>
+        <w:pStyle w:val="747"/>
+        <w:pBdr/>
+        <w:spacing w:line="360" w:lineRule="auto"/>
+        <w:ind/>
+        <w:jc w:val="left"/>
+        <w:rPr>
+          <w:rFonts w:ascii="Times New Roman" w:hAnsi="Times New Roman"/>
+          <w:b w:val="0"/>
+          <w:bCs w:val="0"/>
+          <w:sz w:val="24"/>
+          <w:szCs w:val="24"/>
+        </w:rPr>
+      </w:pPr>
+      <w:r>
+        <w:rPr>
+          <w:rFonts w:ascii="Times New Roman" w:hAnsi="Times New Roman"/>
+          <w:b w:val="0"/>
+          <w:bCs w:val="0"/>
+          <w:sz w:val="24"/>
+          <w:szCs w:val="24"/>
+        </w:rPr>
+        <w:t xml:space="preserve">In conclusion, `BB` is a compact but multi-dimensional kernel project. It is a bootable operating system, an educational platform, a tracing and replay-oriented research environment, an interface experiment around file-modeled networking, and a demonstratio</w:t>
+      </w:r>
+      <w:r>
+        <w:rPr>
+          <w:rFonts w:ascii="Times New Roman" w:hAnsi="Times New Roman"/>
+          <w:b w:val="0"/>
+          <w:bCs w:val="0"/>
+          <w:sz w:val="24"/>
+          <w:szCs w:val="24"/>
+        </w:rPr>
+        <w:t xml:space="preserve">n platform for visible kernel power policy. Its architecture, subsystems, and user-facing tools were built not merely to prove that a kernel can boot, but to prove that a kernel can be understood, inspected, demonstrated, and extended in a disciplined way. </w:t>
+      </w:r>
+      <w:r>
+        <w:rPr>
+          <w:rFonts w:ascii="Times New Roman" w:hAnsi="Times New Roman"/>
+          <w:b w:val="0"/>
+          <w:bCs w:val="0"/>
+          <w:sz w:val="24"/>
+          <w:szCs w:val="24"/>
+        </w:rPr>
+        <w:t xml:space="preserve">That is the central technical identity of the project.</w:t>
+      </w:r>
+      <w:r/>
+      <w:r>
+        <w:rPr>
+          <w:rFonts w:ascii="Times New Roman" w:hAnsi="Times New Roman"/>
+          <w:b w:val="0"/>
+          <w:bCs w:val="0"/>
+          <w:sz w:val="28"/>
+          <w:szCs w:val="28"/>
+        </w:rPr>
+      </w:r>
+      <w:r>
+        <w:rPr>
+          <w:rFonts w:ascii="Times New Roman" w:hAnsi="Times New Roman"/>
+          <w:b w:val="0"/>
+          <w:bCs w:val="0"/>
+          <w:sz w:val="24"/>
+          <w:szCs w:val="24"/>
+        </w:rPr>
+      </w:r>
+      <w:r>
+        <w:rPr>
+          <w:rFonts w:ascii="Times New Roman" w:hAnsi="Times New Roman"/>
+          <w:b w:val="0"/>
+          <w:bCs w:val="0"/>
+          <w:sz w:val="24"/>
+          <w:szCs w:val="24"/>
         </w:rPr>
       </w:r>
     </w:p>
